--- a/Knowledge/3-Work knowledge/1-Software Engineering/2-General Technologies/1-Version Control System/1-Git, GitHub and GitLab/5-My Source/2-Download and Install Git.docx
+++ b/Knowledge/3-Work knowledge/1-Software Engineering/2-General Technologies/1-Version Control System/1-Git, GitHub and GitLab/5-My Source/2-Download and Install Git.docx
@@ -30,17 +30,9 @@
           <w:szCs w:val="18"/>
           <w:highlight w:val="lightGray"/>
         </w:rPr>
-        <w:t># Source: ScreenShots</w:t>
-      </w:r>
-      <w:r>
-        <w:rPr>
-          <w:rFonts w:ascii="Arial" w:eastAsia="Arial" w:hAnsi="Arial" w:cs="Arial"/>
-          <w:sz w:val="18"/>
-          <w:szCs w:val="18"/>
-          <w:highlight w:val="lightGray"/>
-        </w:rPr>
-        <w:t xml:space="preserve"> </w:t>
-      </w:r>
+        <w:t xml:space="preserve"># Source: </w:t>
+      </w:r>
+      <w:proofErr w:type="spellStart"/>
       <w:r>
         <w:rPr>
           <w:rFonts w:ascii="Arial" w:eastAsia="Arial" w:hAnsi="Arial" w:cs="Arial"/>
@@ -50,8 +42,9 @@
           <w:szCs w:val="18"/>
           <w:highlight w:val="lightGray"/>
         </w:rPr>
-        <w:t>Source</w:t>
-      </w:r>
+        <w:t>ScreenShots</w:t>
+      </w:r>
+      <w:proofErr w:type="spellEnd"/>
       <w:r>
         <w:rPr>
           <w:rFonts w:ascii="Arial" w:eastAsia="Arial" w:hAnsi="Arial" w:cs="Arial"/>
@@ -59,7 +52,7 @@
           <w:szCs w:val="18"/>
           <w:highlight w:val="lightGray"/>
         </w:rPr>
-        <w:t xml:space="preserve">: </w:t>
+        <w:t xml:space="preserve"> </w:t>
       </w:r>
       <w:r>
         <w:rPr>
@@ -70,7 +63,7 @@
           <w:szCs w:val="18"/>
           <w:highlight w:val="lightGray"/>
         </w:rPr>
-        <w:t>Provided by:</w:t>
+        <w:t>Source</w:t>
       </w:r>
       <w:r>
         <w:rPr>
@@ -79,7 +72,7 @@
           <w:szCs w:val="18"/>
           <w:highlight w:val="lightGray"/>
         </w:rPr>
-        <w:t xml:space="preserve"> [Persons Table -&gt; ID Column: 1, Name_En Column: Motasem Essam] -&gt; </w:t>
+        <w:t xml:space="preserve">: </w:t>
       </w:r>
       <w:r>
         <w:rPr>
@@ -90,6 +83,46 @@
           <w:szCs w:val="18"/>
           <w:highlight w:val="lightGray"/>
         </w:rPr>
+        <w:t>Provided by:</w:t>
+      </w:r>
+      <w:r>
+        <w:rPr>
+          <w:rFonts w:ascii="Arial" w:eastAsia="Arial" w:hAnsi="Arial" w:cs="Arial"/>
+          <w:sz w:val="18"/>
+          <w:szCs w:val="18"/>
+          <w:highlight w:val="lightGray"/>
+        </w:rPr>
+        <w:t xml:space="preserve"> [Persons Table -&gt; ID Column: 1, </w:t>
+      </w:r>
+      <w:proofErr w:type="spellStart"/>
+      <w:r>
+        <w:rPr>
+          <w:rFonts w:ascii="Arial" w:eastAsia="Arial" w:hAnsi="Arial" w:cs="Arial"/>
+          <w:sz w:val="18"/>
+          <w:szCs w:val="18"/>
+          <w:highlight w:val="lightGray"/>
+        </w:rPr>
+        <w:t>Name_En</w:t>
+      </w:r>
+      <w:proofErr w:type="spellEnd"/>
+      <w:r>
+        <w:rPr>
+          <w:rFonts w:ascii="Arial" w:eastAsia="Arial" w:hAnsi="Arial" w:cs="Arial"/>
+          <w:sz w:val="18"/>
+          <w:szCs w:val="18"/>
+          <w:highlight w:val="lightGray"/>
+        </w:rPr>
+        <w:t xml:space="preserve"> Column: Motasem Essam] -&gt; </w:t>
+      </w:r>
+      <w:r>
+        <w:rPr>
+          <w:rFonts w:ascii="Arial" w:eastAsia="Arial" w:hAnsi="Arial" w:cs="Arial"/>
+          <w:b/>
+          <w:bCs/>
+          <w:sz w:val="18"/>
+          <w:szCs w:val="18"/>
+          <w:highlight w:val="lightGray"/>
+        </w:rPr>
         <w:t>Tool:</w:t>
       </w:r>
       <w:r>
@@ -99,7 +132,27 @@
           <w:szCs w:val="18"/>
           <w:highlight w:val="lightGray"/>
         </w:rPr>
-        <w:t xml:space="preserve"> [Lightshot Program] -&gt; </w:t>
+        <w:t xml:space="preserve"> [</w:t>
+      </w:r>
+      <w:proofErr w:type="spellStart"/>
+      <w:r>
+        <w:rPr>
+          <w:rFonts w:ascii="Arial" w:eastAsia="Arial" w:hAnsi="Arial" w:cs="Arial"/>
+          <w:sz w:val="18"/>
+          <w:szCs w:val="18"/>
+          <w:highlight w:val="lightGray"/>
+        </w:rPr>
+        <w:t>Lightshot</w:t>
+      </w:r>
+      <w:proofErr w:type="spellEnd"/>
+      <w:r>
+        <w:rPr>
+          <w:rFonts w:ascii="Arial" w:eastAsia="Arial" w:hAnsi="Arial" w:cs="Arial"/>
+          <w:sz w:val="18"/>
+          <w:szCs w:val="18"/>
+          <w:highlight w:val="lightGray"/>
+        </w:rPr>
+        <w:t xml:space="preserve"> Program] -&gt; </w:t>
       </w:r>
       <w:r>
         <w:rPr>
@@ -269,7 +322,7 @@
                     <pic:cNvPicPr/>
                   </pic:nvPicPr>
                   <pic:blipFill>
-                    <a:blip r:embed="rId4"/>
+                    <a:blip r:embed="rId5"/>
                     <a:stretch>
                       <a:fillRect/>
                     </a:stretch>
@@ -311,7 +364,7 @@
                     <pic:cNvPicPr/>
                   </pic:nvPicPr>
                   <pic:blipFill>
-                    <a:blip r:embed="rId5"/>
+                    <a:blip r:embed="rId6"/>
                     <a:stretch>
                       <a:fillRect/>
                     </a:stretch>
@@ -354,7 +407,7 @@
                     <pic:cNvPicPr/>
                   </pic:nvPicPr>
                   <pic:blipFill>
-                    <a:blip r:embed="rId6"/>
+                    <a:blip r:embed="rId7"/>
                     <a:stretch>
                       <a:fillRect/>
                     </a:stretch>
@@ -396,7 +449,7 @@
                     <pic:cNvPicPr/>
                   </pic:nvPicPr>
                   <pic:blipFill>
-                    <a:blip r:embed="rId7"/>
+                    <a:blip r:embed="rId8"/>
                     <a:stretch>
                       <a:fillRect/>
                     </a:stretch>
@@ -442,17 +495,9 @@
           <w:szCs w:val="18"/>
           <w:highlight w:val="lightGray"/>
         </w:rPr>
-        <w:t># Source: ScreenShots</w:t>
-      </w:r>
-      <w:r>
-        <w:rPr>
-          <w:rFonts w:ascii="Arial" w:eastAsia="Arial" w:hAnsi="Arial" w:cs="Arial"/>
-          <w:sz w:val="18"/>
-          <w:szCs w:val="18"/>
-          <w:highlight w:val="lightGray"/>
-        </w:rPr>
-        <w:t xml:space="preserve"> </w:t>
-      </w:r>
+        <w:t xml:space="preserve"># Source: </w:t>
+      </w:r>
+      <w:proofErr w:type="spellStart"/>
       <w:r>
         <w:rPr>
           <w:rFonts w:ascii="Arial" w:eastAsia="Arial" w:hAnsi="Arial" w:cs="Arial"/>
@@ -462,8 +507,9 @@
           <w:szCs w:val="18"/>
           <w:highlight w:val="lightGray"/>
         </w:rPr>
-        <w:t>Source</w:t>
-      </w:r>
+        <w:t>ScreenShots</w:t>
+      </w:r>
+      <w:proofErr w:type="spellEnd"/>
       <w:r>
         <w:rPr>
           <w:rFonts w:ascii="Arial" w:eastAsia="Arial" w:hAnsi="Arial" w:cs="Arial"/>
@@ -471,7 +517,7 @@
           <w:szCs w:val="18"/>
           <w:highlight w:val="lightGray"/>
         </w:rPr>
-        <w:t xml:space="preserve">: </w:t>
+        <w:t xml:space="preserve"> </w:t>
       </w:r>
       <w:r>
         <w:rPr>
@@ -482,7 +528,7 @@
           <w:szCs w:val="18"/>
           <w:highlight w:val="lightGray"/>
         </w:rPr>
-        <w:t>Provided by:</w:t>
+        <w:t>Source</w:t>
       </w:r>
       <w:r>
         <w:rPr>
@@ -491,7 +537,7 @@
           <w:szCs w:val="18"/>
           <w:highlight w:val="lightGray"/>
         </w:rPr>
-        <w:t xml:space="preserve"> [Persons Table -&gt; ID Column: 1, Name_En Column: Motasem Essam] -&gt; </w:t>
+        <w:t xml:space="preserve">: </w:t>
       </w:r>
       <w:r>
         <w:rPr>
@@ -502,6 +548,46 @@
           <w:szCs w:val="18"/>
           <w:highlight w:val="lightGray"/>
         </w:rPr>
+        <w:t>Provided by:</w:t>
+      </w:r>
+      <w:r>
+        <w:rPr>
+          <w:rFonts w:ascii="Arial" w:eastAsia="Arial" w:hAnsi="Arial" w:cs="Arial"/>
+          <w:sz w:val="18"/>
+          <w:szCs w:val="18"/>
+          <w:highlight w:val="lightGray"/>
+        </w:rPr>
+        <w:t xml:space="preserve"> [Persons Table -&gt; ID Column: 1, </w:t>
+      </w:r>
+      <w:proofErr w:type="spellStart"/>
+      <w:r>
+        <w:rPr>
+          <w:rFonts w:ascii="Arial" w:eastAsia="Arial" w:hAnsi="Arial" w:cs="Arial"/>
+          <w:sz w:val="18"/>
+          <w:szCs w:val="18"/>
+          <w:highlight w:val="lightGray"/>
+        </w:rPr>
+        <w:t>Name_En</w:t>
+      </w:r>
+      <w:proofErr w:type="spellEnd"/>
+      <w:r>
+        <w:rPr>
+          <w:rFonts w:ascii="Arial" w:eastAsia="Arial" w:hAnsi="Arial" w:cs="Arial"/>
+          <w:sz w:val="18"/>
+          <w:szCs w:val="18"/>
+          <w:highlight w:val="lightGray"/>
+        </w:rPr>
+        <w:t xml:space="preserve"> Column: Motasem Essam] -&gt; </w:t>
+      </w:r>
+      <w:r>
+        <w:rPr>
+          <w:rFonts w:ascii="Arial" w:eastAsia="Arial" w:hAnsi="Arial" w:cs="Arial"/>
+          <w:b/>
+          <w:bCs/>
+          <w:sz w:val="18"/>
+          <w:szCs w:val="18"/>
+          <w:highlight w:val="lightGray"/>
+        </w:rPr>
         <w:t>Tool:</w:t>
       </w:r>
       <w:r>
@@ -511,7 +597,27 @@
           <w:szCs w:val="18"/>
           <w:highlight w:val="lightGray"/>
         </w:rPr>
-        <w:t xml:space="preserve"> [Lightshot Program] -&gt; </w:t>
+        <w:t xml:space="preserve"> [</w:t>
+      </w:r>
+      <w:proofErr w:type="spellStart"/>
+      <w:r>
+        <w:rPr>
+          <w:rFonts w:ascii="Arial" w:eastAsia="Arial" w:hAnsi="Arial" w:cs="Arial"/>
+          <w:sz w:val="18"/>
+          <w:szCs w:val="18"/>
+          <w:highlight w:val="lightGray"/>
+        </w:rPr>
+        <w:t>Lightshot</w:t>
+      </w:r>
+      <w:proofErr w:type="spellEnd"/>
+      <w:r>
+        <w:rPr>
+          <w:rFonts w:ascii="Arial" w:eastAsia="Arial" w:hAnsi="Arial" w:cs="Arial"/>
+          <w:sz w:val="18"/>
+          <w:szCs w:val="18"/>
+          <w:highlight w:val="lightGray"/>
+        </w:rPr>
+        <w:t xml:space="preserve"> Program] -&gt; </w:t>
       </w:r>
       <w:r>
         <w:rPr>
@@ -672,7 +778,7 @@
                     <pic:cNvPicPr/>
                   </pic:nvPicPr>
                   <pic:blipFill>
-                    <a:blip r:embed="rId8"/>
+                    <a:blip r:embed="rId9"/>
                     <a:stretch>
                       <a:fillRect/>
                     </a:stretch>
@@ -716,7 +822,7 @@
                     <pic:cNvPicPr/>
                   </pic:nvPicPr>
                   <pic:blipFill>
-                    <a:blip r:embed="rId9"/>
+                    <a:blip r:embed="rId10"/>
                     <a:stretch>
                       <a:fillRect/>
                     </a:stretch>
@@ -759,7 +865,7 @@
                     <pic:cNvPicPr/>
                   </pic:nvPicPr>
                   <pic:blipFill>
-                    <a:blip r:embed="rId10"/>
+                    <a:blip r:embed="rId11"/>
                     <a:stretch>
                       <a:fillRect/>
                     </a:stretch>
@@ -802,7 +908,7 @@
                     <pic:cNvPicPr/>
                   </pic:nvPicPr>
                   <pic:blipFill>
-                    <a:blip r:embed="rId11"/>
+                    <a:blip r:embed="rId12"/>
                     <a:stretch>
                       <a:fillRect/>
                     </a:stretch>
@@ -845,7 +951,7 @@
                     <pic:cNvPicPr/>
                   </pic:nvPicPr>
                   <pic:blipFill>
-                    <a:blip r:embed="rId12"/>
+                    <a:blip r:embed="rId13"/>
                     <a:stretch>
                       <a:fillRect/>
                     </a:stretch>
@@ -888,7 +994,7 @@
                     <pic:cNvPicPr/>
                   </pic:nvPicPr>
                   <pic:blipFill>
-                    <a:blip r:embed="rId13"/>
+                    <a:blip r:embed="rId14"/>
                     <a:stretch>
                       <a:fillRect/>
                     </a:stretch>
@@ -931,7 +1037,7 @@
                     <pic:cNvPicPr/>
                   </pic:nvPicPr>
                   <pic:blipFill>
-                    <a:blip r:embed="rId14"/>
+                    <a:blip r:embed="rId15"/>
                     <a:stretch>
                       <a:fillRect/>
                     </a:stretch>
@@ -974,7 +1080,7 @@
                     <pic:cNvPicPr/>
                   </pic:nvPicPr>
                   <pic:blipFill>
-                    <a:blip r:embed="rId15"/>
+                    <a:blip r:embed="rId16"/>
                     <a:stretch>
                       <a:fillRect/>
                     </a:stretch>
@@ -1017,7 +1123,7 @@
                     <pic:cNvPicPr/>
                   </pic:nvPicPr>
                   <pic:blipFill>
-                    <a:blip r:embed="rId16"/>
+                    <a:blip r:embed="rId17"/>
                     <a:stretch>
                       <a:fillRect/>
                     </a:stretch>
@@ -1060,7 +1166,7 @@
                     <pic:cNvPicPr/>
                   </pic:nvPicPr>
                   <pic:blipFill>
-                    <a:blip r:embed="rId17"/>
+                    <a:blip r:embed="rId18"/>
                     <a:stretch>
                       <a:fillRect/>
                     </a:stretch>
@@ -1103,7 +1209,7 @@
                     <pic:cNvPicPr/>
                   </pic:nvPicPr>
                   <pic:blipFill>
-                    <a:blip r:embed="rId18"/>
+                    <a:blip r:embed="rId19"/>
                     <a:stretch>
                       <a:fillRect/>
                     </a:stretch>
@@ -1146,7 +1252,7 @@
                     <pic:cNvPicPr/>
                   </pic:nvPicPr>
                   <pic:blipFill>
-                    <a:blip r:embed="rId19"/>
+                    <a:blip r:embed="rId20"/>
                     <a:stretch>
                       <a:fillRect/>
                     </a:stretch>
@@ -1196,7 +1302,7 @@
                     <pic:cNvPicPr/>
                   </pic:nvPicPr>
                   <pic:blipFill>
-                    <a:blip r:embed="rId20"/>
+                    <a:blip r:embed="rId21"/>
                     <a:stretch>
                       <a:fillRect/>
                     </a:stretch>
@@ -1239,7 +1345,7 @@
                     <pic:cNvPicPr/>
                   </pic:nvPicPr>
                   <pic:blipFill>
-                    <a:blip r:embed="rId21"/>
+                    <a:blip r:embed="rId22"/>
                     <a:stretch>
                       <a:fillRect/>
                     </a:stretch>
@@ -1282,7 +1388,7 @@
                     <pic:cNvPicPr/>
                   </pic:nvPicPr>
                   <pic:blipFill>
-                    <a:blip r:embed="rId22"/>
+                    <a:blip r:embed="rId23"/>
                     <a:stretch>
                       <a:fillRect/>
                     </a:stretch>
@@ -1325,7 +1431,7 @@
                     <pic:cNvPicPr/>
                   </pic:nvPicPr>
                   <pic:blipFill>
-                    <a:blip r:embed="rId23"/>
+                    <a:blip r:embed="rId24"/>
                     <a:stretch>
                       <a:fillRect/>
                     </a:stretch>
@@ -1368,7 +1474,7 @@
                     <pic:cNvPicPr/>
                   </pic:nvPicPr>
                   <pic:blipFill>
-                    <a:blip r:embed="rId24"/>
+                    <a:blip r:embed="rId25"/>
                     <a:stretch>
                       <a:fillRect/>
                     </a:stretch>
@@ -1411,7 +1517,7 @@
                     <pic:cNvPicPr/>
                   </pic:nvPicPr>
                   <pic:blipFill>
-                    <a:blip r:embed="rId25"/>
+                    <a:blip r:embed="rId26"/>
                     <a:stretch>
                       <a:fillRect/>
                     </a:stretch>
@@ -1437,87 +1543,1313 @@
         <w:pStyle w:val="Heading2"/>
       </w:pPr>
       <w:r>
-        <w:t>Run Git</w:t>
-      </w:r>
-      <w:r>
-        <w:t xml:space="preserve"> Bash</w:t>
-      </w:r>
-    </w:p>
-    <w:p>
-      <w:pPr>
-        <w:rPr>
-          <w:rFonts w:ascii="Arial" w:eastAsia="Arial" w:hAnsi="Arial" w:cs="Arial"/>
-          <w:sz w:val="18"/>
-          <w:szCs w:val="18"/>
-        </w:rPr>
-      </w:pPr>
-      <w:r>
-        <w:rPr>
-          <w:rFonts w:ascii="Arial" w:eastAsia="Arial" w:hAnsi="Arial" w:cs="Arial"/>
+        <w:t>Git Bash</w:t>
+      </w:r>
+    </w:p>
+    <w:p>
+      <w:pPr>
+        <w:rPr>
+          <w:rFonts w:ascii="Arial" w:hAnsi="Arial" w:cs="Arial"/>
+          <w:color w:val="000000"/>
+          <w:sz w:val="18"/>
+        </w:rPr>
+      </w:pPr>
+      <w:r>
+        <w:rPr>
+          <w:rFonts w:ascii="Arial" w:hAnsi="Arial" w:cs="Arial"/>
+          <w:b/>
+          <w:color w:val="000000"/>
+          <w:sz w:val="18"/>
+          <w:highlight w:val="lightGray"/>
+        </w:rPr>
+        <w:t># Source: AI Source: Provided by: [Data Path</w:t>
+      </w:r>
+      <w:r>
+        <w:rPr>
+          <w:rFonts w:ascii="Arial" w:hAnsi="Arial" w:cs="Arial"/>
+          <w:color w:val="000000"/>
+          <w:sz w:val="18"/>
+          <w:highlight w:val="lightGray"/>
+        </w:rPr>
+        <w:t xml:space="preserve">: Persons Table -&gt; ID Column: 1, </w:t>
+      </w:r>
+      <w:proofErr w:type="spellStart"/>
+      <w:r>
+        <w:rPr>
+          <w:rFonts w:ascii="Arial" w:hAnsi="Arial" w:cs="Arial"/>
+          <w:color w:val="000000"/>
+          <w:sz w:val="18"/>
+          <w:highlight w:val="lightGray"/>
+        </w:rPr>
+        <w:t>Name_En</w:t>
+      </w:r>
+      <w:proofErr w:type="spellEnd"/>
+      <w:r>
+        <w:rPr>
+          <w:rFonts w:ascii="Arial" w:hAnsi="Arial" w:cs="Arial"/>
+          <w:color w:val="000000"/>
+          <w:sz w:val="18"/>
+          <w:highlight w:val="lightGray"/>
+        </w:rPr>
+        <w:t xml:space="preserve"> Column: Motasem Essam] -&gt; </w:t>
+      </w:r>
+      <w:r>
+        <w:rPr>
+          <w:rFonts w:ascii="Arial" w:hAnsi="Arial" w:cs="Arial"/>
+          <w:b/>
+          <w:color w:val="000000"/>
+          <w:sz w:val="18"/>
+          <w:highlight w:val="lightGray"/>
+        </w:rPr>
+        <w:t>From:</w:t>
+      </w:r>
+      <w:r>
+        <w:rPr>
+          <w:rFonts w:ascii="Arial" w:hAnsi="Arial" w:cs="Arial"/>
+          <w:color w:val="000000"/>
+          <w:sz w:val="18"/>
+          <w:highlight w:val="lightGray"/>
+        </w:rPr>
+        <w:t xml:space="preserve"> [</w:t>
+      </w:r>
+      <w:proofErr w:type="spellStart"/>
+      <w:r>
+        <w:rPr>
+          <w:rFonts w:ascii="Arial" w:hAnsi="Arial" w:cs="Arial"/>
+          <w:color w:val="000000"/>
+          <w:sz w:val="18"/>
+          <w:highlight w:val="lightGray"/>
+        </w:rPr>
+        <w:t>Chatgpt</w:t>
+      </w:r>
+      <w:proofErr w:type="spellEnd"/>
+      <w:r>
+        <w:rPr>
+          <w:rFonts w:ascii="Arial" w:hAnsi="Arial" w:cs="Arial"/>
+          <w:color w:val="000000"/>
+          <w:sz w:val="18"/>
+          <w:highlight w:val="lightGray"/>
+        </w:rPr>
+        <w:t xml:space="preserve"> (GPT</w:t>
+      </w:r>
+      <w:r>
+        <w:rPr>
+          <w:rFonts w:ascii="Cambria Math" w:hAnsi="Cambria Math" w:cs="Cambria Math"/>
+          <w:color w:val="000000"/>
+          <w:sz w:val="18"/>
+          <w:highlight w:val="lightGray"/>
+        </w:rPr>
+        <w:t>‑</w:t>
+      </w:r>
+      <w:r>
+        <w:rPr>
+          <w:rFonts w:ascii="Arial" w:hAnsi="Arial" w:cs="Arial"/>
+          <w:color w:val="000000"/>
+          <w:sz w:val="18"/>
+          <w:highlight w:val="lightGray"/>
+        </w:rPr>
+        <w:t xml:space="preserve">5 Mini)] </w:t>
+      </w:r>
+      <w:r>
+        <w:rPr>
+          <w:rFonts w:ascii="Arial" w:hAnsi="Arial" w:cs="Arial"/>
+          <w:b/>
+          <w:color w:val="000000"/>
+          <w:sz w:val="18"/>
+          <w:highlight w:val="lightGray"/>
+        </w:rPr>
+        <w:t>on</w:t>
+      </w:r>
+      <w:r>
+        <w:rPr>
+          <w:rFonts w:ascii="Arial" w:hAnsi="Arial" w:cs="Arial"/>
+          <w:color w:val="000000"/>
+          <w:sz w:val="18"/>
+          <w:highlight w:val="lightGray"/>
+        </w:rPr>
+        <w:t xml:space="preserve"> [2/16/2026]</w:t>
+      </w:r>
+    </w:p>
+    <w:p>
+      <w:pPr>
+        <w:pStyle w:val="Heading3"/>
+      </w:pPr>
+      <w:r>
+        <w:t xml:space="preserve">What is </w:t>
+      </w:r>
+      <w:r>
+        <w:t>Git Bash</w:t>
+      </w:r>
+    </w:p>
+    <w:p>
+      <w:r>
+        <w:rPr>
+          <w:rFonts w:ascii="Arial" w:hAnsi="Arial" w:cs="Arial"/>
+          <w:b/>
+          <w:color w:val="000000"/>
+          <w:sz w:val="18"/>
+          <w:highlight w:val="lightGray"/>
+        </w:rPr>
+        <w:t># Source: AI Source: Provided by: [Data Path</w:t>
+      </w:r>
+      <w:r>
+        <w:rPr>
+          <w:rFonts w:ascii="Arial" w:hAnsi="Arial" w:cs="Arial"/>
+          <w:color w:val="000000"/>
+          <w:sz w:val="18"/>
+          <w:highlight w:val="lightGray"/>
+        </w:rPr>
+        <w:t xml:space="preserve">: Persons Table -&gt; ID Column: 1, </w:t>
+      </w:r>
+      <w:proofErr w:type="spellStart"/>
+      <w:r>
+        <w:rPr>
+          <w:rFonts w:ascii="Arial" w:hAnsi="Arial" w:cs="Arial"/>
+          <w:color w:val="000000"/>
+          <w:sz w:val="18"/>
+          <w:highlight w:val="lightGray"/>
+        </w:rPr>
+        <w:t>Name_En</w:t>
+      </w:r>
+      <w:proofErr w:type="spellEnd"/>
+      <w:r>
+        <w:rPr>
+          <w:rFonts w:ascii="Arial" w:hAnsi="Arial" w:cs="Arial"/>
+          <w:color w:val="000000"/>
+          <w:sz w:val="18"/>
+          <w:highlight w:val="lightGray"/>
+        </w:rPr>
+        <w:t xml:space="preserve"> Column: Motasem Essam] -&gt; </w:t>
+      </w:r>
+      <w:r>
+        <w:rPr>
+          <w:rFonts w:ascii="Arial" w:hAnsi="Arial" w:cs="Arial"/>
+          <w:b/>
+          <w:color w:val="000000"/>
+          <w:sz w:val="18"/>
+          <w:highlight w:val="lightGray"/>
+        </w:rPr>
+        <w:t>From:</w:t>
+      </w:r>
+      <w:r>
+        <w:rPr>
+          <w:rFonts w:ascii="Arial" w:hAnsi="Arial" w:cs="Arial"/>
+          <w:color w:val="000000"/>
+          <w:sz w:val="18"/>
+          <w:highlight w:val="lightGray"/>
+        </w:rPr>
+        <w:t xml:space="preserve"> [</w:t>
+      </w:r>
+      <w:proofErr w:type="spellStart"/>
+      <w:r>
+        <w:rPr>
+          <w:rFonts w:ascii="Arial" w:hAnsi="Arial" w:cs="Arial"/>
+          <w:color w:val="000000"/>
+          <w:sz w:val="18"/>
+          <w:highlight w:val="lightGray"/>
+        </w:rPr>
+        <w:t>Chatgpt</w:t>
+      </w:r>
+      <w:proofErr w:type="spellEnd"/>
+      <w:r>
+        <w:rPr>
+          <w:rFonts w:ascii="Arial" w:hAnsi="Arial" w:cs="Arial"/>
+          <w:color w:val="000000"/>
+          <w:sz w:val="18"/>
+          <w:highlight w:val="lightGray"/>
+        </w:rPr>
+        <w:t xml:space="preserve"> (GPT</w:t>
+      </w:r>
+      <w:r>
+        <w:rPr>
+          <w:rFonts w:ascii="Cambria Math" w:hAnsi="Cambria Math" w:cs="Cambria Math"/>
+          <w:color w:val="000000"/>
+          <w:sz w:val="18"/>
+          <w:highlight w:val="lightGray"/>
+        </w:rPr>
+        <w:t>‑</w:t>
+      </w:r>
+      <w:r>
+        <w:rPr>
+          <w:rFonts w:ascii="Arial" w:hAnsi="Arial" w:cs="Arial"/>
+          <w:color w:val="000000"/>
+          <w:sz w:val="18"/>
+          <w:highlight w:val="lightGray"/>
+        </w:rPr>
+        <w:t xml:space="preserve">5 Mini)] </w:t>
+      </w:r>
+      <w:r>
+        <w:rPr>
+          <w:rFonts w:ascii="Arial" w:hAnsi="Arial" w:cs="Arial"/>
+          <w:b/>
+          <w:color w:val="000000"/>
+          <w:sz w:val="18"/>
+          <w:highlight w:val="lightGray"/>
+        </w:rPr>
+        <w:t>on</w:t>
+      </w:r>
+      <w:r>
+        <w:rPr>
+          <w:rFonts w:ascii="Arial" w:hAnsi="Arial" w:cs="Arial"/>
+          <w:color w:val="000000"/>
+          <w:sz w:val="18"/>
+          <w:highlight w:val="lightGray"/>
+        </w:rPr>
+        <w:t xml:space="preserve"> [2/16/2026]</w:t>
+      </w:r>
+    </w:p>
+    <w:p>
+      <w:pPr>
+        <w:rPr>
+          <w:rFonts w:ascii="Roboto Mono" w:hAnsi="Roboto Mono"/>
+        </w:rPr>
+      </w:pPr>
+      <w:r>
+        <w:rPr>
+          <w:rFonts w:ascii="Roboto Mono" w:hAnsi="Roboto Mono"/>
           <w:b/>
           <w:bCs/>
-          <w:sz w:val="18"/>
-          <w:szCs w:val="18"/>
-          <w:highlight w:val="lightGray"/>
-        </w:rPr>
-        <w:t># Source: ScreenShots</w:t>
-      </w:r>
-      <w:r>
-        <w:rPr>
-          <w:rFonts w:ascii="Arial" w:eastAsia="Arial" w:hAnsi="Arial" w:cs="Arial"/>
-          <w:sz w:val="18"/>
-          <w:szCs w:val="18"/>
-          <w:highlight w:val="lightGray"/>
-        </w:rPr>
-        <w:t xml:space="preserve"> </w:t>
-      </w:r>
-      <w:r>
-        <w:rPr>
-          <w:rFonts w:ascii="Arial" w:eastAsia="Arial" w:hAnsi="Arial" w:cs="Arial"/>
+        </w:rPr>
+        <w:t>Git Bash</w:t>
+      </w:r>
+      <w:r>
+        <w:rPr>
+          <w:rFonts w:ascii="Roboto Mono" w:hAnsi="Roboto Mono"/>
+        </w:rPr>
+        <w:t xml:space="preserve"> is a command-line tool that lets you use </w:t>
+      </w:r>
+      <w:r>
+        <w:rPr>
+          <w:rFonts w:ascii="Roboto Mono" w:hAnsi="Roboto Mono"/>
           <w:b/>
           <w:bCs/>
-          <w:sz w:val="18"/>
-          <w:szCs w:val="18"/>
-          <w:highlight w:val="lightGray"/>
-        </w:rPr>
-        <w:t>Source</w:t>
-      </w:r>
-      <w:r>
-        <w:rPr>
-          <w:rFonts w:ascii="Arial" w:eastAsia="Arial" w:hAnsi="Arial" w:cs="Arial"/>
-          <w:sz w:val="18"/>
-          <w:szCs w:val="18"/>
-          <w:highlight w:val="lightGray"/>
-        </w:rPr>
-        <w:t xml:space="preserve">: </w:t>
-      </w:r>
-      <w:r>
-        <w:rPr>
-          <w:rFonts w:ascii="Arial" w:eastAsia="Arial" w:hAnsi="Arial" w:cs="Arial"/>
+        </w:rPr>
+        <w:t>Git and Linux/Unix commands on Windows</w:t>
+      </w:r>
+      <w:r>
+        <w:rPr>
+          <w:rFonts w:ascii="Roboto Mono" w:hAnsi="Roboto Mono"/>
+        </w:rPr>
+        <w:t>.</w:t>
+      </w:r>
+    </w:p>
+    <w:p>
+      <w:pPr>
+        <w:rPr>
+          <w:rFonts w:ascii="Roboto Mono" w:hAnsi="Roboto Mono"/>
+        </w:rPr>
+      </w:pPr>
+      <w:r>
+        <w:rPr>
+          <w:rFonts w:ascii="Roboto Mono" w:hAnsi="Roboto Mono"/>
+        </w:rPr>
+        <w:t xml:space="preserve">In simple terms, it gives you a </w:t>
+      </w:r>
+      <w:r>
+        <w:rPr>
+          <w:rFonts w:ascii="Roboto Mono" w:hAnsi="Roboto Mono"/>
           <w:b/>
           <w:bCs/>
-          <w:sz w:val="18"/>
-          <w:szCs w:val="18"/>
-          <w:highlight w:val="lightGray"/>
-        </w:rPr>
-        <w:t>Provided by:</w:t>
-      </w:r>
-      <w:r>
-        <w:rPr>
-          <w:rFonts w:ascii="Arial" w:eastAsia="Arial" w:hAnsi="Arial" w:cs="Arial"/>
-          <w:sz w:val="18"/>
-          <w:szCs w:val="18"/>
-          <w:highlight w:val="lightGray"/>
-        </w:rPr>
-        <w:t xml:space="preserve"> [Persons Table -&gt; ID Column: 1, Name_En Column: Motasem Essam] -&gt; </w:t>
-      </w:r>
-      <w:r>
-        <w:rPr>
-          <w:rFonts w:ascii="Arial" w:eastAsia="Arial" w:hAnsi="Arial" w:cs="Arial"/>
+        </w:rPr>
+        <w:t>terminal (black window)</w:t>
+      </w:r>
+      <w:r>
+        <w:rPr>
+          <w:rFonts w:ascii="Roboto Mono" w:hAnsi="Roboto Mono"/>
+        </w:rPr>
+        <w:t xml:space="preserve"> where you can run Git commands like:</w:t>
+      </w:r>
+    </w:p>
+    <w:p>
+      <w:pPr>
+        <w:numPr>
+          <w:ilvl w:val="0"/>
+          <w:numId w:val="6"/>
+        </w:numPr>
+        <w:rPr>
+          <w:rFonts w:ascii="Roboto Mono" w:hAnsi="Roboto Mono"/>
+        </w:rPr>
+      </w:pPr>
+      <w:r>
+        <w:rPr>
+          <w:rFonts w:ascii="Roboto Mono" w:hAnsi="Roboto Mono"/>
+        </w:rPr>
+        <w:t>git clone</w:t>
+      </w:r>
+    </w:p>
+    <w:p>
+      <w:pPr>
+        <w:numPr>
+          <w:ilvl w:val="0"/>
+          <w:numId w:val="6"/>
+        </w:numPr>
+        <w:rPr>
+          <w:rFonts w:ascii="Roboto Mono" w:hAnsi="Roboto Mono"/>
+        </w:rPr>
+      </w:pPr>
+      <w:r>
+        <w:rPr>
+          <w:rFonts w:ascii="Roboto Mono" w:hAnsi="Roboto Mono"/>
+        </w:rPr>
+        <w:t xml:space="preserve">git </w:t>
+      </w:r>
+      <w:proofErr w:type="gramStart"/>
+      <w:r>
+        <w:rPr>
+          <w:rFonts w:ascii="Roboto Mono" w:hAnsi="Roboto Mono"/>
+        </w:rPr>
+        <w:t>add</w:t>
+      </w:r>
+      <w:proofErr w:type="gramEnd"/>
+    </w:p>
+    <w:p>
+      <w:pPr>
+        <w:numPr>
+          <w:ilvl w:val="0"/>
+          <w:numId w:val="6"/>
+        </w:numPr>
+        <w:rPr>
+          <w:rFonts w:ascii="Roboto Mono" w:hAnsi="Roboto Mono"/>
+        </w:rPr>
+      </w:pPr>
+      <w:r>
+        <w:rPr>
+          <w:rFonts w:ascii="Roboto Mono" w:hAnsi="Roboto Mono"/>
+        </w:rPr>
+        <w:t xml:space="preserve">git </w:t>
+      </w:r>
+      <w:proofErr w:type="gramStart"/>
+      <w:r>
+        <w:rPr>
+          <w:rFonts w:ascii="Roboto Mono" w:hAnsi="Roboto Mono"/>
+        </w:rPr>
+        <w:t>commit</w:t>
+      </w:r>
+      <w:proofErr w:type="gramEnd"/>
+    </w:p>
+    <w:p>
+      <w:pPr>
+        <w:numPr>
+          <w:ilvl w:val="0"/>
+          <w:numId w:val="6"/>
+        </w:numPr>
+        <w:rPr>
+          <w:rFonts w:ascii="Roboto Mono" w:hAnsi="Roboto Mono"/>
+        </w:rPr>
+      </w:pPr>
+      <w:r>
+        <w:rPr>
+          <w:rFonts w:ascii="Roboto Mono" w:hAnsi="Roboto Mono"/>
+        </w:rPr>
+        <w:lastRenderedPageBreak/>
+        <w:t>git push</w:t>
+      </w:r>
+    </w:p>
+    <w:p>
+      <w:pPr>
+        <w:rPr>
+          <w:rFonts w:ascii="Roboto Mono" w:hAnsi="Roboto Mono"/>
+        </w:rPr>
+      </w:pPr>
+      <w:r>
+        <w:rPr>
+          <w:rFonts w:ascii="Roboto Mono" w:hAnsi="Roboto Mono"/>
+        </w:rPr>
+        <w:t xml:space="preserve">and </w:t>
+      </w:r>
+      <w:proofErr w:type="gramStart"/>
+      <w:r>
+        <w:rPr>
+          <w:rFonts w:ascii="Roboto Mono" w:hAnsi="Roboto Mono"/>
+        </w:rPr>
+        <w:t>also</w:t>
+      </w:r>
+      <w:proofErr w:type="gramEnd"/>
+      <w:r>
+        <w:rPr>
+          <w:rFonts w:ascii="Roboto Mono" w:hAnsi="Roboto Mono"/>
+        </w:rPr>
+        <w:t xml:space="preserve"> common shell commands like:</w:t>
+      </w:r>
+    </w:p>
+    <w:p>
+      <w:pPr>
+        <w:numPr>
+          <w:ilvl w:val="0"/>
+          <w:numId w:val="7"/>
+        </w:numPr>
+        <w:rPr>
+          <w:rFonts w:ascii="Roboto Mono" w:hAnsi="Roboto Mono"/>
+        </w:rPr>
+      </w:pPr>
+      <w:r>
+        <w:rPr>
+          <w:rFonts w:ascii="Roboto Mono" w:hAnsi="Roboto Mono"/>
+        </w:rPr>
+        <w:t>ls (list files)</w:t>
+      </w:r>
+    </w:p>
+    <w:p>
+      <w:pPr>
+        <w:numPr>
+          <w:ilvl w:val="0"/>
+          <w:numId w:val="7"/>
+        </w:numPr>
+        <w:rPr>
+          <w:rFonts w:ascii="Roboto Mono" w:hAnsi="Roboto Mono"/>
+        </w:rPr>
+      </w:pPr>
+      <w:r>
+        <w:rPr>
+          <w:rFonts w:ascii="Roboto Mono" w:hAnsi="Roboto Mono"/>
+        </w:rPr>
+        <w:t>cd (change directory)</w:t>
+      </w:r>
+    </w:p>
+    <w:p>
+      <w:pPr>
+        <w:numPr>
+          <w:ilvl w:val="0"/>
+          <w:numId w:val="7"/>
+        </w:numPr>
+        <w:rPr>
+          <w:rFonts w:ascii="Roboto Mono" w:hAnsi="Roboto Mono"/>
+        </w:rPr>
+      </w:pPr>
+      <w:proofErr w:type="spellStart"/>
+      <w:r>
+        <w:rPr>
+          <w:rFonts w:ascii="Roboto Mono" w:hAnsi="Roboto Mono"/>
+        </w:rPr>
+        <w:t>mkdir</w:t>
+      </w:r>
+      <w:proofErr w:type="spellEnd"/>
+      <w:r>
+        <w:rPr>
+          <w:rFonts w:ascii="Roboto Mono" w:hAnsi="Roboto Mono"/>
+        </w:rPr>
+        <w:t xml:space="preserve"> (create folder)</w:t>
+      </w:r>
+    </w:p>
+    <w:p>
+      <w:pPr>
+        <w:numPr>
+          <w:ilvl w:val="0"/>
+          <w:numId w:val="7"/>
+        </w:numPr>
+        <w:rPr>
+          <w:rFonts w:ascii="Roboto Mono" w:hAnsi="Roboto Mono"/>
+        </w:rPr>
+      </w:pPr>
+      <w:r>
+        <w:rPr>
+          <w:rFonts w:ascii="Roboto Mono" w:hAnsi="Roboto Mono"/>
+        </w:rPr>
+        <w:t>rm (delete files)</w:t>
+      </w:r>
+    </w:p>
+    <w:p>
+      <w:pPr>
+        <w:rPr>
+          <w:rFonts w:ascii="Roboto Mono" w:hAnsi="Roboto Mono"/>
+        </w:rPr>
+      </w:pPr>
+      <w:r>
+        <w:rPr>
+          <w:rFonts w:ascii="Roboto Mono" w:hAnsi="Roboto Mono"/>
+        </w:rPr>
+        <w:pict w14:anchorId="5F7D39A3">
+          <v:rect id="_x0000_i1141" style="width:0;height:1.5pt" o:hralign="center" o:hrstd="t" o:hr="t" fillcolor="#a0a0a0" stroked="f"/>
+        </w:pict>
+      </w:r>
+    </w:p>
+    <w:p>
+      <w:pPr>
+        <w:pStyle w:val="Heading3"/>
+      </w:pPr>
+      <w:r>
+        <w:t>What Git Bash includes</w:t>
+      </w:r>
+    </w:p>
+    <w:p>
+      <w:r>
+        <w:rPr>
+          <w:rFonts w:ascii="Arial" w:hAnsi="Arial" w:cs="Arial"/>
+          <w:b/>
+          <w:color w:val="000000"/>
+          <w:sz w:val="18"/>
+          <w:highlight w:val="lightGray"/>
+        </w:rPr>
+        <w:t># Source: AI Source: Provided by: [Data Path</w:t>
+      </w:r>
+      <w:r>
+        <w:rPr>
+          <w:rFonts w:ascii="Arial" w:hAnsi="Arial" w:cs="Arial"/>
+          <w:color w:val="000000"/>
+          <w:sz w:val="18"/>
+          <w:highlight w:val="lightGray"/>
+        </w:rPr>
+        <w:t xml:space="preserve">: Persons Table -&gt; ID Column: 1, </w:t>
+      </w:r>
+      <w:proofErr w:type="spellStart"/>
+      <w:r>
+        <w:rPr>
+          <w:rFonts w:ascii="Arial" w:hAnsi="Arial" w:cs="Arial"/>
+          <w:color w:val="000000"/>
+          <w:sz w:val="18"/>
+          <w:highlight w:val="lightGray"/>
+        </w:rPr>
+        <w:t>Name_En</w:t>
+      </w:r>
+      <w:proofErr w:type="spellEnd"/>
+      <w:r>
+        <w:rPr>
+          <w:rFonts w:ascii="Arial" w:hAnsi="Arial" w:cs="Arial"/>
+          <w:color w:val="000000"/>
+          <w:sz w:val="18"/>
+          <w:highlight w:val="lightGray"/>
+        </w:rPr>
+        <w:t xml:space="preserve"> Column: Motasem Essam] -&gt; </w:t>
+      </w:r>
+      <w:r>
+        <w:rPr>
+          <w:rFonts w:ascii="Arial" w:hAnsi="Arial" w:cs="Arial"/>
+          <w:b/>
+          <w:color w:val="000000"/>
+          <w:sz w:val="18"/>
+          <w:highlight w:val="lightGray"/>
+        </w:rPr>
+        <w:t>From:</w:t>
+      </w:r>
+      <w:r>
+        <w:rPr>
+          <w:rFonts w:ascii="Arial" w:hAnsi="Arial" w:cs="Arial"/>
+          <w:color w:val="000000"/>
+          <w:sz w:val="18"/>
+          <w:highlight w:val="lightGray"/>
+        </w:rPr>
+        <w:t xml:space="preserve"> [</w:t>
+      </w:r>
+      <w:proofErr w:type="spellStart"/>
+      <w:r>
+        <w:rPr>
+          <w:rFonts w:ascii="Arial" w:hAnsi="Arial" w:cs="Arial"/>
+          <w:color w:val="000000"/>
+          <w:sz w:val="18"/>
+          <w:highlight w:val="lightGray"/>
+        </w:rPr>
+        <w:t>Chatgpt</w:t>
+      </w:r>
+      <w:proofErr w:type="spellEnd"/>
+      <w:r>
+        <w:rPr>
+          <w:rFonts w:ascii="Arial" w:hAnsi="Arial" w:cs="Arial"/>
+          <w:color w:val="000000"/>
+          <w:sz w:val="18"/>
+          <w:highlight w:val="lightGray"/>
+        </w:rPr>
+        <w:t xml:space="preserve"> (GPT</w:t>
+      </w:r>
+      <w:r>
+        <w:rPr>
+          <w:rFonts w:ascii="Cambria Math" w:hAnsi="Cambria Math" w:cs="Cambria Math"/>
+          <w:color w:val="000000"/>
+          <w:sz w:val="18"/>
+          <w:highlight w:val="lightGray"/>
+        </w:rPr>
+        <w:t>‑</w:t>
+      </w:r>
+      <w:r>
+        <w:rPr>
+          <w:rFonts w:ascii="Arial" w:hAnsi="Arial" w:cs="Arial"/>
+          <w:color w:val="000000"/>
+          <w:sz w:val="18"/>
+          <w:highlight w:val="lightGray"/>
+        </w:rPr>
+        <w:t xml:space="preserve">5 Mini)] </w:t>
+      </w:r>
+      <w:r>
+        <w:rPr>
+          <w:rFonts w:ascii="Arial" w:hAnsi="Arial" w:cs="Arial"/>
+          <w:b/>
+          <w:color w:val="000000"/>
+          <w:sz w:val="18"/>
+          <w:highlight w:val="lightGray"/>
+        </w:rPr>
+        <w:t>on</w:t>
+      </w:r>
+      <w:r>
+        <w:rPr>
+          <w:rFonts w:ascii="Arial" w:hAnsi="Arial" w:cs="Arial"/>
+          <w:color w:val="000000"/>
+          <w:sz w:val="18"/>
+          <w:highlight w:val="lightGray"/>
+        </w:rPr>
+        <w:t xml:space="preserve"> [2/16/2026]</w:t>
+      </w:r>
+    </w:p>
+    <w:p>
+      <w:pPr>
+        <w:numPr>
+          <w:ilvl w:val="0"/>
+          <w:numId w:val="8"/>
+        </w:numPr>
+        <w:rPr>
+          <w:rFonts w:ascii="Roboto Mono" w:hAnsi="Roboto Mono"/>
+        </w:rPr>
+      </w:pPr>
+      <w:r>
+        <w:rPr>
+          <w:rFonts w:ascii="Roboto Mono" w:hAnsi="Roboto Mono"/>
           <w:b/>
           <w:bCs/>
+        </w:rPr>
+        <w:t>Git</w:t>
+      </w:r>
+      <w:r>
+        <w:rPr>
+          <w:rFonts w:ascii="Roboto Mono" w:hAnsi="Roboto Mono"/>
+        </w:rPr>
+        <w:t xml:space="preserve"> – the version control system</w:t>
+      </w:r>
+    </w:p>
+    <w:p>
+      <w:pPr>
+        <w:numPr>
+          <w:ilvl w:val="0"/>
+          <w:numId w:val="8"/>
+        </w:numPr>
+        <w:rPr>
+          <w:rFonts w:ascii="Roboto Mono" w:hAnsi="Roboto Mono"/>
+        </w:rPr>
+      </w:pPr>
+      <w:r>
+        <w:rPr>
+          <w:rFonts w:ascii="Roboto Mono" w:hAnsi="Roboto Mono"/>
+          <w:b/>
+          <w:bCs/>
+        </w:rPr>
+        <w:t>Bash shell</w:t>
+      </w:r>
+      <w:r>
+        <w:rPr>
+          <w:rFonts w:ascii="Roboto Mono" w:hAnsi="Roboto Mono"/>
+        </w:rPr>
+        <w:t xml:space="preserve"> – a Linux-style command interpreter</w:t>
+      </w:r>
+    </w:p>
+    <w:p>
+      <w:pPr>
+        <w:numPr>
+          <w:ilvl w:val="0"/>
+          <w:numId w:val="8"/>
+        </w:numPr>
+        <w:rPr>
+          <w:rFonts w:ascii="Roboto Mono" w:hAnsi="Roboto Mono"/>
+        </w:rPr>
+      </w:pPr>
+      <w:r>
+        <w:rPr>
+          <w:rFonts w:ascii="Roboto Mono" w:hAnsi="Roboto Mono"/>
+          <w:b/>
+          <w:bCs/>
+        </w:rPr>
+        <w:t>Unix tools</w:t>
+      </w:r>
+      <w:r>
+        <w:rPr>
+          <w:rFonts w:ascii="Roboto Mono" w:hAnsi="Roboto Mono"/>
+        </w:rPr>
+        <w:t xml:space="preserve"> – basic commands that Windows normally doesn’t have</w:t>
+      </w:r>
+    </w:p>
+    <w:p>
+      <w:pPr>
+        <w:rPr>
+          <w:rFonts w:ascii="Roboto Mono" w:hAnsi="Roboto Mono"/>
+        </w:rPr>
+      </w:pPr>
+      <w:r>
+        <w:rPr>
+          <w:rFonts w:ascii="Roboto Mono" w:hAnsi="Roboto Mono"/>
+        </w:rPr>
+        <w:pict w14:anchorId="6218FC94">
+          <v:rect id="_x0000_i1142" style="width:0;height:1.5pt" o:hralign="center" o:hrstd="t" o:hr="t" fillcolor="#a0a0a0" stroked="f"/>
+        </w:pict>
+      </w:r>
+    </w:p>
+    <w:p>
+      <w:pPr>
+        <w:pStyle w:val="Heading3"/>
+      </w:pPr>
+      <w:r>
+        <w:t>Why people use Git Bash</w:t>
+      </w:r>
+    </w:p>
+    <w:p>
+      <w:r>
+        <w:rPr>
+          <w:rFonts w:ascii="Arial" w:hAnsi="Arial" w:cs="Arial"/>
+          <w:b/>
+          <w:color w:val="000000"/>
+          <w:sz w:val="18"/>
+          <w:highlight w:val="lightGray"/>
+        </w:rPr>
+        <w:t># Source: AI Source: Provided by: [Data Path</w:t>
+      </w:r>
+      <w:r>
+        <w:rPr>
+          <w:rFonts w:ascii="Arial" w:hAnsi="Arial" w:cs="Arial"/>
+          <w:color w:val="000000"/>
+          <w:sz w:val="18"/>
+          <w:highlight w:val="lightGray"/>
+        </w:rPr>
+        <w:t xml:space="preserve">: Persons Table -&gt; ID Column: 1, </w:t>
+      </w:r>
+      <w:proofErr w:type="spellStart"/>
+      <w:r>
+        <w:rPr>
+          <w:rFonts w:ascii="Arial" w:hAnsi="Arial" w:cs="Arial"/>
+          <w:color w:val="000000"/>
+          <w:sz w:val="18"/>
+          <w:highlight w:val="lightGray"/>
+        </w:rPr>
+        <w:t>Name_En</w:t>
+      </w:r>
+      <w:proofErr w:type="spellEnd"/>
+      <w:r>
+        <w:rPr>
+          <w:rFonts w:ascii="Arial" w:hAnsi="Arial" w:cs="Arial"/>
+          <w:color w:val="000000"/>
+          <w:sz w:val="18"/>
+          <w:highlight w:val="lightGray"/>
+        </w:rPr>
+        <w:t xml:space="preserve"> Column: Motasem Essam] -&gt; </w:t>
+      </w:r>
+      <w:r>
+        <w:rPr>
+          <w:rFonts w:ascii="Arial" w:hAnsi="Arial" w:cs="Arial"/>
+          <w:b/>
+          <w:color w:val="000000"/>
+          <w:sz w:val="18"/>
+          <w:highlight w:val="lightGray"/>
+        </w:rPr>
+        <w:t>From:</w:t>
+      </w:r>
+      <w:r>
+        <w:rPr>
+          <w:rFonts w:ascii="Arial" w:hAnsi="Arial" w:cs="Arial"/>
+          <w:color w:val="000000"/>
+          <w:sz w:val="18"/>
+          <w:highlight w:val="lightGray"/>
+        </w:rPr>
+        <w:t xml:space="preserve"> [</w:t>
+      </w:r>
+      <w:proofErr w:type="spellStart"/>
+      <w:r>
+        <w:rPr>
+          <w:rFonts w:ascii="Arial" w:hAnsi="Arial" w:cs="Arial"/>
+          <w:color w:val="000000"/>
+          <w:sz w:val="18"/>
+          <w:highlight w:val="lightGray"/>
+        </w:rPr>
+        <w:t>Chatgpt</w:t>
+      </w:r>
+      <w:proofErr w:type="spellEnd"/>
+      <w:r>
+        <w:rPr>
+          <w:rFonts w:ascii="Arial" w:hAnsi="Arial" w:cs="Arial"/>
+          <w:color w:val="000000"/>
+          <w:sz w:val="18"/>
+          <w:highlight w:val="lightGray"/>
+        </w:rPr>
+        <w:t xml:space="preserve"> (GPT</w:t>
+      </w:r>
+      <w:r>
+        <w:rPr>
+          <w:rFonts w:ascii="Cambria Math" w:hAnsi="Cambria Math" w:cs="Cambria Math"/>
+          <w:color w:val="000000"/>
+          <w:sz w:val="18"/>
+          <w:highlight w:val="lightGray"/>
+        </w:rPr>
+        <w:t>‑</w:t>
+      </w:r>
+      <w:r>
+        <w:rPr>
+          <w:rFonts w:ascii="Arial" w:hAnsi="Arial" w:cs="Arial"/>
+          <w:color w:val="000000"/>
+          <w:sz w:val="18"/>
+          <w:highlight w:val="lightGray"/>
+        </w:rPr>
+        <w:t xml:space="preserve">5 Mini)] </w:t>
+      </w:r>
+      <w:r>
+        <w:rPr>
+          <w:rFonts w:ascii="Arial" w:hAnsi="Arial" w:cs="Arial"/>
+          <w:b/>
+          <w:color w:val="000000"/>
+          <w:sz w:val="18"/>
+          <w:highlight w:val="lightGray"/>
+        </w:rPr>
+        <w:t>on</w:t>
+      </w:r>
+      <w:r>
+        <w:rPr>
+          <w:rFonts w:ascii="Arial" w:hAnsi="Arial" w:cs="Arial"/>
+          <w:color w:val="000000"/>
+          <w:sz w:val="18"/>
+          <w:highlight w:val="lightGray"/>
+        </w:rPr>
+        <w:t xml:space="preserve"> [2/16/2026]</w:t>
+      </w:r>
+    </w:p>
+    <w:p>
+      <w:pPr>
+        <w:numPr>
+          <w:ilvl w:val="0"/>
+          <w:numId w:val="9"/>
+        </w:numPr>
+        <w:rPr>
+          <w:rFonts w:ascii="Roboto Mono" w:hAnsi="Roboto Mono"/>
+        </w:rPr>
+      </w:pPr>
+      <w:r>
+        <w:rPr>
+          <w:rFonts w:ascii="Roboto Mono" w:hAnsi="Roboto Mono"/>
+        </w:rPr>
+        <w:t>Easier to follow Git tutorials (most use Bash commands)</w:t>
+      </w:r>
+    </w:p>
+    <w:p>
+      <w:pPr>
+        <w:numPr>
+          <w:ilvl w:val="0"/>
+          <w:numId w:val="9"/>
+        </w:numPr>
+        <w:rPr>
+          <w:rFonts w:ascii="Roboto Mono" w:hAnsi="Roboto Mono"/>
+        </w:rPr>
+      </w:pPr>
+      <w:r>
+        <w:rPr>
+          <w:rFonts w:ascii="Roboto Mono" w:hAnsi="Roboto Mono"/>
+        </w:rPr>
+        <w:t>Powerful scripting and automation</w:t>
+      </w:r>
+    </w:p>
+    <w:p>
+      <w:pPr>
+        <w:numPr>
+          <w:ilvl w:val="0"/>
+          <w:numId w:val="9"/>
+        </w:numPr>
+        <w:rPr>
+          <w:rFonts w:ascii="Roboto Mono" w:hAnsi="Roboto Mono"/>
+        </w:rPr>
+      </w:pPr>
+      <w:r>
+        <w:rPr>
+          <w:rFonts w:ascii="Roboto Mono" w:hAnsi="Roboto Mono"/>
+        </w:rPr>
+        <w:t>Same command style as Linux/macOS</w:t>
+      </w:r>
+    </w:p>
+    <w:p>
+      <w:pPr>
+        <w:numPr>
+          <w:ilvl w:val="0"/>
+          <w:numId w:val="9"/>
+        </w:numPr>
+        <w:rPr>
+          <w:rFonts w:ascii="Roboto Mono" w:hAnsi="Roboto Mono"/>
+        </w:rPr>
+      </w:pPr>
+      <w:r>
+        <w:rPr>
+          <w:rFonts w:ascii="Roboto Mono" w:hAnsi="Roboto Mono"/>
+        </w:rPr>
+        <w:t>Better for developers than Windows Command Prompt</w:t>
+      </w:r>
+    </w:p>
+    <w:p>
+      <w:pPr>
+        <w:rPr>
+          <w:rFonts w:ascii="Roboto Mono" w:hAnsi="Roboto Mono"/>
+        </w:rPr>
+      </w:pPr>
+      <w:r>
+        <w:rPr>
+          <w:rFonts w:ascii="Roboto Mono" w:hAnsi="Roboto Mono"/>
+        </w:rPr>
+        <w:pict w14:anchorId="739E95DA">
+          <v:rect id="_x0000_i1143" style="width:0;height:1.5pt" o:hralign="center" o:hrstd="t" o:hr="t" fillcolor="#a0a0a0" stroked="f"/>
+        </w:pict>
+      </w:r>
+    </w:p>
+    <w:p>
+      <w:pPr>
+        <w:pStyle w:val="Heading3"/>
+        <w:tabs>
+          <w:tab w:val="left" w:pos="2254"/>
+        </w:tabs>
+      </w:pPr>
+      <w:r>
+        <w:t>Example</w:t>
+      </w:r>
+    </w:p>
+    <w:p>
+      <w:pPr>
+        <w:rPr>
+          <w:rFonts w:ascii="Arial" w:hAnsi="Arial" w:cs="Arial"/>
+          <w:color w:val="000000"/>
+          <w:sz w:val="18"/>
+        </w:rPr>
+      </w:pPr>
+      <w:r>
+        <w:rPr>
+          <w:rFonts w:ascii="Arial" w:hAnsi="Arial" w:cs="Arial"/>
+          <w:b/>
+          <w:color w:val="000000"/>
+          <w:sz w:val="18"/>
+          <w:highlight w:val="lightGray"/>
+        </w:rPr>
+        <w:t># Source: AI Source: Provided by: [Data Path</w:t>
+      </w:r>
+      <w:r>
+        <w:rPr>
+          <w:rFonts w:ascii="Arial" w:hAnsi="Arial" w:cs="Arial"/>
+          <w:color w:val="000000"/>
+          <w:sz w:val="18"/>
+          <w:highlight w:val="lightGray"/>
+        </w:rPr>
+        <w:t xml:space="preserve">: Persons Table -&gt; ID Column: 1, </w:t>
+      </w:r>
+      <w:proofErr w:type="spellStart"/>
+      <w:r>
+        <w:rPr>
+          <w:rFonts w:ascii="Arial" w:hAnsi="Arial" w:cs="Arial"/>
+          <w:color w:val="000000"/>
+          <w:sz w:val="18"/>
+          <w:highlight w:val="lightGray"/>
+        </w:rPr>
+        <w:t>Name_En</w:t>
+      </w:r>
+      <w:proofErr w:type="spellEnd"/>
+      <w:r>
+        <w:rPr>
+          <w:rFonts w:ascii="Arial" w:hAnsi="Arial" w:cs="Arial"/>
+          <w:color w:val="000000"/>
+          <w:sz w:val="18"/>
+          <w:highlight w:val="lightGray"/>
+        </w:rPr>
+        <w:t xml:space="preserve"> Column: Motasem Essam] -&gt; </w:t>
+      </w:r>
+      <w:r>
+        <w:rPr>
+          <w:rFonts w:ascii="Arial" w:hAnsi="Arial" w:cs="Arial"/>
+          <w:b/>
+          <w:color w:val="000000"/>
+          <w:sz w:val="18"/>
+          <w:highlight w:val="lightGray"/>
+        </w:rPr>
+        <w:t>From:</w:t>
+      </w:r>
+      <w:r>
+        <w:rPr>
+          <w:rFonts w:ascii="Arial" w:hAnsi="Arial" w:cs="Arial"/>
+          <w:color w:val="000000"/>
+          <w:sz w:val="18"/>
+          <w:highlight w:val="lightGray"/>
+        </w:rPr>
+        <w:t xml:space="preserve"> [</w:t>
+      </w:r>
+      <w:proofErr w:type="spellStart"/>
+      <w:r>
+        <w:rPr>
+          <w:rFonts w:ascii="Arial" w:hAnsi="Arial" w:cs="Arial"/>
+          <w:color w:val="000000"/>
+          <w:sz w:val="18"/>
+          <w:highlight w:val="lightGray"/>
+        </w:rPr>
+        <w:t>Chatgpt</w:t>
+      </w:r>
+      <w:proofErr w:type="spellEnd"/>
+      <w:r>
+        <w:rPr>
+          <w:rFonts w:ascii="Arial" w:hAnsi="Arial" w:cs="Arial"/>
+          <w:color w:val="000000"/>
+          <w:sz w:val="18"/>
+          <w:highlight w:val="lightGray"/>
+        </w:rPr>
+        <w:t xml:space="preserve"> (GPT</w:t>
+      </w:r>
+      <w:r>
+        <w:rPr>
+          <w:rFonts w:ascii="Cambria Math" w:hAnsi="Cambria Math" w:cs="Cambria Math"/>
+          <w:color w:val="000000"/>
+          <w:sz w:val="18"/>
+          <w:highlight w:val="lightGray"/>
+        </w:rPr>
+        <w:t>‑</w:t>
+      </w:r>
+      <w:r>
+        <w:rPr>
+          <w:rFonts w:ascii="Arial" w:hAnsi="Arial" w:cs="Arial"/>
+          <w:color w:val="000000"/>
+          <w:sz w:val="18"/>
+          <w:highlight w:val="lightGray"/>
+        </w:rPr>
+        <w:t xml:space="preserve">5 Mini)] </w:t>
+      </w:r>
+      <w:r>
+        <w:rPr>
+          <w:rFonts w:ascii="Arial" w:hAnsi="Arial" w:cs="Arial"/>
+          <w:b/>
+          <w:color w:val="000000"/>
+          <w:sz w:val="18"/>
+          <w:highlight w:val="lightGray"/>
+        </w:rPr>
+        <w:t>on</w:t>
+      </w:r>
+      <w:r>
+        <w:rPr>
+          <w:rFonts w:ascii="Arial" w:hAnsi="Arial" w:cs="Arial"/>
+          <w:color w:val="000000"/>
+          <w:sz w:val="18"/>
+          <w:highlight w:val="lightGray"/>
+        </w:rPr>
+        <w:t xml:space="preserve"> [2/16/2026]</w:t>
+      </w:r>
+    </w:p>
+    <w:p>
+      <w:r>
+        <w:rPr>
+          <w:noProof/>
+        </w:rPr>
+        <w:lastRenderedPageBreak/>
+        <w:drawing>
+          <wp:inline distT="0" distB="0" distL="0" distR="0" wp14:anchorId="6E2C6103" wp14:editId="602A68A5">
+            <wp:extent cx="5943600" cy="1094740"/>
+            <wp:effectExtent l="0" t="0" r="0" b="0"/>
+            <wp:docPr id="2048182724" name="Picture 1"/>
+            <wp:cNvGraphicFramePr>
+              <a:graphicFrameLocks xmlns:a="http://schemas.openxmlformats.org/drawingml/2006/main" noChangeAspect="1"/>
+            </wp:cNvGraphicFramePr>
+            <a:graphic xmlns:a="http://schemas.openxmlformats.org/drawingml/2006/main">
+              <a:graphicData uri="http://schemas.openxmlformats.org/drawingml/2006/picture">
+                <pic:pic xmlns:pic="http://schemas.openxmlformats.org/drawingml/2006/picture">
+                  <pic:nvPicPr>
+                    <pic:cNvPr id="2048182724" name=""/>
+                    <pic:cNvPicPr/>
+                  </pic:nvPicPr>
+                  <pic:blipFill>
+                    <a:blip r:embed="rId27"/>
+                    <a:stretch>
+                      <a:fillRect/>
+                    </a:stretch>
+                  </pic:blipFill>
+                  <pic:spPr>
+                    <a:xfrm>
+                      <a:off x="0" y="0"/>
+                      <a:ext cx="5943600" cy="1094740"/>
+                    </a:xfrm>
+                    <a:prstGeom prst="rect">
+                      <a:avLst/>
+                    </a:prstGeom>
+                  </pic:spPr>
+                </pic:pic>
+              </a:graphicData>
+            </a:graphic>
+          </wp:inline>
+        </w:drawing>
+      </w:r>
+    </w:p>
+    <w:p>
+      <w:pPr>
+        <w:rPr>
+          <w:rFonts w:ascii="Roboto Mono" w:hAnsi="Roboto Mono"/>
+        </w:rPr>
+      </w:pPr>
+      <w:r>
+        <w:rPr>
+          <w:rFonts w:ascii="Roboto Mono" w:hAnsi="Roboto Mono"/>
+        </w:rPr>
+        <w:t>git clone https://github.com/user/project.git</w:t>
+      </w:r>
+    </w:p>
+    <w:p>
+      <w:pPr>
+        <w:rPr>
+          <w:rFonts w:ascii="Roboto Mono" w:hAnsi="Roboto Mono"/>
+        </w:rPr>
+      </w:pPr>
+      <w:r>
+        <w:rPr>
+          <w:rFonts w:ascii="Roboto Mono" w:hAnsi="Roboto Mono"/>
+        </w:rPr>
+        <w:t>cd project</w:t>
+      </w:r>
+    </w:p>
+    <w:p>
+      <w:pPr>
+        <w:rPr>
+          <w:rFonts w:ascii="Roboto Mono" w:hAnsi="Roboto Mono"/>
+        </w:rPr>
+      </w:pPr>
+      <w:r>
+        <w:rPr>
+          <w:rFonts w:ascii="Roboto Mono" w:hAnsi="Roboto Mono"/>
+        </w:rPr>
+        <w:t>git status</w:t>
+      </w:r>
+    </w:p>
+    <w:p>
+      <w:pPr>
+        <w:rPr>
+          <w:rFonts w:ascii="Roboto Mono" w:hAnsi="Roboto Mono"/>
+        </w:rPr>
+      </w:pPr>
+      <w:r>
+        <w:rPr>
+          <w:rFonts w:ascii="Roboto Mono" w:hAnsi="Roboto Mono"/>
+        </w:rPr>
+        <w:t>This downloads a project, enters the folder, and shows file status.</w:t>
+      </w:r>
+    </w:p>
+    <w:p>
+      <w:pPr>
+        <w:rPr>
+          <w:rFonts w:ascii="Roboto Mono" w:hAnsi="Roboto Mono"/>
+        </w:rPr>
+      </w:pPr>
+      <w:r>
+        <w:rPr>
+          <w:rFonts w:ascii="Roboto Mono" w:hAnsi="Roboto Mono"/>
+        </w:rPr>
+        <w:pict w14:anchorId="25E7AF1A">
+          <v:rect id="_x0000_i1144" style="width:0;height:1.5pt" o:hralign="center" o:hrstd="t" o:hr="t" fillcolor="#a0a0a0" stroked="f"/>
+        </w:pict>
+      </w:r>
+    </w:p>
+    <w:p>
+      <w:pPr>
+        <w:pStyle w:val="Heading3"/>
+      </w:pPr>
+      <w:r>
+        <w:t>Run Git</w:t>
+      </w:r>
+      <w:r>
+        <w:t xml:space="preserve"> Bash</w:t>
+      </w:r>
+    </w:p>
+    <w:p>
+      <w:pPr>
+        <w:rPr>
+          <w:rFonts w:ascii="Arial" w:eastAsia="Arial" w:hAnsi="Arial" w:cs="Arial"/>
           <w:sz w:val="18"/>
           <w:szCs w:val="18"/>
+        </w:rPr>
+      </w:pPr>
+      <w:r>
+        <w:rPr>
+          <w:rFonts w:ascii="Arial" w:eastAsia="Arial" w:hAnsi="Arial" w:cs="Arial"/>
+          <w:b/>
+          <w:bCs/>
+          <w:sz w:val="18"/>
+          <w:szCs w:val="18"/>
+          <w:highlight w:val="lightGray"/>
+        </w:rPr>
+        <w:t xml:space="preserve"># Source: </w:t>
+      </w:r>
+      <w:proofErr w:type="spellStart"/>
+      <w:r>
+        <w:rPr>
+          <w:rFonts w:ascii="Arial" w:eastAsia="Arial" w:hAnsi="Arial" w:cs="Arial"/>
+          <w:b/>
+          <w:bCs/>
+          <w:sz w:val="18"/>
+          <w:szCs w:val="18"/>
+          <w:highlight w:val="lightGray"/>
+        </w:rPr>
+        <w:t>ScreenShots</w:t>
+      </w:r>
+      <w:proofErr w:type="spellEnd"/>
+      <w:r>
+        <w:rPr>
+          <w:rFonts w:ascii="Arial" w:eastAsia="Arial" w:hAnsi="Arial" w:cs="Arial"/>
+          <w:sz w:val="18"/>
+          <w:szCs w:val="18"/>
+          <w:highlight w:val="lightGray"/>
+        </w:rPr>
+        <w:t xml:space="preserve"> </w:t>
+      </w:r>
+      <w:r>
+        <w:rPr>
+          <w:rFonts w:ascii="Arial" w:eastAsia="Arial" w:hAnsi="Arial" w:cs="Arial"/>
+          <w:b/>
+          <w:bCs/>
+          <w:sz w:val="18"/>
+          <w:szCs w:val="18"/>
+          <w:highlight w:val="lightGray"/>
+        </w:rPr>
+        <w:t>Source</w:t>
+      </w:r>
+      <w:r>
+        <w:rPr>
+          <w:rFonts w:ascii="Arial" w:eastAsia="Arial" w:hAnsi="Arial" w:cs="Arial"/>
+          <w:sz w:val="18"/>
+          <w:szCs w:val="18"/>
+          <w:highlight w:val="lightGray"/>
+        </w:rPr>
+        <w:t xml:space="preserve">: </w:t>
+      </w:r>
+      <w:r>
+        <w:rPr>
+          <w:rFonts w:ascii="Arial" w:eastAsia="Arial" w:hAnsi="Arial" w:cs="Arial"/>
+          <w:b/>
+          <w:bCs/>
+          <w:sz w:val="18"/>
+          <w:szCs w:val="18"/>
+          <w:highlight w:val="lightGray"/>
+        </w:rPr>
+        <w:t>Provided by:</w:t>
+      </w:r>
+      <w:r>
+        <w:rPr>
+          <w:rFonts w:ascii="Arial" w:eastAsia="Arial" w:hAnsi="Arial" w:cs="Arial"/>
+          <w:sz w:val="18"/>
+          <w:szCs w:val="18"/>
+          <w:highlight w:val="lightGray"/>
+        </w:rPr>
+        <w:t xml:space="preserve"> [Persons Table -&gt; ID Column: 1, </w:t>
+      </w:r>
+      <w:proofErr w:type="spellStart"/>
+      <w:r>
+        <w:rPr>
+          <w:rFonts w:ascii="Arial" w:eastAsia="Arial" w:hAnsi="Arial" w:cs="Arial"/>
+          <w:sz w:val="18"/>
+          <w:szCs w:val="18"/>
+          <w:highlight w:val="lightGray"/>
+        </w:rPr>
+        <w:t>Name_En</w:t>
+      </w:r>
+      <w:proofErr w:type="spellEnd"/>
+      <w:r>
+        <w:rPr>
+          <w:rFonts w:ascii="Arial" w:eastAsia="Arial" w:hAnsi="Arial" w:cs="Arial"/>
+          <w:sz w:val="18"/>
+          <w:szCs w:val="18"/>
+          <w:highlight w:val="lightGray"/>
+        </w:rPr>
+        <w:t xml:space="preserve"> Column: Motasem Essam] -&gt; </w:t>
+      </w:r>
+      <w:r>
+        <w:rPr>
+          <w:rFonts w:ascii="Arial" w:eastAsia="Arial" w:hAnsi="Arial" w:cs="Arial"/>
+          <w:b/>
+          <w:bCs/>
+          <w:sz w:val="18"/>
+          <w:szCs w:val="18"/>
           <w:highlight w:val="lightGray"/>
         </w:rPr>
         <w:t>Tool:</w:t>
@@ -1529,7 +2861,27 @@
           <w:szCs w:val="18"/>
           <w:highlight w:val="lightGray"/>
         </w:rPr>
-        <w:t xml:space="preserve"> [Lightshot Program] -&gt; </w:t>
+        <w:t xml:space="preserve"> [</w:t>
+      </w:r>
+      <w:proofErr w:type="spellStart"/>
+      <w:r>
+        <w:rPr>
+          <w:rFonts w:ascii="Arial" w:eastAsia="Arial" w:hAnsi="Arial" w:cs="Arial"/>
+          <w:sz w:val="18"/>
+          <w:szCs w:val="18"/>
+          <w:highlight w:val="lightGray"/>
+        </w:rPr>
+        <w:t>Lightshot</w:t>
+      </w:r>
+      <w:proofErr w:type="spellEnd"/>
+      <w:r>
+        <w:rPr>
+          <w:rFonts w:ascii="Arial" w:eastAsia="Arial" w:hAnsi="Arial" w:cs="Arial"/>
+          <w:sz w:val="18"/>
+          <w:szCs w:val="18"/>
+          <w:highlight w:val="lightGray"/>
+        </w:rPr>
+        <w:t xml:space="preserve"> Program] -&gt; </w:t>
       </w:r>
       <w:r>
         <w:rPr>
@@ -1691,7 +3043,7 @@
                     <pic:cNvPicPr/>
                   </pic:nvPicPr>
                   <pic:blipFill>
-                    <a:blip r:embed="rId26"/>
+                    <a:blip r:embed="rId28"/>
                     <a:stretch>
                       <a:fillRect/>
                     </a:stretch>
@@ -1734,7 +3086,7 @@
                     <pic:cNvPicPr/>
                   </pic:nvPicPr>
                   <pic:blipFill>
-                    <a:blip r:embed="rId27"/>
+                    <a:blip r:embed="rId29"/>
                     <a:stretch>
                       <a:fillRect/>
                     </a:stretch>
@@ -1776,7 +3128,7 @@
                     <pic:cNvPicPr/>
                   </pic:nvPicPr>
                   <pic:blipFill>
-                    <a:blip r:embed="rId28"/>
+                    <a:blip r:embed="rId30"/>
                     <a:stretch>
                       <a:fillRect/>
                     </a:stretch>
@@ -1823,7 +3175,7 @@
                     <pic:cNvPicPr/>
                   </pic:nvPicPr>
                   <pic:blipFill>
-                    <a:blip r:embed="rId29"/>
+                    <a:blip r:embed="rId31"/>
                     <a:stretch>
                       <a:fillRect/>
                     </a:stretch>
@@ -1849,90 +3201,1684 @@
         <w:pStyle w:val="Heading2"/>
       </w:pPr>
       <w:r>
-        <w:t xml:space="preserve">Run Git </w:t>
-      </w:r>
-      <w:r>
-        <w:t>G</w:t>
-      </w:r>
-      <w:r>
-        <w:t>UI</w:t>
-      </w:r>
-    </w:p>
-    <w:p>
-      <w:pPr>
-        <w:rPr>
-          <w:rFonts w:ascii="Arial" w:eastAsia="Arial" w:hAnsi="Arial" w:cs="Arial"/>
-          <w:sz w:val="18"/>
-          <w:szCs w:val="18"/>
-        </w:rPr>
-      </w:pPr>
-      <w:r>
-        <w:rPr>
-          <w:rFonts w:ascii="Arial" w:eastAsia="Arial" w:hAnsi="Arial" w:cs="Arial"/>
+        <w:t xml:space="preserve"> </w:t>
+      </w:r>
+      <w:r>
+        <w:t>Git GUI</w:t>
+      </w:r>
+    </w:p>
+    <w:p>
+      <w:pPr>
+        <w:pStyle w:val="Heading3"/>
+      </w:pPr>
+      <w:r>
+        <w:t>What is Git GUI</w:t>
+      </w:r>
+    </w:p>
+    <w:p>
+      <w:pPr>
+        <w:rPr>
+          <w:rFonts w:ascii="Arial" w:hAnsi="Arial" w:cs="Arial"/>
+          <w:color w:val="000000"/>
+          <w:sz w:val="18"/>
+        </w:rPr>
+      </w:pPr>
+      <w:r>
+        <w:rPr>
+          <w:rFonts w:ascii="Arial" w:hAnsi="Arial" w:cs="Arial"/>
+          <w:b/>
+          <w:color w:val="000000"/>
+          <w:sz w:val="18"/>
+          <w:highlight w:val="lightGray"/>
+        </w:rPr>
+        <w:t># Source: AI Source: Provided by: [Data Path</w:t>
+      </w:r>
+      <w:r>
+        <w:rPr>
+          <w:rFonts w:ascii="Arial" w:hAnsi="Arial" w:cs="Arial"/>
+          <w:color w:val="000000"/>
+          <w:sz w:val="18"/>
+          <w:highlight w:val="lightGray"/>
+        </w:rPr>
+        <w:t xml:space="preserve">: Persons Table -&gt; ID Column: 1, </w:t>
+      </w:r>
+      <w:proofErr w:type="spellStart"/>
+      <w:r>
+        <w:rPr>
+          <w:rFonts w:ascii="Arial" w:hAnsi="Arial" w:cs="Arial"/>
+          <w:color w:val="000000"/>
+          <w:sz w:val="18"/>
+          <w:highlight w:val="lightGray"/>
+        </w:rPr>
+        <w:t>Name_En</w:t>
+      </w:r>
+      <w:proofErr w:type="spellEnd"/>
+      <w:r>
+        <w:rPr>
+          <w:rFonts w:ascii="Arial" w:hAnsi="Arial" w:cs="Arial"/>
+          <w:color w:val="000000"/>
+          <w:sz w:val="18"/>
+          <w:highlight w:val="lightGray"/>
+        </w:rPr>
+        <w:t xml:space="preserve"> Column: Motasem Essam] -&gt; </w:t>
+      </w:r>
+      <w:r>
+        <w:rPr>
+          <w:rFonts w:ascii="Arial" w:hAnsi="Arial" w:cs="Arial"/>
+          <w:b/>
+          <w:color w:val="000000"/>
+          <w:sz w:val="18"/>
+          <w:highlight w:val="lightGray"/>
+        </w:rPr>
+        <w:t>From:</w:t>
+      </w:r>
+      <w:r>
+        <w:rPr>
+          <w:rFonts w:ascii="Arial" w:hAnsi="Arial" w:cs="Arial"/>
+          <w:color w:val="000000"/>
+          <w:sz w:val="18"/>
+          <w:highlight w:val="lightGray"/>
+        </w:rPr>
+        <w:t xml:space="preserve"> [</w:t>
+      </w:r>
+      <w:proofErr w:type="spellStart"/>
+      <w:r>
+        <w:rPr>
+          <w:rFonts w:ascii="Arial" w:hAnsi="Arial" w:cs="Arial"/>
+          <w:color w:val="000000"/>
+          <w:sz w:val="18"/>
+          <w:highlight w:val="lightGray"/>
+        </w:rPr>
+        <w:t>Chatgpt</w:t>
+      </w:r>
+      <w:proofErr w:type="spellEnd"/>
+      <w:r>
+        <w:rPr>
+          <w:rFonts w:ascii="Arial" w:hAnsi="Arial" w:cs="Arial"/>
+          <w:color w:val="000000"/>
+          <w:sz w:val="18"/>
+          <w:highlight w:val="lightGray"/>
+        </w:rPr>
+        <w:t xml:space="preserve"> (GPT</w:t>
+      </w:r>
+      <w:r>
+        <w:rPr>
+          <w:rFonts w:ascii="Cambria Math" w:hAnsi="Cambria Math" w:cs="Cambria Math"/>
+          <w:color w:val="000000"/>
+          <w:sz w:val="18"/>
+          <w:highlight w:val="lightGray"/>
+        </w:rPr>
+        <w:t>‑</w:t>
+      </w:r>
+      <w:r>
+        <w:rPr>
+          <w:rFonts w:ascii="Arial" w:hAnsi="Arial" w:cs="Arial"/>
+          <w:color w:val="000000"/>
+          <w:sz w:val="18"/>
+          <w:highlight w:val="lightGray"/>
+        </w:rPr>
+        <w:t xml:space="preserve">5 Mini)] </w:t>
+      </w:r>
+      <w:r>
+        <w:rPr>
+          <w:rFonts w:ascii="Arial" w:hAnsi="Arial" w:cs="Arial"/>
+          <w:b/>
+          <w:color w:val="000000"/>
+          <w:sz w:val="18"/>
+          <w:highlight w:val="lightGray"/>
+        </w:rPr>
+        <w:t>on</w:t>
+      </w:r>
+      <w:r>
+        <w:rPr>
+          <w:rFonts w:ascii="Arial" w:hAnsi="Arial" w:cs="Arial"/>
+          <w:color w:val="000000"/>
+          <w:sz w:val="18"/>
+          <w:highlight w:val="lightGray"/>
+        </w:rPr>
+        <w:t xml:space="preserve"> [2/16/2026]</w:t>
+      </w:r>
+    </w:p>
+    <w:p>
+      <w:pPr>
+        <w:rPr>
+          <w:rFonts w:ascii="Roboto Mono" w:hAnsi="Roboto Mono"/>
+        </w:rPr>
+      </w:pPr>
+      <w:r>
+        <w:rPr>
+          <w:rFonts w:ascii="Roboto Mono" w:hAnsi="Roboto Mono"/>
           <w:b/>
           <w:bCs/>
-          <w:sz w:val="18"/>
-          <w:szCs w:val="18"/>
-          <w:highlight w:val="lightGray"/>
-        </w:rPr>
-        <w:t># Source: ScreenShots</w:t>
-      </w:r>
-      <w:r>
-        <w:rPr>
-          <w:rFonts w:ascii="Arial" w:eastAsia="Arial" w:hAnsi="Arial" w:cs="Arial"/>
-          <w:sz w:val="18"/>
-          <w:szCs w:val="18"/>
-          <w:highlight w:val="lightGray"/>
-        </w:rPr>
-        <w:t xml:space="preserve"> </w:t>
-      </w:r>
-      <w:r>
-        <w:rPr>
-          <w:rFonts w:ascii="Arial" w:eastAsia="Arial" w:hAnsi="Arial" w:cs="Arial"/>
+        </w:rPr>
+        <w:t>Git GUI</w:t>
+      </w:r>
+      <w:r>
+        <w:rPr>
+          <w:rFonts w:ascii="Roboto Mono" w:hAnsi="Roboto Mono"/>
+        </w:rPr>
+        <w:t xml:space="preserve"> (Graphical User Interface) is a visual application that lets you use Git </w:t>
+      </w:r>
+      <w:r>
+        <w:rPr>
+          <w:rFonts w:ascii="Roboto Mono" w:hAnsi="Roboto Mono"/>
           <w:b/>
           <w:bCs/>
-          <w:sz w:val="18"/>
-          <w:szCs w:val="18"/>
-          <w:highlight w:val="lightGray"/>
-        </w:rPr>
-        <w:t>Source</w:t>
-      </w:r>
-      <w:r>
-        <w:rPr>
-          <w:rFonts w:ascii="Arial" w:eastAsia="Arial" w:hAnsi="Arial" w:cs="Arial"/>
-          <w:sz w:val="18"/>
-          <w:szCs w:val="18"/>
-          <w:highlight w:val="lightGray"/>
-        </w:rPr>
-        <w:t xml:space="preserve">: </w:t>
-      </w:r>
-      <w:r>
-        <w:rPr>
-          <w:rFonts w:ascii="Arial" w:eastAsia="Arial" w:hAnsi="Arial" w:cs="Arial"/>
+        </w:rPr>
+        <w:t>without typing commands</w:t>
+      </w:r>
+      <w:r>
+        <w:rPr>
+          <w:rFonts w:ascii="Roboto Mono" w:hAnsi="Roboto Mono"/>
+        </w:rPr>
+        <w:t>. Instead of using a terminal like Git Bash, you click buttons and menus to manage your repository.</w:t>
+      </w:r>
+    </w:p>
+    <w:p>
+      <w:pPr>
+        <w:rPr>
+          <w:rFonts w:ascii="Roboto Mono" w:hAnsi="Roboto Mono"/>
+        </w:rPr>
+      </w:pPr>
+      <w:r>
+        <w:rPr>
+          <w:rFonts w:ascii="Roboto Mono" w:hAnsi="Roboto Mono"/>
+        </w:rPr>
+        <w:lastRenderedPageBreak/>
+        <w:pict w14:anchorId="4BD75CE4">
+          <v:rect id="_x0000_i1175" style="width:0;height:1.5pt" o:hralign="center" o:hrstd="t" o:hr="t" fillcolor="#a0a0a0" stroked="f"/>
+        </w:pict>
+      </w:r>
+    </w:p>
+    <w:p>
+      <w:pPr>
+        <w:pStyle w:val="Heading3"/>
+      </w:pPr>
+      <w:r>
+        <w:t>What you can do with Git GUI</w:t>
+      </w:r>
+    </w:p>
+    <w:p>
+      <w:r>
+        <w:rPr>
+          <w:rFonts w:ascii="Arial" w:hAnsi="Arial" w:cs="Arial"/>
+          <w:b/>
+          <w:color w:val="000000"/>
+          <w:sz w:val="18"/>
+          <w:highlight w:val="lightGray"/>
+        </w:rPr>
+        <w:t># Source: AI Source: Provided by: [Data Path</w:t>
+      </w:r>
+      <w:r>
+        <w:rPr>
+          <w:rFonts w:ascii="Arial" w:hAnsi="Arial" w:cs="Arial"/>
+          <w:color w:val="000000"/>
+          <w:sz w:val="18"/>
+          <w:highlight w:val="lightGray"/>
+        </w:rPr>
+        <w:t xml:space="preserve">: Persons Table -&gt; ID Column: 1, </w:t>
+      </w:r>
+      <w:proofErr w:type="spellStart"/>
+      <w:r>
+        <w:rPr>
+          <w:rFonts w:ascii="Arial" w:hAnsi="Arial" w:cs="Arial"/>
+          <w:color w:val="000000"/>
+          <w:sz w:val="18"/>
+          <w:highlight w:val="lightGray"/>
+        </w:rPr>
+        <w:t>Name_En</w:t>
+      </w:r>
+      <w:proofErr w:type="spellEnd"/>
+      <w:r>
+        <w:rPr>
+          <w:rFonts w:ascii="Arial" w:hAnsi="Arial" w:cs="Arial"/>
+          <w:color w:val="000000"/>
+          <w:sz w:val="18"/>
+          <w:highlight w:val="lightGray"/>
+        </w:rPr>
+        <w:t xml:space="preserve"> Column: Motasem Essam] -&gt; </w:t>
+      </w:r>
+      <w:r>
+        <w:rPr>
+          <w:rFonts w:ascii="Arial" w:hAnsi="Arial" w:cs="Arial"/>
+          <w:b/>
+          <w:color w:val="000000"/>
+          <w:sz w:val="18"/>
+          <w:highlight w:val="lightGray"/>
+        </w:rPr>
+        <w:t>From:</w:t>
+      </w:r>
+      <w:r>
+        <w:rPr>
+          <w:rFonts w:ascii="Arial" w:hAnsi="Arial" w:cs="Arial"/>
+          <w:color w:val="000000"/>
+          <w:sz w:val="18"/>
+          <w:highlight w:val="lightGray"/>
+        </w:rPr>
+        <w:t xml:space="preserve"> [</w:t>
+      </w:r>
+      <w:proofErr w:type="spellStart"/>
+      <w:r>
+        <w:rPr>
+          <w:rFonts w:ascii="Arial" w:hAnsi="Arial" w:cs="Arial"/>
+          <w:color w:val="000000"/>
+          <w:sz w:val="18"/>
+          <w:highlight w:val="lightGray"/>
+        </w:rPr>
+        <w:t>Chatgpt</w:t>
+      </w:r>
+      <w:proofErr w:type="spellEnd"/>
+      <w:r>
+        <w:rPr>
+          <w:rFonts w:ascii="Arial" w:hAnsi="Arial" w:cs="Arial"/>
+          <w:color w:val="000000"/>
+          <w:sz w:val="18"/>
+          <w:highlight w:val="lightGray"/>
+        </w:rPr>
+        <w:t xml:space="preserve"> (GPT</w:t>
+      </w:r>
+      <w:r>
+        <w:rPr>
+          <w:rFonts w:ascii="Cambria Math" w:hAnsi="Cambria Math" w:cs="Cambria Math"/>
+          <w:color w:val="000000"/>
+          <w:sz w:val="18"/>
+          <w:highlight w:val="lightGray"/>
+        </w:rPr>
+        <w:t>‑</w:t>
+      </w:r>
+      <w:r>
+        <w:rPr>
+          <w:rFonts w:ascii="Arial" w:hAnsi="Arial" w:cs="Arial"/>
+          <w:color w:val="000000"/>
+          <w:sz w:val="18"/>
+          <w:highlight w:val="lightGray"/>
+        </w:rPr>
+        <w:t xml:space="preserve">5 Mini)] </w:t>
+      </w:r>
+      <w:r>
+        <w:rPr>
+          <w:rFonts w:ascii="Arial" w:hAnsi="Arial" w:cs="Arial"/>
+          <w:b/>
+          <w:color w:val="000000"/>
+          <w:sz w:val="18"/>
+          <w:highlight w:val="lightGray"/>
+        </w:rPr>
+        <w:t>on</w:t>
+      </w:r>
+      <w:r>
+        <w:rPr>
+          <w:rFonts w:ascii="Arial" w:hAnsi="Arial" w:cs="Arial"/>
+          <w:color w:val="000000"/>
+          <w:sz w:val="18"/>
+          <w:highlight w:val="lightGray"/>
+        </w:rPr>
+        <w:t xml:space="preserve"> [2/16/2026]</w:t>
+      </w:r>
+    </w:p>
+    <w:p>
+      <w:pPr>
+        <w:rPr>
+          <w:rFonts w:ascii="Roboto Mono" w:hAnsi="Roboto Mono"/>
+        </w:rPr>
+      </w:pPr>
+      <w:r>
+        <w:rPr>
+          <w:rFonts w:ascii="Roboto Mono" w:hAnsi="Roboto Mono"/>
+        </w:rPr>
+        <w:t>Using a Git GUI, you can:</w:t>
+      </w:r>
+    </w:p>
+    <w:p>
+      <w:pPr>
+        <w:numPr>
+          <w:ilvl w:val="0"/>
+          <w:numId w:val="11"/>
+        </w:numPr>
+        <w:rPr>
+          <w:rFonts w:ascii="Roboto Mono" w:hAnsi="Roboto Mono"/>
+        </w:rPr>
+      </w:pPr>
+      <w:r>
+        <w:rPr>
+          <w:rFonts w:ascii="Roboto Mono" w:hAnsi="Roboto Mono"/>
+        </w:rPr>
+        <w:t>Create / clone repositories</w:t>
+      </w:r>
+    </w:p>
+    <w:p>
+      <w:pPr>
+        <w:numPr>
+          <w:ilvl w:val="0"/>
+          <w:numId w:val="11"/>
+        </w:numPr>
+        <w:rPr>
+          <w:rFonts w:ascii="Roboto Mono" w:hAnsi="Roboto Mono"/>
+        </w:rPr>
+      </w:pPr>
+      <w:r>
+        <w:rPr>
+          <w:rFonts w:ascii="Roboto Mono" w:hAnsi="Roboto Mono"/>
+        </w:rPr>
+        <w:t>Stage files (add to commit)</w:t>
+      </w:r>
+    </w:p>
+    <w:p>
+      <w:pPr>
+        <w:numPr>
+          <w:ilvl w:val="0"/>
+          <w:numId w:val="11"/>
+        </w:numPr>
+        <w:rPr>
+          <w:rFonts w:ascii="Roboto Mono" w:hAnsi="Roboto Mono"/>
+        </w:rPr>
+      </w:pPr>
+      <w:r>
+        <w:rPr>
+          <w:rFonts w:ascii="Roboto Mono" w:hAnsi="Roboto Mono"/>
+        </w:rPr>
+        <w:t>Commit changes</w:t>
+      </w:r>
+    </w:p>
+    <w:p>
+      <w:pPr>
+        <w:numPr>
+          <w:ilvl w:val="0"/>
+          <w:numId w:val="11"/>
+        </w:numPr>
+        <w:rPr>
+          <w:rFonts w:ascii="Roboto Mono" w:hAnsi="Roboto Mono"/>
+        </w:rPr>
+      </w:pPr>
+      <w:r>
+        <w:rPr>
+          <w:rFonts w:ascii="Roboto Mono" w:hAnsi="Roboto Mono"/>
+        </w:rPr>
+        <w:t>View history and branches visually</w:t>
+      </w:r>
+    </w:p>
+    <w:p>
+      <w:pPr>
+        <w:numPr>
+          <w:ilvl w:val="0"/>
+          <w:numId w:val="11"/>
+        </w:numPr>
+        <w:rPr>
+          <w:rFonts w:ascii="Roboto Mono" w:hAnsi="Roboto Mono"/>
+        </w:rPr>
+      </w:pPr>
+      <w:r>
+        <w:rPr>
+          <w:rFonts w:ascii="Roboto Mono" w:hAnsi="Roboto Mono"/>
+        </w:rPr>
+        <w:t>Merge branches</w:t>
+      </w:r>
+    </w:p>
+    <w:p>
+      <w:pPr>
+        <w:numPr>
+          <w:ilvl w:val="0"/>
+          <w:numId w:val="11"/>
+        </w:numPr>
+        <w:rPr>
+          <w:rFonts w:ascii="Roboto Mono" w:hAnsi="Roboto Mono"/>
+        </w:rPr>
+      </w:pPr>
+      <w:r>
+        <w:rPr>
+          <w:rFonts w:ascii="Roboto Mono" w:hAnsi="Roboto Mono"/>
+        </w:rPr>
+        <w:t>Push / pull from remote repos (like GitHub)</w:t>
+      </w:r>
+    </w:p>
+    <w:p>
+      <w:pPr>
+        <w:numPr>
+          <w:ilvl w:val="0"/>
+          <w:numId w:val="11"/>
+        </w:numPr>
+        <w:rPr>
+          <w:rFonts w:ascii="Roboto Mono" w:hAnsi="Roboto Mono"/>
+        </w:rPr>
+      </w:pPr>
+      <w:r>
+        <w:rPr>
+          <w:rFonts w:ascii="Roboto Mono" w:hAnsi="Roboto Mono"/>
+        </w:rPr>
+        <w:t>Resolve conflicts with visual tools</w:t>
+      </w:r>
+    </w:p>
+    <w:p>
+      <w:pPr>
+        <w:rPr>
+          <w:rFonts w:ascii="Roboto Mono" w:hAnsi="Roboto Mono"/>
+        </w:rPr>
+      </w:pPr>
+      <w:r>
+        <w:rPr>
+          <w:rFonts w:ascii="Roboto Mono" w:hAnsi="Roboto Mono"/>
+        </w:rPr>
+        <w:pict w14:anchorId="2013765D">
+          <v:rect id="_x0000_i1176" style="width:0;height:1.5pt" o:hralign="center" o:hrstd="t" o:hr="t" fillcolor="#a0a0a0" stroked="f"/>
+        </w:pict>
+      </w:r>
+    </w:p>
+    <w:p>
+      <w:pPr>
+        <w:pStyle w:val="Heading3"/>
+      </w:pPr>
+      <w:r>
+        <w:t>Simple example</w:t>
+      </w:r>
+    </w:p>
+    <w:p>
+      <w:r>
+        <w:rPr>
+          <w:rFonts w:ascii="Arial" w:hAnsi="Arial" w:cs="Arial"/>
+          <w:b/>
+          <w:color w:val="000000"/>
+          <w:sz w:val="18"/>
+          <w:highlight w:val="lightGray"/>
+        </w:rPr>
+        <w:t># Source: AI Source: Provided by: [Data Path</w:t>
+      </w:r>
+      <w:r>
+        <w:rPr>
+          <w:rFonts w:ascii="Arial" w:hAnsi="Arial" w:cs="Arial"/>
+          <w:color w:val="000000"/>
+          <w:sz w:val="18"/>
+          <w:highlight w:val="lightGray"/>
+        </w:rPr>
+        <w:t xml:space="preserve">: Persons Table -&gt; ID Column: 1, </w:t>
+      </w:r>
+      <w:proofErr w:type="spellStart"/>
+      <w:r>
+        <w:rPr>
+          <w:rFonts w:ascii="Arial" w:hAnsi="Arial" w:cs="Arial"/>
+          <w:color w:val="000000"/>
+          <w:sz w:val="18"/>
+          <w:highlight w:val="lightGray"/>
+        </w:rPr>
+        <w:t>Name_En</w:t>
+      </w:r>
+      <w:proofErr w:type="spellEnd"/>
+      <w:r>
+        <w:rPr>
+          <w:rFonts w:ascii="Arial" w:hAnsi="Arial" w:cs="Arial"/>
+          <w:color w:val="000000"/>
+          <w:sz w:val="18"/>
+          <w:highlight w:val="lightGray"/>
+        </w:rPr>
+        <w:t xml:space="preserve"> Column: Motasem Essam] -&gt; </w:t>
+      </w:r>
+      <w:r>
+        <w:rPr>
+          <w:rFonts w:ascii="Arial" w:hAnsi="Arial" w:cs="Arial"/>
+          <w:b/>
+          <w:color w:val="000000"/>
+          <w:sz w:val="18"/>
+          <w:highlight w:val="lightGray"/>
+        </w:rPr>
+        <w:t>From:</w:t>
+      </w:r>
+      <w:r>
+        <w:rPr>
+          <w:rFonts w:ascii="Arial" w:hAnsi="Arial" w:cs="Arial"/>
+          <w:color w:val="000000"/>
+          <w:sz w:val="18"/>
+          <w:highlight w:val="lightGray"/>
+        </w:rPr>
+        <w:t xml:space="preserve"> [</w:t>
+      </w:r>
+      <w:proofErr w:type="spellStart"/>
+      <w:r>
+        <w:rPr>
+          <w:rFonts w:ascii="Arial" w:hAnsi="Arial" w:cs="Arial"/>
+          <w:color w:val="000000"/>
+          <w:sz w:val="18"/>
+          <w:highlight w:val="lightGray"/>
+        </w:rPr>
+        <w:t>Chatgpt</w:t>
+      </w:r>
+      <w:proofErr w:type="spellEnd"/>
+      <w:r>
+        <w:rPr>
+          <w:rFonts w:ascii="Arial" w:hAnsi="Arial" w:cs="Arial"/>
+          <w:color w:val="000000"/>
+          <w:sz w:val="18"/>
+          <w:highlight w:val="lightGray"/>
+        </w:rPr>
+        <w:t xml:space="preserve"> (GPT</w:t>
+      </w:r>
+      <w:r>
+        <w:rPr>
+          <w:rFonts w:ascii="Cambria Math" w:hAnsi="Cambria Math" w:cs="Cambria Math"/>
+          <w:color w:val="000000"/>
+          <w:sz w:val="18"/>
+          <w:highlight w:val="lightGray"/>
+        </w:rPr>
+        <w:t>‑</w:t>
+      </w:r>
+      <w:r>
+        <w:rPr>
+          <w:rFonts w:ascii="Arial" w:hAnsi="Arial" w:cs="Arial"/>
+          <w:color w:val="000000"/>
+          <w:sz w:val="18"/>
+          <w:highlight w:val="lightGray"/>
+        </w:rPr>
+        <w:t xml:space="preserve">5 Mini)] </w:t>
+      </w:r>
+      <w:r>
+        <w:rPr>
+          <w:rFonts w:ascii="Arial" w:hAnsi="Arial" w:cs="Arial"/>
+          <w:b/>
+          <w:color w:val="000000"/>
+          <w:sz w:val="18"/>
+          <w:highlight w:val="lightGray"/>
+        </w:rPr>
+        <w:t>on</w:t>
+      </w:r>
+      <w:r>
+        <w:rPr>
+          <w:rFonts w:ascii="Arial" w:hAnsi="Arial" w:cs="Arial"/>
+          <w:color w:val="000000"/>
+          <w:sz w:val="18"/>
+          <w:highlight w:val="lightGray"/>
+        </w:rPr>
+        <w:t xml:space="preserve"> [2/16/2026]</w:t>
+      </w:r>
+    </w:p>
+    <w:p>
+      <w:pPr>
+        <w:rPr>
+          <w:rFonts w:ascii="Roboto Mono" w:hAnsi="Roboto Mono"/>
+        </w:rPr>
+      </w:pPr>
+      <w:r>
+        <w:rPr>
+          <w:rFonts w:ascii="Roboto Mono" w:hAnsi="Roboto Mono"/>
+        </w:rPr>
+        <w:t>Instead of typing:</w:t>
+      </w:r>
+    </w:p>
+    <w:p>
+      <w:pPr>
+        <w:rPr>
+          <w:rFonts w:ascii="Roboto Mono" w:hAnsi="Roboto Mono"/>
+        </w:rPr>
+      </w:pPr>
+      <w:r>
+        <w:rPr>
+          <w:noProof/>
+        </w:rPr>
+        <w:drawing>
+          <wp:inline distT="0" distB="0" distL="0" distR="0" wp14:anchorId="47D71BA1" wp14:editId="78AED49B">
+            <wp:extent cx="5943600" cy="1037590"/>
+            <wp:effectExtent l="0" t="0" r="0" b="0"/>
+            <wp:docPr id="976981133" name="Picture 1"/>
+            <wp:cNvGraphicFramePr>
+              <a:graphicFrameLocks xmlns:a="http://schemas.openxmlformats.org/drawingml/2006/main" noChangeAspect="1"/>
+            </wp:cNvGraphicFramePr>
+            <a:graphic xmlns:a="http://schemas.openxmlformats.org/drawingml/2006/main">
+              <a:graphicData uri="http://schemas.openxmlformats.org/drawingml/2006/picture">
+                <pic:pic xmlns:pic="http://schemas.openxmlformats.org/drawingml/2006/picture">
+                  <pic:nvPicPr>
+                    <pic:cNvPr id="976981133" name=""/>
+                    <pic:cNvPicPr/>
+                  </pic:nvPicPr>
+                  <pic:blipFill>
+                    <a:blip r:embed="rId32"/>
+                    <a:stretch>
+                      <a:fillRect/>
+                    </a:stretch>
+                  </pic:blipFill>
+                  <pic:spPr>
+                    <a:xfrm>
+                      <a:off x="0" y="0"/>
+                      <a:ext cx="5943600" cy="1037590"/>
+                    </a:xfrm>
+                    <a:prstGeom prst="rect">
+                      <a:avLst/>
+                    </a:prstGeom>
+                  </pic:spPr>
+                </pic:pic>
+              </a:graphicData>
+            </a:graphic>
+          </wp:inline>
+        </w:drawing>
+      </w:r>
+    </w:p>
+    <w:p>
+      <w:pPr>
+        <w:rPr>
+          <w:rFonts w:ascii="Roboto Mono" w:hAnsi="Roboto Mono"/>
+        </w:rPr>
+      </w:pPr>
+      <w:r>
+        <w:rPr>
+          <w:rFonts w:ascii="Roboto Mono" w:hAnsi="Roboto Mono"/>
+        </w:rPr>
+        <w:t xml:space="preserve">git </w:t>
+      </w:r>
+      <w:proofErr w:type="gramStart"/>
+      <w:r>
+        <w:rPr>
+          <w:rFonts w:ascii="Roboto Mono" w:hAnsi="Roboto Mono"/>
+        </w:rPr>
+        <w:t>add .</w:t>
+      </w:r>
+      <w:proofErr w:type="gramEnd"/>
+    </w:p>
+    <w:p>
+      <w:pPr>
+        <w:rPr>
+          <w:rFonts w:ascii="Roboto Mono" w:hAnsi="Roboto Mono"/>
+        </w:rPr>
+      </w:pPr>
+      <w:r>
+        <w:rPr>
+          <w:rFonts w:ascii="Roboto Mono" w:hAnsi="Roboto Mono"/>
+        </w:rPr>
+        <w:t>git commit -m "Update"</w:t>
+      </w:r>
+    </w:p>
+    <w:p>
+      <w:pPr>
+        <w:rPr>
+          <w:rFonts w:ascii="Roboto Mono" w:hAnsi="Roboto Mono"/>
+        </w:rPr>
+      </w:pPr>
+      <w:r>
+        <w:rPr>
+          <w:rFonts w:ascii="Roboto Mono" w:hAnsi="Roboto Mono"/>
+        </w:rPr>
+        <w:t>git push</w:t>
+      </w:r>
+    </w:p>
+    <w:p>
+      <w:pPr>
+        <w:rPr>
+          <w:rFonts w:ascii="Roboto Mono" w:hAnsi="Roboto Mono"/>
+        </w:rPr>
+      </w:pPr>
+      <w:r>
+        <w:rPr>
+          <w:rFonts w:ascii="Roboto Mono" w:hAnsi="Roboto Mono"/>
+        </w:rPr>
+        <w:t>In Git GUI you would:</w:t>
+      </w:r>
+    </w:p>
+    <w:p>
+      <w:pPr>
+        <w:numPr>
+          <w:ilvl w:val="0"/>
+          <w:numId w:val="12"/>
+        </w:numPr>
+        <w:rPr>
+          <w:rFonts w:ascii="Roboto Mono" w:hAnsi="Roboto Mono"/>
+        </w:rPr>
+      </w:pPr>
+      <w:r>
+        <w:rPr>
+          <w:rFonts w:ascii="Roboto Mono" w:hAnsi="Roboto Mono"/>
+        </w:rPr>
+        <w:t xml:space="preserve">Check the changed files </w:t>
+      </w:r>
+      <w:r>
+        <w:rPr>
+          <w:rFonts w:ascii="Segoe UI Symbol" w:hAnsi="Segoe UI Symbol" w:cs="Segoe UI Symbol"/>
+        </w:rPr>
+        <w:t>✔</w:t>
+      </w:r>
+    </w:p>
+    <w:p>
+      <w:pPr>
+        <w:numPr>
+          <w:ilvl w:val="0"/>
+          <w:numId w:val="12"/>
+        </w:numPr>
+        <w:rPr>
+          <w:rFonts w:ascii="Roboto Mono" w:hAnsi="Roboto Mono"/>
+        </w:rPr>
+      </w:pPr>
+      <w:r>
+        <w:rPr>
+          <w:rFonts w:ascii="Roboto Mono" w:hAnsi="Roboto Mono"/>
+        </w:rPr>
+        <w:t xml:space="preserve">Type commit message </w:t>
+      </w:r>
+      <w:r>
+        <w:rPr>
+          <w:rFonts w:ascii="Segoe UI Emoji" w:hAnsi="Segoe UI Emoji" w:cs="Segoe UI Emoji"/>
+        </w:rPr>
+        <w:t>📝</w:t>
+      </w:r>
+    </w:p>
+    <w:p>
+      <w:pPr>
+        <w:numPr>
+          <w:ilvl w:val="0"/>
+          <w:numId w:val="12"/>
+        </w:numPr>
+        <w:rPr>
+          <w:rFonts w:ascii="Roboto Mono" w:hAnsi="Roboto Mono"/>
+        </w:rPr>
+      </w:pPr>
+      <w:r>
+        <w:rPr>
+          <w:rFonts w:ascii="Roboto Mono" w:hAnsi="Roboto Mono"/>
+        </w:rPr>
+        <w:lastRenderedPageBreak/>
+        <w:t xml:space="preserve">Click </w:t>
+      </w:r>
+      <w:r>
+        <w:rPr>
+          <w:rFonts w:ascii="Roboto Mono" w:hAnsi="Roboto Mono"/>
           <w:b/>
           <w:bCs/>
-          <w:sz w:val="18"/>
-          <w:szCs w:val="18"/>
-          <w:highlight w:val="lightGray"/>
-        </w:rPr>
-        <w:t>Provided by:</w:t>
-      </w:r>
-      <w:r>
-        <w:rPr>
-          <w:rFonts w:ascii="Arial" w:eastAsia="Arial" w:hAnsi="Arial" w:cs="Arial"/>
-          <w:sz w:val="18"/>
-          <w:szCs w:val="18"/>
-          <w:highlight w:val="lightGray"/>
-        </w:rPr>
-        <w:t xml:space="preserve"> [Persons Table -&gt; ID Column: 1, Name_En Column: Motasem Essam] -&gt; </w:t>
-      </w:r>
-      <w:r>
-        <w:rPr>
-          <w:rFonts w:ascii="Arial" w:eastAsia="Arial" w:hAnsi="Arial" w:cs="Arial"/>
+        </w:rPr>
+        <w:t>Commit</w:t>
+      </w:r>
+    </w:p>
+    <w:p>
+      <w:pPr>
+        <w:numPr>
+          <w:ilvl w:val="0"/>
+          <w:numId w:val="12"/>
+        </w:numPr>
+        <w:rPr>
+          <w:rFonts w:ascii="Roboto Mono" w:hAnsi="Roboto Mono"/>
+        </w:rPr>
+      </w:pPr>
+      <w:r>
+        <w:rPr>
+          <w:rFonts w:ascii="Roboto Mono" w:hAnsi="Roboto Mono"/>
+        </w:rPr>
+        <w:t xml:space="preserve">Click </w:t>
+      </w:r>
+      <w:r>
+        <w:rPr>
+          <w:rFonts w:ascii="Roboto Mono" w:hAnsi="Roboto Mono"/>
           <w:b/>
           <w:bCs/>
+        </w:rPr>
+        <w:t>Push</w:t>
+      </w:r>
+    </w:p>
+    <w:p>
+      <w:pPr>
+        <w:rPr>
+          <w:rFonts w:ascii="Roboto Mono" w:hAnsi="Roboto Mono"/>
+        </w:rPr>
+      </w:pPr>
+      <w:r>
+        <w:rPr>
+          <w:rFonts w:ascii="Roboto Mono" w:hAnsi="Roboto Mono"/>
+        </w:rPr>
+        <w:t>No commands needed.</w:t>
+      </w:r>
+    </w:p>
+    <w:p>
+      <w:pPr>
+        <w:rPr>
+          <w:rFonts w:ascii="Roboto Mono" w:hAnsi="Roboto Mono"/>
+        </w:rPr>
+      </w:pPr>
+      <w:r>
+        <w:rPr>
+          <w:rFonts w:ascii="Roboto Mono" w:hAnsi="Roboto Mono"/>
+        </w:rPr>
+        <w:pict w14:anchorId="25B097F7">
+          <v:rect id="_x0000_i1177" style="width:0;height:1.5pt" o:hralign="center" o:hrstd="t" o:hr="t" fillcolor="#a0a0a0" stroked="f"/>
+        </w:pict>
+      </w:r>
+    </w:p>
+    <w:p>
+      <w:pPr>
+        <w:pStyle w:val="Heading3"/>
+      </w:pPr>
+      <w:r>
+        <w:t>Popular Git GUI tools</w:t>
+      </w:r>
+    </w:p>
+    <w:p>
+      <w:r>
+        <w:rPr>
+          <w:rFonts w:ascii="Arial" w:hAnsi="Arial" w:cs="Arial"/>
+          <w:b/>
+          <w:color w:val="000000"/>
+          <w:sz w:val="18"/>
+          <w:highlight w:val="lightGray"/>
+        </w:rPr>
+        <w:t># Source: AI Source: Provided by: [Data Path</w:t>
+      </w:r>
+      <w:r>
+        <w:rPr>
+          <w:rFonts w:ascii="Arial" w:hAnsi="Arial" w:cs="Arial"/>
+          <w:color w:val="000000"/>
+          <w:sz w:val="18"/>
+          <w:highlight w:val="lightGray"/>
+        </w:rPr>
+        <w:t xml:space="preserve">: Persons Table -&gt; ID Column: 1, </w:t>
+      </w:r>
+      <w:proofErr w:type="spellStart"/>
+      <w:r>
+        <w:rPr>
+          <w:rFonts w:ascii="Arial" w:hAnsi="Arial" w:cs="Arial"/>
+          <w:color w:val="000000"/>
+          <w:sz w:val="18"/>
+          <w:highlight w:val="lightGray"/>
+        </w:rPr>
+        <w:t>Name_En</w:t>
+      </w:r>
+      <w:proofErr w:type="spellEnd"/>
+      <w:r>
+        <w:rPr>
+          <w:rFonts w:ascii="Arial" w:hAnsi="Arial" w:cs="Arial"/>
+          <w:color w:val="000000"/>
+          <w:sz w:val="18"/>
+          <w:highlight w:val="lightGray"/>
+        </w:rPr>
+        <w:t xml:space="preserve"> Column: Motasem Essam] -&gt; </w:t>
+      </w:r>
+      <w:r>
+        <w:rPr>
+          <w:rFonts w:ascii="Arial" w:hAnsi="Arial" w:cs="Arial"/>
+          <w:b/>
+          <w:color w:val="000000"/>
+          <w:sz w:val="18"/>
+          <w:highlight w:val="lightGray"/>
+        </w:rPr>
+        <w:t>From:</w:t>
+      </w:r>
+      <w:r>
+        <w:rPr>
+          <w:rFonts w:ascii="Arial" w:hAnsi="Arial" w:cs="Arial"/>
+          <w:color w:val="000000"/>
+          <w:sz w:val="18"/>
+          <w:highlight w:val="lightGray"/>
+        </w:rPr>
+        <w:t xml:space="preserve"> [</w:t>
+      </w:r>
+      <w:proofErr w:type="spellStart"/>
+      <w:r>
+        <w:rPr>
+          <w:rFonts w:ascii="Arial" w:hAnsi="Arial" w:cs="Arial"/>
+          <w:color w:val="000000"/>
+          <w:sz w:val="18"/>
+          <w:highlight w:val="lightGray"/>
+        </w:rPr>
+        <w:t>Chatgpt</w:t>
+      </w:r>
+      <w:proofErr w:type="spellEnd"/>
+      <w:r>
+        <w:rPr>
+          <w:rFonts w:ascii="Arial" w:hAnsi="Arial" w:cs="Arial"/>
+          <w:color w:val="000000"/>
+          <w:sz w:val="18"/>
+          <w:highlight w:val="lightGray"/>
+        </w:rPr>
+        <w:t xml:space="preserve"> (GPT</w:t>
+      </w:r>
+      <w:r>
+        <w:rPr>
+          <w:rFonts w:ascii="Cambria Math" w:hAnsi="Cambria Math" w:cs="Cambria Math"/>
+          <w:color w:val="000000"/>
+          <w:sz w:val="18"/>
+          <w:highlight w:val="lightGray"/>
+        </w:rPr>
+        <w:t>‑</w:t>
+      </w:r>
+      <w:r>
+        <w:rPr>
+          <w:rFonts w:ascii="Arial" w:hAnsi="Arial" w:cs="Arial"/>
+          <w:color w:val="000000"/>
+          <w:sz w:val="18"/>
+          <w:highlight w:val="lightGray"/>
+        </w:rPr>
+        <w:t xml:space="preserve">5 Mini)] </w:t>
+      </w:r>
+      <w:r>
+        <w:rPr>
+          <w:rFonts w:ascii="Arial" w:hAnsi="Arial" w:cs="Arial"/>
+          <w:b/>
+          <w:color w:val="000000"/>
+          <w:sz w:val="18"/>
+          <w:highlight w:val="lightGray"/>
+        </w:rPr>
+        <w:t>on</w:t>
+      </w:r>
+      <w:r>
+        <w:rPr>
+          <w:rFonts w:ascii="Arial" w:hAnsi="Arial" w:cs="Arial"/>
+          <w:color w:val="000000"/>
+          <w:sz w:val="18"/>
+          <w:highlight w:val="lightGray"/>
+        </w:rPr>
+        <w:t xml:space="preserve"> [2/16/2026]</w:t>
+      </w:r>
+    </w:p>
+    <w:p>
+      <w:pPr>
+        <w:rPr>
+          <w:rFonts w:ascii="Roboto Mono" w:hAnsi="Roboto Mono"/>
+        </w:rPr>
+      </w:pPr>
+      <w:r>
+        <w:rPr>
+          <w:rFonts w:ascii="Roboto Mono" w:hAnsi="Roboto Mono"/>
+        </w:rPr>
+        <w:t>Some common Git GUI apps are:</w:t>
+      </w:r>
+    </w:p>
+    <w:p>
+      <w:pPr>
+        <w:numPr>
+          <w:ilvl w:val="0"/>
+          <w:numId w:val="13"/>
+        </w:numPr>
+        <w:rPr>
+          <w:rFonts w:ascii="Roboto Mono" w:hAnsi="Roboto Mono"/>
+        </w:rPr>
+      </w:pPr>
+      <w:r>
+        <w:rPr>
+          <w:rFonts w:ascii="Roboto Mono" w:hAnsi="Roboto Mono"/>
+          <w:b/>
+          <w:bCs/>
+        </w:rPr>
+        <w:t>Git GUI</w:t>
+      </w:r>
+      <w:r>
+        <w:rPr>
+          <w:rFonts w:ascii="Roboto Mono" w:hAnsi="Roboto Mono"/>
+        </w:rPr>
+        <w:t xml:space="preserve"> (comes with Git by default)</w:t>
+      </w:r>
+    </w:p>
+    <w:p>
+      <w:pPr>
+        <w:numPr>
+          <w:ilvl w:val="0"/>
+          <w:numId w:val="13"/>
+        </w:numPr>
+        <w:rPr>
+          <w:rFonts w:ascii="Roboto Mono" w:hAnsi="Roboto Mono"/>
+        </w:rPr>
+      </w:pPr>
+      <w:r>
+        <w:rPr>
+          <w:rFonts w:ascii="Roboto Mono" w:hAnsi="Roboto Mono"/>
+          <w:b/>
+          <w:bCs/>
+        </w:rPr>
+        <w:t>GitHub Desktop</w:t>
+      </w:r>
+      <w:r>
+        <w:rPr>
+          <w:rFonts w:ascii="Roboto Mono" w:hAnsi="Roboto Mono"/>
+        </w:rPr>
+        <w:t xml:space="preserve"> – very beginner friendly</w:t>
+      </w:r>
+    </w:p>
+    <w:p>
+      <w:pPr>
+        <w:numPr>
+          <w:ilvl w:val="0"/>
+          <w:numId w:val="13"/>
+        </w:numPr>
+        <w:rPr>
+          <w:rFonts w:ascii="Roboto Mono" w:hAnsi="Roboto Mono"/>
+        </w:rPr>
+      </w:pPr>
+      <w:proofErr w:type="spellStart"/>
+      <w:r>
+        <w:rPr>
+          <w:rFonts w:ascii="Roboto Mono" w:hAnsi="Roboto Mono"/>
+          <w:b/>
+          <w:bCs/>
+        </w:rPr>
+        <w:t>Sourcetree</w:t>
+      </w:r>
+      <w:proofErr w:type="spellEnd"/>
+      <w:r>
+        <w:rPr>
+          <w:rFonts w:ascii="Roboto Mono" w:hAnsi="Roboto Mono"/>
+        </w:rPr>
+        <w:t xml:space="preserve"> – powerful and free</w:t>
+      </w:r>
+    </w:p>
+    <w:p>
+      <w:pPr>
+        <w:numPr>
+          <w:ilvl w:val="0"/>
+          <w:numId w:val="13"/>
+        </w:numPr>
+        <w:rPr>
+          <w:rFonts w:ascii="Roboto Mono" w:hAnsi="Roboto Mono"/>
+        </w:rPr>
+      </w:pPr>
+      <w:proofErr w:type="spellStart"/>
+      <w:r>
+        <w:rPr>
+          <w:rFonts w:ascii="Roboto Mono" w:hAnsi="Roboto Mono"/>
+          <w:b/>
+          <w:bCs/>
+        </w:rPr>
+        <w:t>TortoiseGit</w:t>
+      </w:r>
+      <w:proofErr w:type="spellEnd"/>
+      <w:r>
+        <w:rPr>
+          <w:rFonts w:ascii="Roboto Mono" w:hAnsi="Roboto Mono"/>
+        </w:rPr>
+        <w:t xml:space="preserve"> – integrates into Windows Explorer</w:t>
+      </w:r>
+    </w:p>
+    <w:p>
+      <w:pPr>
+        <w:numPr>
+          <w:ilvl w:val="0"/>
+          <w:numId w:val="13"/>
+        </w:numPr>
+        <w:rPr>
+          <w:rFonts w:ascii="Roboto Mono" w:hAnsi="Roboto Mono"/>
+        </w:rPr>
+      </w:pPr>
+      <w:proofErr w:type="spellStart"/>
+      <w:r>
+        <w:rPr>
+          <w:rFonts w:ascii="Roboto Mono" w:hAnsi="Roboto Mono"/>
+          <w:b/>
+          <w:bCs/>
+        </w:rPr>
+        <w:t>GitKraken</w:t>
+      </w:r>
+      <w:proofErr w:type="spellEnd"/>
+      <w:r>
+        <w:rPr>
+          <w:rFonts w:ascii="Roboto Mono" w:hAnsi="Roboto Mono"/>
+        </w:rPr>
+        <w:t xml:space="preserve"> – modern and visual (some paid features)</w:t>
+      </w:r>
+    </w:p>
+    <w:p>
+      <w:pPr>
+        <w:rPr>
+          <w:rFonts w:ascii="Roboto Mono" w:hAnsi="Roboto Mono"/>
+        </w:rPr>
+      </w:pPr>
+      <w:r>
+        <w:rPr>
+          <w:rFonts w:ascii="Roboto Mono" w:hAnsi="Roboto Mono"/>
+        </w:rPr>
+        <w:pict w14:anchorId="02C2B1D4">
+          <v:rect id="_x0000_i1178" style="width:0;height:1.5pt" o:hralign="center" o:hrstd="t" o:hr="t" fillcolor="#a0a0a0" stroked="f"/>
+        </w:pict>
+      </w:r>
+    </w:p>
+    <w:p>
+      <w:pPr>
+        <w:pStyle w:val="Heading3"/>
+      </w:pPr>
+      <w:r>
+        <w:t>Git GUI vs Git Bash</w:t>
+      </w:r>
+    </w:p>
+    <w:p>
+      <w:pPr>
+        <w:rPr>
+          <w:rFonts w:ascii="Arial" w:hAnsi="Arial" w:cs="Arial"/>
+          <w:color w:val="000000"/>
+          <w:sz w:val="18"/>
+        </w:rPr>
+      </w:pPr>
+      <w:r>
+        <w:rPr>
+          <w:rFonts w:ascii="Arial" w:hAnsi="Arial" w:cs="Arial"/>
+          <w:b/>
+          <w:color w:val="000000"/>
+          <w:sz w:val="18"/>
+          <w:highlight w:val="lightGray"/>
+        </w:rPr>
+        <w:t># Source: AI Source: Provided by: [Data Path</w:t>
+      </w:r>
+      <w:r>
+        <w:rPr>
+          <w:rFonts w:ascii="Arial" w:hAnsi="Arial" w:cs="Arial"/>
+          <w:color w:val="000000"/>
+          <w:sz w:val="18"/>
+          <w:highlight w:val="lightGray"/>
+        </w:rPr>
+        <w:t xml:space="preserve">: Persons Table -&gt; ID Column: 1, </w:t>
+      </w:r>
+      <w:proofErr w:type="spellStart"/>
+      <w:r>
+        <w:rPr>
+          <w:rFonts w:ascii="Arial" w:hAnsi="Arial" w:cs="Arial"/>
+          <w:color w:val="000000"/>
+          <w:sz w:val="18"/>
+          <w:highlight w:val="lightGray"/>
+        </w:rPr>
+        <w:t>Name_En</w:t>
+      </w:r>
+      <w:proofErr w:type="spellEnd"/>
+      <w:r>
+        <w:rPr>
+          <w:rFonts w:ascii="Arial" w:hAnsi="Arial" w:cs="Arial"/>
+          <w:color w:val="000000"/>
+          <w:sz w:val="18"/>
+          <w:highlight w:val="lightGray"/>
+        </w:rPr>
+        <w:t xml:space="preserve"> Column: Motasem Essam] -&gt; </w:t>
+      </w:r>
+      <w:r>
+        <w:rPr>
+          <w:rFonts w:ascii="Arial" w:hAnsi="Arial" w:cs="Arial"/>
+          <w:b/>
+          <w:color w:val="000000"/>
+          <w:sz w:val="18"/>
+          <w:highlight w:val="lightGray"/>
+        </w:rPr>
+        <w:t>From:</w:t>
+      </w:r>
+      <w:r>
+        <w:rPr>
+          <w:rFonts w:ascii="Arial" w:hAnsi="Arial" w:cs="Arial"/>
+          <w:color w:val="000000"/>
+          <w:sz w:val="18"/>
+          <w:highlight w:val="lightGray"/>
+        </w:rPr>
+        <w:t xml:space="preserve"> [</w:t>
+      </w:r>
+      <w:proofErr w:type="spellStart"/>
+      <w:r>
+        <w:rPr>
+          <w:rFonts w:ascii="Arial" w:hAnsi="Arial" w:cs="Arial"/>
+          <w:color w:val="000000"/>
+          <w:sz w:val="18"/>
+          <w:highlight w:val="lightGray"/>
+        </w:rPr>
+        <w:t>Chatgpt</w:t>
+      </w:r>
+      <w:proofErr w:type="spellEnd"/>
+      <w:r>
+        <w:rPr>
+          <w:rFonts w:ascii="Arial" w:hAnsi="Arial" w:cs="Arial"/>
+          <w:color w:val="000000"/>
+          <w:sz w:val="18"/>
+          <w:highlight w:val="lightGray"/>
+        </w:rPr>
+        <w:t xml:space="preserve"> (GPT</w:t>
+      </w:r>
+      <w:r>
+        <w:rPr>
+          <w:rFonts w:ascii="Cambria Math" w:hAnsi="Cambria Math" w:cs="Cambria Math"/>
+          <w:color w:val="000000"/>
+          <w:sz w:val="18"/>
+          <w:highlight w:val="lightGray"/>
+        </w:rPr>
+        <w:t>‑</w:t>
+      </w:r>
+      <w:r>
+        <w:rPr>
+          <w:rFonts w:ascii="Arial" w:hAnsi="Arial" w:cs="Arial"/>
+          <w:color w:val="000000"/>
+          <w:sz w:val="18"/>
+          <w:highlight w:val="lightGray"/>
+        </w:rPr>
+        <w:t xml:space="preserve">5 Mini)] </w:t>
+      </w:r>
+      <w:r>
+        <w:rPr>
+          <w:rFonts w:ascii="Arial" w:hAnsi="Arial" w:cs="Arial"/>
+          <w:b/>
+          <w:color w:val="000000"/>
+          <w:sz w:val="18"/>
+          <w:highlight w:val="lightGray"/>
+        </w:rPr>
+        <w:t>on</w:t>
+      </w:r>
+      <w:r>
+        <w:rPr>
+          <w:rFonts w:ascii="Arial" w:hAnsi="Arial" w:cs="Arial"/>
+          <w:color w:val="000000"/>
+          <w:sz w:val="18"/>
+          <w:highlight w:val="lightGray"/>
+        </w:rPr>
+        <w:t xml:space="preserve"> [2/16/2026]</w:t>
+      </w:r>
+    </w:p>
+    <w:p>
+      <w:r>
+        <w:rPr>
+          <w:noProof/>
+        </w:rPr>
+        <w:drawing>
+          <wp:inline distT="0" distB="0" distL="0" distR="0" wp14:anchorId="4DE77F6D" wp14:editId="73D7E12E">
+            <wp:extent cx="5943600" cy="1533525"/>
+            <wp:effectExtent l="0" t="0" r="0" b="9525"/>
+            <wp:docPr id="63351201" name="Picture 1"/>
+            <wp:cNvGraphicFramePr>
+              <a:graphicFrameLocks xmlns:a="http://schemas.openxmlformats.org/drawingml/2006/main" noChangeAspect="1"/>
+            </wp:cNvGraphicFramePr>
+            <a:graphic xmlns:a="http://schemas.openxmlformats.org/drawingml/2006/main">
+              <a:graphicData uri="http://schemas.openxmlformats.org/drawingml/2006/picture">
+                <pic:pic xmlns:pic="http://schemas.openxmlformats.org/drawingml/2006/picture">
+                  <pic:nvPicPr>
+                    <pic:cNvPr id="63351201" name=""/>
+                    <pic:cNvPicPr/>
+                  </pic:nvPicPr>
+                  <pic:blipFill>
+                    <a:blip r:embed="rId33"/>
+                    <a:stretch>
+                      <a:fillRect/>
+                    </a:stretch>
+                  </pic:blipFill>
+                  <pic:spPr>
+                    <a:xfrm>
+                      <a:off x="0" y="0"/>
+                      <a:ext cx="5943600" cy="1533525"/>
+                    </a:xfrm>
+                    <a:prstGeom prst="rect">
+                      <a:avLst/>
+                    </a:prstGeom>
+                  </pic:spPr>
+                </pic:pic>
+              </a:graphicData>
+            </a:graphic>
+          </wp:inline>
+        </w:drawing>
+      </w:r>
+    </w:p>
+    <w:tbl>
+      <w:tblPr>
+        <w:tblW w:w="0" w:type="auto"/>
+        <w:tblCellSpacing w:w="15" w:type="dxa"/>
+        <w:tblCellMar>
+          <w:top w:w="15" w:type="dxa"/>
+          <w:left w:w="15" w:type="dxa"/>
+          <w:bottom w:w="15" w:type="dxa"/>
+          <w:right w:w="15" w:type="dxa"/>
+        </w:tblCellMar>
+        <w:tblLook w:val="04A0" w:firstRow="1" w:lastRow="0" w:firstColumn="1" w:lastColumn="0" w:noHBand="0" w:noVBand="1"/>
+      </w:tblPr>
+      <w:tblGrid>
+        <w:gridCol w:w="3820"/>
+        <w:gridCol w:w="3532"/>
+      </w:tblGrid>
+      <w:tr>
+        <w:trPr>
+          <w:tblHeader/>
+          <w:tblCellSpacing w:w="15" w:type="dxa"/>
+        </w:trPr>
+        <w:tc>
+          <w:tcPr>
+            <w:tcW w:w="0" w:type="auto"/>
+            <w:vAlign w:val="center"/>
+            <w:hideMark/>
+          </w:tcPr>
+          <w:p>
+            <w:pPr>
+              <w:rPr>
+                <w:rFonts w:ascii="Roboto Mono" w:hAnsi="Roboto Mono"/>
+                <w:b/>
+                <w:bCs/>
+              </w:rPr>
+            </w:pPr>
+            <w:r>
+              <w:rPr>
+                <w:rFonts w:ascii="Roboto Mono" w:hAnsi="Roboto Mono"/>
+                <w:b/>
+                <w:bCs/>
+              </w:rPr>
+              <w:t>Git GUI</w:t>
+            </w:r>
+          </w:p>
+        </w:tc>
+        <w:tc>
+          <w:tcPr>
+            <w:tcW w:w="0" w:type="auto"/>
+            <w:vAlign w:val="center"/>
+            <w:hideMark/>
+          </w:tcPr>
+          <w:p>
+            <w:pPr>
+              <w:rPr>
+                <w:rFonts w:ascii="Roboto Mono" w:hAnsi="Roboto Mono"/>
+                <w:b/>
+                <w:bCs/>
+              </w:rPr>
+            </w:pPr>
+            <w:r>
+              <w:rPr>
+                <w:rFonts w:ascii="Roboto Mono" w:hAnsi="Roboto Mono"/>
+                <w:b/>
+                <w:bCs/>
+              </w:rPr>
+              <w:t>Git Bash</w:t>
+            </w:r>
+          </w:p>
+        </w:tc>
+      </w:tr>
+      <w:tr>
+        <w:trPr>
+          <w:tblCellSpacing w:w="15" w:type="dxa"/>
+        </w:trPr>
+        <w:tc>
+          <w:tcPr>
+            <w:tcW w:w="0" w:type="auto"/>
+            <w:vAlign w:val="center"/>
+            <w:hideMark/>
+          </w:tcPr>
+          <w:p>
+            <w:pPr>
+              <w:rPr>
+                <w:rFonts w:ascii="Roboto Mono" w:hAnsi="Roboto Mono"/>
+              </w:rPr>
+            </w:pPr>
+            <w:r>
+              <w:rPr>
+                <w:rFonts w:ascii="Roboto Mono" w:hAnsi="Roboto Mono"/>
+              </w:rPr>
+              <w:t>Visual, click-based</w:t>
+            </w:r>
+          </w:p>
+        </w:tc>
+        <w:tc>
+          <w:tcPr>
+            <w:tcW w:w="0" w:type="auto"/>
+            <w:vAlign w:val="center"/>
+            <w:hideMark/>
+          </w:tcPr>
+          <w:p>
+            <w:pPr>
+              <w:rPr>
+                <w:rFonts w:ascii="Roboto Mono" w:hAnsi="Roboto Mono"/>
+              </w:rPr>
+            </w:pPr>
+            <w:r>
+              <w:rPr>
+                <w:rFonts w:ascii="Roboto Mono" w:hAnsi="Roboto Mono"/>
+              </w:rPr>
+              <w:t>Command-line</w:t>
+            </w:r>
+          </w:p>
+        </w:tc>
+      </w:tr>
+      <w:tr>
+        <w:trPr>
+          <w:tblCellSpacing w:w="15" w:type="dxa"/>
+        </w:trPr>
+        <w:tc>
+          <w:tcPr>
+            <w:tcW w:w="0" w:type="auto"/>
+            <w:vAlign w:val="center"/>
+            <w:hideMark/>
+          </w:tcPr>
+          <w:p>
+            <w:pPr>
+              <w:rPr>
+                <w:rFonts w:ascii="Roboto Mono" w:hAnsi="Roboto Mono"/>
+              </w:rPr>
+            </w:pPr>
+            <w:r>
+              <w:rPr>
+                <w:rFonts w:ascii="Roboto Mono" w:hAnsi="Roboto Mono"/>
+              </w:rPr>
+              <w:t>Easier for beginners</w:t>
+            </w:r>
+          </w:p>
+        </w:tc>
+        <w:tc>
+          <w:tcPr>
+            <w:tcW w:w="0" w:type="auto"/>
+            <w:vAlign w:val="center"/>
+            <w:hideMark/>
+          </w:tcPr>
+          <w:p>
+            <w:pPr>
+              <w:rPr>
+                <w:rFonts w:ascii="Roboto Mono" w:hAnsi="Roboto Mono"/>
+              </w:rPr>
+            </w:pPr>
+            <w:r>
+              <w:rPr>
+                <w:rFonts w:ascii="Roboto Mono" w:hAnsi="Roboto Mono"/>
+              </w:rPr>
+              <w:t>More powerful &amp; flexible</w:t>
+            </w:r>
+          </w:p>
+        </w:tc>
+      </w:tr>
+      <w:tr>
+        <w:trPr>
+          <w:tblCellSpacing w:w="15" w:type="dxa"/>
+        </w:trPr>
+        <w:tc>
+          <w:tcPr>
+            <w:tcW w:w="0" w:type="auto"/>
+            <w:vAlign w:val="center"/>
+            <w:hideMark/>
+          </w:tcPr>
+          <w:p>
+            <w:pPr>
+              <w:rPr>
+                <w:rFonts w:ascii="Roboto Mono" w:hAnsi="Roboto Mono"/>
+              </w:rPr>
+            </w:pPr>
+            <w:r>
+              <w:rPr>
+                <w:rFonts w:ascii="Roboto Mono" w:hAnsi="Roboto Mono"/>
+              </w:rPr>
+              <w:lastRenderedPageBreak/>
+              <w:t>Good for simple workflows</w:t>
+            </w:r>
+          </w:p>
+        </w:tc>
+        <w:tc>
+          <w:tcPr>
+            <w:tcW w:w="0" w:type="auto"/>
+            <w:vAlign w:val="center"/>
+            <w:hideMark/>
+          </w:tcPr>
+          <w:p>
+            <w:pPr>
+              <w:rPr>
+                <w:rFonts w:ascii="Roboto Mono" w:hAnsi="Roboto Mono"/>
+              </w:rPr>
+            </w:pPr>
+            <w:r>
+              <w:rPr>
+                <w:rFonts w:ascii="Roboto Mono" w:hAnsi="Roboto Mono"/>
+              </w:rPr>
+              <w:t>Better for advanced use</w:t>
+            </w:r>
+          </w:p>
+        </w:tc>
+      </w:tr>
+      <w:tr>
+        <w:trPr>
+          <w:tblCellSpacing w:w="15" w:type="dxa"/>
+        </w:trPr>
+        <w:tc>
+          <w:tcPr>
+            <w:tcW w:w="0" w:type="auto"/>
+            <w:vAlign w:val="center"/>
+            <w:hideMark/>
+          </w:tcPr>
+          <w:p>
+            <w:pPr>
+              <w:rPr>
+                <w:rFonts w:ascii="Roboto Mono" w:hAnsi="Roboto Mono"/>
+              </w:rPr>
+            </w:pPr>
+            <w:r>
+              <w:rPr>
+                <w:rFonts w:ascii="Roboto Mono" w:hAnsi="Roboto Mono"/>
+              </w:rPr>
+              <w:t>Slower for bulk operations</w:t>
+            </w:r>
+          </w:p>
+        </w:tc>
+        <w:tc>
+          <w:tcPr>
+            <w:tcW w:w="0" w:type="auto"/>
+            <w:vAlign w:val="center"/>
+            <w:hideMark/>
+          </w:tcPr>
+          <w:p>
+            <w:pPr>
+              <w:rPr>
+                <w:rFonts w:ascii="Roboto Mono" w:hAnsi="Roboto Mono"/>
+              </w:rPr>
+            </w:pPr>
+            <w:r>
+              <w:rPr>
+                <w:rFonts w:ascii="Roboto Mono" w:hAnsi="Roboto Mono"/>
+              </w:rPr>
+              <w:t>Faster with commands</w:t>
+            </w:r>
+          </w:p>
+        </w:tc>
+      </w:tr>
+    </w:tbl>
+    <w:p>
+      <w:pPr>
+        <w:rPr>
+          <w:rFonts w:ascii="Roboto Mono" w:hAnsi="Roboto Mono"/>
+        </w:rPr>
+      </w:pPr>
+      <w:r>
+        <w:rPr>
+          <w:rFonts w:ascii="Roboto Mono" w:hAnsi="Roboto Mono"/>
+        </w:rPr>
+        <w:pict w14:anchorId="022CD65B">
+          <v:rect id="_x0000_i1179" style="width:0;height:1.5pt" o:hralign="center" o:hrstd="t" o:hr="t" fillcolor="#a0a0a0" stroked="f"/>
+        </w:pict>
+      </w:r>
+    </w:p>
+    <w:p>
+      <w:pPr>
+        <w:pStyle w:val="Heading3"/>
+      </w:pPr>
+      <w:r>
+        <w:t xml:space="preserve">Run Git </w:t>
+      </w:r>
+      <w:r>
+        <w:t>G</w:t>
+      </w:r>
+      <w:r>
+        <w:t>UI</w:t>
+      </w:r>
+    </w:p>
+    <w:p>
+      <w:pPr>
+        <w:rPr>
+          <w:rFonts w:ascii="Arial" w:eastAsia="Arial" w:hAnsi="Arial" w:cs="Arial"/>
           <w:sz w:val="18"/>
           <w:szCs w:val="18"/>
+        </w:rPr>
+      </w:pPr>
+      <w:r>
+        <w:rPr>
+          <w:rFonts w:ascii="Arial" w:eastAsia="Arial" w:hAnsi="Arial" w:cs="Arial"/>
+          <w:b/>
+          <w:bCs/>
+          <w:sz w:val="18"/>
+          <w:szCs w:val="18"/>
+          <w:highlight w:val="lightGray"/>
+        </w:rPr>
+        <w:t xml:space="preserve"># Source: </w:t>
+      </w:r>
+      <w:proofErr w:type="spellStart"/>
+      <w:r>
+        <w:rPr>
+          <w:rFonts w:ascii="Arial" w:eastAsia="Arial" w:hAnsi="Arial" w:cs="Arial"/>
+          <w:b/>
+          <w:bCs/>
+          <w:sz w:val="18"/>
+          <w:szCs w:val="18"/>
+          <w:highlight w:val="lightGray"/>
+        </w:rPr>
+        <w:t>ScreenShots</w:t>
+      </w:r>
+      <w:proofErr w:type="spellEnd"/>
+      <w:r>
+        <w:rPr>
+          <w:rFonts w:ascii="Arial" w:eastAsia="Arial" w:hAnsi="Arial" w:cs="Arial"/>
+          <w:sz w:val="18"/>
+          <w:szCs w:val="18"/>
+          <w:highlight w:val="lightGray"/>
+        </w:rPr>
+        <w:t xml:space="preserve"> </w:t>
+      </w:r>
+      <w:r>
+        <w:rPr>
+          <w:rFonts w:ascii="Arial" w:eastAsia="Arial" w:hAnsi="Arial" w:cs="Arial"/>
+          <w:b/>
+          <w:bCs/>
+          <w:sz w:val="18"/>
+          <w:szCs w:val="18"/>
+          <w:highlight w:val="lightGray"/>
+        </w:rPr>
+        <w:t>Source</w:t>
+      </w:r>
+      <w:r>
+        <w:rPr>
+          <w:rFonts w:ascii="Arial" w:eastAsia="Arial" w:hAnsi="Arial" w:cs="Arial"/>
+          <w:sz w:val="18"/>
+          <w:szCs w:val="18"/>
+          <w:highlight w:val="lightGray"/>
+        </w:rPr>
+        <w:t xml:space="preserve">: </w:t>
+      </w:r>
+      <w:r>
+        <w:rPr>
+          <w:rFonts w:ascii="Arial" w:eastAsia="Arial" w:hAnsi="Arial" w:cs="Arial"/>
+          <w:b/>
+          <w:bCs/>
+          <w:sz w:val="18"/>
+          <w:szCs w:val="18"/>
+          <w:highlight w:val="lightGray"/>
+        </w:rPr>
+        <w:t>Provided by:</w:t>
+      </w:r>
+      <w:r>
+        <w:rPr>
+          <w:rFonts w:ascii="Arial" w:eastAsia="Arial" w:hAnsi="Arial" w:cs="Arial"/>
+          <w:sz w:val="18"/>
+          <w:szCs w:val="18"/>
+          <w:highlight w:val="lightGray"/>
+        </w:rPr>
+        <w:t xml:space="preserve"> [Persons Table -&gt; ID Column: 1, </w:t>
+      </w:r>
+      <w:proofErr w:type="spellStart"/>
+      <w:r>
+        <w:rPr>
+          <w:rFonts w:ascii="Arial" w:eastAsia="Arial" w:hAnsi="Arial" w:cs="Arial"/>
+          <w:sz w:val="18"/>
+          <w:szCs w:val="18"/>
+          <w:highlight w:val="lightGray"/>
+        </w:rPr>
+        <w:t>Name_En</w:t>
+      </w:r>
+      <w:proofErr w:type="spellEnd"/>
+      <w:r>
+        <w:rPr>
+          <w:rFonts w:ascii="Arial" w:eastAsia="Arial" w:hAnsi="Arial" w:cs="Arial"/>
+          <w:sz w:val="18"/>
+          <w:szCs w:val="18"/>
+          <w:highlight w:val="lightGray"/>
+        </w:rPr>
+        <w:t xml:space="preserve"> Column: Motasem Essam] -&gt; </w:t>
+      </w:r>
+      <w:r>
+        <w:rPr>
+          <w:rFonts w:ascii="Arial" w:eastAsia="Arial" w:hAnsi="Arial" w:cs="Arial"/>
+          <w:b/>
+          <w:bCs/>
+          <w:sz w:val="18"/>
+          <w:szCs w:val="18"/>
           <w:highlight w:val="lightGray"/>
         </w:rPr>
         <w:t>Tool:</w:t>
@@ -1944,7 +4890,27 @@
           <w:szCs w:val="18"/>
           <w:highlight w:val="lightGray"/>
         </w:rPr>
-        <w:t xml:space="preserve"> [Lightshot Program] -&gt; </w:t>
+        <w:t xml:space="preserve"> [</w:t>
+      </w:r>
+      <w:proofErr w:type="spellStart"/>
+      <w:r>
+        <w:rPr>
+          <w:rFonts w:ascii="Arial" w:eastAsia="Arial" w:hAnsi="Arial" w:cs="Arial"/>
+          <w:sz w:val="18"/>
+          <w:szCs w:val="18"/>
+          <w:highlight w:val="lightGray"/>
+        </w:rPr>
+        <w:t>Lightshot</w:t>
+      </w:r>
+      <w:proofErr w:type="spellEnd"/>
+      <w:r>
+        <w:rPr>
+          <w:rFonts w:ascii="Arial" w:eastAsia="Arial" w:hAnsi="Arial" w:cs="Arial"/>
+          <w:sz w:val="18"/>
+          <w:szCs w:val="18"/>
+          <w:highlight w:val="lightGray"/>
+        </w:rPr>
+        <w:t xml:space="preserve"> Program] -&gt; </w:t>
       </w:r>
       <w:r>
         <w:rPr>
@@ -2089,7 +5055,6 @@
         <w:rPr>
           <w:noProof/>
         </w:rPr>
-        <w:lastRenderedPageBreak/>
         <w:drawing>
           <wp:inline distT="0" distB="0" distL="0" distR="0" wp14:anchorId="7C133448" wp14:editId="52106F3A">
             <wp:extent cx="5943600" cy="4815840"/>
@@ -2106,7 +5071,7 @@
                     <pic:cNvPicPr/>
                   </pic:nvPicPr>
                   <pic:blipFill>
-                    <a:blip r:embed="rId30"/>
+                    <a:blip r:embed="rId34"/>
                     <a:stretch>
                       <a:fillRect/>
                     </a:stretch>
@@ -2132,6 +5097,7 @@
         <w:rPr>
           <w:noProof/>
         </w:rPr>
+        <w:lastRenderedPageBreak/>
         <w:drawing>
           <wp:inline distT="0" distB="0" distL="0" distR="0" wp14:anchorId="6A23846A" wp14:editId="6F9BD117">
             <wp:extent cx="5153025" cy="2571750"/>
@@ -2148,7 +5114,7 @@
                     <pic:cNvPicPr/>
                   </pic:nvPicPr>
                   <pic:blipFill>
-                    <a:blip r:embed="rId31"/>
+                    <a:blip r:embed="rId35"/>
                     <a:stretch>
                       <a:fillRect/>
                     </a:stretch>
@@ -2177,6 +5143,2103 @@
     </w:sectPr>
   </w:body>
 </w:document>
+</file>
+
+<file path=word/numbering.xml><?xml version="1.0" encoding="utf-8"?>
+<w:numbering xmlns:wpc="http://schemas.microsoft.com/office/word/2010/wordprocessingCanvas" xmlns:cx="http://schemas.microsoft.com/office/drawing/2014/chartex" xmlns:cx1="http://schemas.microsoft.com/office/drawing/2015/9/8/chartex" xmlns:cx2="http://schemas.microsoft.com/office/drawing/2015/10/21/chartex" xmlns:cx3="http://schemas.microsoft.com/office/drawing/2016/5/9/chartex" xmlns:cx4="http://schemas.microsoft.com/office/drawing/2016/5/10/chartex" xmlns:cx5="http://schemas.microsoft.com/office/drawing/2016/5/11/chartex" xmlns:cx6="http://schemas.microsoft.com/office/drawing/2016/5/12/chartex" xmlns:cx7="http://schemas.microsoft.com/office/drawing/2016/5/13/chartex" xmlns:cx8="http://schemas.microsoft.com/office/drawing/2016/5/14/chartex" xmlns:mc="http://schemas.openxmlformats.org/markup-compatibility/2006" xmlns:aink="http://schemas.microsoft.com/office/drawing/2016/ink" xmlns:am3d="http://schemas.microsoft.com/office/drawing/2017/model3d" xmlns:o="urn:schemas-microsoft-com:office:office" xmlns:oel="http://schemas.microsoft.com/office/2019/extlst" xmlns:r="http://schemas.openxmlformats.org/officeDocument/2006/relationships" xmlns:m="http://schemas.openxmlformats.org/officeDocument/2006/math" xmlns:v="urn:schemas-microsoft-com:vml" xmlns:wp14="http://schemas.microsoft.com/office/word/2010/wordprocessingDrawing" xmlns:wp="http://schemas.openxmlformats.org/drawingml/2006/wordprocessingDrawing" xmlns:w10="urn:schemas-microsoft-com:office:word" xmlns:w="http://schemas.openxmlformats.org/wordprocessingml/2006/main" xmlns:w14="http://schemas.microsoft.com/office/word/2010/wordml" xmlns:w15="http://schemas.microsoft.com/office/word/2012/wordml" xmlns:w16cex="http://schemas.microsoft.com/office/word/2018/wordml/cex" xmlns:w16cid="http://schemas.microsoft.com/office/word/2016/wordml/cid" xmlns:w16="http://schemas.microsoft.com/office/word/2018/wordml" xmlns:w16du="http://schemas.microsoft.com/office/word/2023/wordml/word16du" xmlns:w16sdtdh="http://schemas.microsoft.com/office/word/2020/wordml/sdtdatahash" xmlns:w16sdtfl="http://schemas.microsoft.com/office/word/2024/wordml/sdtformatlock" xmlns:w16se="http://schemas.microsoft.com/office/word/2015/wordml/symex" xmlns:wpg="http://schemas.microsoft.com/office/word/2010/wordprocessingGroup" xmlns:wpi="http://schemas.microsoft.com/office/word/2010/wordprocessingInk" xmlns:wne="http://schemas.microsoft.com/office/word/2006/wordml" xmlns:wps="http://schemas.microsoft.com/office/word/2010/wordprocessingShape" mc:Ignorable="w14 w15 w16se w16cid w16 w16cex w16sdtdh w16sdtfl w16du wp14">
+  <w:abstractNum w:abstractNumId="0" w15:restartNumberingAfterBreak="0">
+    <w:nsid w:val="0A0E7A45"/>
+    <w:multiLevelType w:val="multilevel"/>
+    <w:tmpl w:val="F7C25202"/>
+    <w:lvl w:ilvl="0">
+      <w:start w:val="1"/>
+      <w:numFmt w:val="bullet"/>
+      <w:lvlText w:val=""/>
+      <w:lvlJc w:val="left"/>
+      <w:pPr>
+        <w:tabs>
+          <w:tab w:val="num" w:pos="720"/>
+        </w:tabs>
+        <w:ind w:left="720" w:hanging="360"/>
+      </w:pPr>
+      <w:rPr>
+        <w:rFonts w:ascii="Symbol" w:hAnsi="Symbol" w:hint="default"/>
+        <w:sz w:val="20"/>
+      </w:rPr>
+    </w:lvl>
+    <w:lvl w:ilvl="1" w:tentative="1">
+      <w:start w:val="1"/>
+      <w:numFmt w:val="bullet"/>
+      <w:lvlText w:val="o"/>
+      <w:lvlJc w:val="left"/>
+      <w:pPr>
+        <w:tabs>
+          <w:tab w:val="num" w:pos="1440"/>
+        </w:tabs>
+        <w:ind w:left="1440" w:hanging="360"/>
+      </w:pPr>
+      <w:rPr>
+        <w:rFonts w:ascii="Courier New" w:hAnsi="Courier New" w:hint="default"/>
+        <w:sz w:val="20"/>
+      </w:rPr>
+    </w:lvl>
+    <w:lvl w:ilvl="2" w:tentative="1">
+      <w:start w:val="1"/>
+      <w:numFmt w:val="bullet"/>
+      <w:lvlText w:val=""/>
+      <w:lvlJc w:val="left"/>
+      <w:pPr>
+        <w:tabs>
+          <w:tab w:val="num" w:pos="2160"/>
+        </w:tabs>
+        <w:ind w:left="2160" w:hanging="360"/>
+      </w:pPr>
+      <w:rPr>
+        <w:rFonts w:ascii="Wingdings" w:hAnsi="Wingdings" w:hint="default"/>
+        <w:sz w:val="20"/>
+      </w:rPr>
+    </w:lvl>
+    <w:lvl w:ilvl="3" w:tentative="1">
+      <w:start w:val="1"/>
+      <w:numFmt w:val="bullet"/>
+      <w:lvlText w:val=""/>
+      <w:lvlJc w:val="left"/>
+      <w:pPr>
+        <w:tabs>
+          <w:tab w:val="num" w:pos="2880"/>
+        </w:tabs>
+        <w:ind w:left="2880" w:hanging="360"/>
+      </w:pPr>
+      <w:rPr>
+        <w:rFonts w:ascii="Wingdings" w:hAnsi="Wingdings" w:hint="default"/>
+        <w:sz w:val="20"/>
+      </w:rPr>
+    </w:lvl>
+    <w:lvl w:ilvl="4" w:tentative="1">
+      <w:start w:val="1"/>
+      <w:numFmt w:val="bullet"/>
+      <w:lvlText w:val=""/>
+      <w:lvlJc w:val="left"/>
+      <w:pPr>
+        <w:tabs>
+          <w:tab w:val="num" w:pos="3600"/>
+        </w:tabs>
+        <w:ind w:left="3600" w:hanging="360"/>
+      </w:pPr>
+      <w:rPr>
+        <w:rFonts w:ascii="Wingdings" w:hAnsi="Wingdings" w:hint="default"/>
+        <w:sz w:val="20"/>
+      </w:rPr>
+    </w:lvl>
+    <w:lvl w:ilvl="5" w:tentative="1">
+      <w:start w:val="1"/>
+      <w:numFmt w:val="bullet"/>
+      <w:lvlText w:val=""/>
+      <w:lvlJc w:val="left"/>
+      <w:pPr>
+        <w:tabs>
+          <w:tab w:val="num" w:pos="4320"/>
+        </w:tabs>
+        <w:ind w:left="4320" w:hanging="360"/>
+      </w:pPr>
+      <w:rPr>
+        <w:rFonts w:ascii="Wingdings" w:hAnsi="Wingdings" w:hint="default"/>
+        <w:sz w:val="20"/>
+      </w:rPr>
+    </w:lvl>
+    <w:lvl w:ilvl="6" w:tentative="1">
+      <w:start w:val="1"/>
+      <w:numFmt w:val="bullet"/>
+      <w:lvlText w:val=""/>
+      <w:lvlJc w:val="left"/>
+      <w:pPr>
+        <w:tabs>
+          <w:tab w:val="num" w:pos="5040"/>
+        </w:tabs>
+        <w:ind w:left="5040" w:hanging="360"/>
+      </w:pPr>
+      <w:rPr>
+        <w:rFonts w:ascii="Wingdings" w:hAnsi="Wingdings" w:hint="default"/>
+        <w:sz w:val="20"/>
+      </w:rPr>
+    </w:lvl>
+    <w:lvl w:ilvl="7" w:tentative="1">
+      <w:start w:val="1"/>
+      <w:numFmt w:val="bullet"/>
+      <w:lvlText w:val=""/>
+      <w:lvlJc w:val="left"/>
+      <w:pPr>
+        <w:tabs>
+          <w:tab w:val="num" w:pos="5760"/>
+        </w:tabs>
+        <w:ind w:left="5760" w:hanging="360"/>
+      </w:pPr>
+      <w:rPr>
+        <w:rFonts w:ascii="Wingdings" w:hAnsi="Wingdings" w:hint="default"/>
+        <w:sz w:val="20"/>
+      </w:rPr>
+    </w:lvl>
+    <w:lvl w:ilvl="8" w:tentative="1">
+      <w:start w:val="1"/>
+      <w:numFmt w:val="bullet"/>
+      <w:lvlText w:val=""/>
+      <w:lvlJc w:val="left"/>
+      <w:pPr>
+        <w:tabs>
+          <w:tab w:val="num" w:pos="6480"/>
+        </w:tabs>
+        <w:ind w:left="6480" w:hanging="360"/>
+      </w:pPr>
+      <w:rPr>
+        <w:rFonts w:ascii="Wingdings" w:hAnsi="Wingdings" w:hint="default"/>
+        <w:sz w:val="20"/>
+      </w:rPr>
+    </w:lvl>
+  </w:abstractNum>
+  <w:abstractNum w:abstractNumId="1" w15:restartNumberingAfterBreak="0">
+    <w:nsid w:val="0E5A54BB"/>
+    <w:multiLevelType w:val="multilevel"/>
+    <w:tmpl w:val="82A0AFA8"/>
+    <w:lvl w:ilvl="0">
+      <w:start w:val="1"/>
+      <w:numFmt w:val="bullet"/>
+      <w:lvlText w:val=""/>
+      <w:lvlJc w:val="left"/>
+      <w:pPr>
+        <w:tabs>
+          <w:tab w:val="num" w:pos="720"/>
+        </w:tabs>
+        <w:ind w:left="720" w:hanging="360"/>
+      </w:pPr>
+      <w:rPr>
+        <w:rFonts w:ascii="Symbol" w:hAnsi="Symbol" w:hint="default"/>
+        <w:sz w:val="20"/>
+      </w:rPr>
+    </w:lvl>
+    <w:lvl w:ilvl="1" w:tentative="1">
+      <w:start w:val="1"/>
+      <w:numFmt w:val="bullet"/>
+      <w:lvlText w:val="o"/>
+      <w:lvlJc w:val="left"/>
+      <w:pPr>
+        <w:tabs>
+          <w:tab w:val="num" w:pos="1440"/>
+        </w:tabs>
+        <w:ind w:left="1440" w:hanging="360"/>
+      </w:pPr>
+      <w:rPr>
+        <w:rFonts w:ascii="Courier New" w:hAnsi="Courier New" w:hint="default"/>
+        <w:sz w:val="20"/>
+      </w:rPr>
+    </w:lvl>
+    <w:lvl w:ilvl="2" w:tentative="1">
+      <w:start w:val="1"/>
+      <w:numFmt w:val="bullet"/>
+      <w:lvlText w:val=""/>
+      <w:lvlJc w:val="left"/>
+      <w:pPr>
+        <w:tabs>
+          <w:tab w:val="num" w:pos="2160"/>
+        </w:tabs>
+        <w:ind w:left="2160" w:hanging="360"/>
+      </w:pPr>
+      <w:rPr>
+        <w:rFonts w:ascii="Wingdings" w:hAnsi="Wingdings" w:hint="default"/>
+        <w:sz w:val="20"/>
+      </w:rPr>
+    </w:lvl>
+    <w:lvl w:ilvl="3" w:tentative="1">
+      <w:start w:val="1"/>
+      <w:numFmt w:val="bullet"/>
+      <w:lvlText w:val=""/>
+      <w:lvlJc w:val="left"/>
+      <w:pPr>
+        <w:tabs>
+          <w:tab w:val="num" w:pos="2880"/>
+        </w:tabs>
+        <w:ind w:left="2880" w:hanging="360"/>
+      </w:pPr>
+      <w:rPr>
+        <w:rFonts w:ascii="Wingdings" w:hAnsi="Wingdings" w:hint="default"/>
+        <w:sz w:val="20"/>
+      </w:rPr>
+    </w:lvl>
+    <w:lvl w:ilvl="4" w:tentative="1">
+      <w:start w:val="1"/>
+      <w:numFmt w:val="bullet"/>
+      <w:lvlText w:val=""/>
+      <w:lvlJc w:val="left"/>
+      <w:pPr>
+        <w:tabs>
+          <w:tab w:val="num" w:pos="3600"/>
+        </w:tabs>
+        <w:ind w:left="3600" w:hanging="360"/>
+      </w:pPr>
+      <w:rPr>
+        <w:rFonts w:ascii="Wingdings" w:hAnsi="Wingdings" w:hint="default"/>
+        <w:sz w:val="20"/>
+      </w:rPr>
+    </w:lvl>
+    <w:lvl w:ilvl="5" w:tentative="1">
+      <w:start w:val="1"/>
+      <w:numFmt w:val="bullet"/>
+      <w:lvlText w:val=""/>
+      <w:lvlJc w:val="left"/>
+      <w:pPr>
+        <w:tabs>
+          <w:tab w:val="num" w:pos="4320"/>
+        </w:tabs>
+        <w:ind w:left="4320" w:hanging="360"/>
+      </w:pPr>
+      <w:rPr>
+        <w:rFonts w:ascii="Wingdings" w:hAnsi="Wingdings" w:hint="default"/>
+        <w:sz w:val="20"/>
+      </w:rPr>
+    </w:lvl>
+    <w:lvl w:ilvl="6" w:tentative="1">
+      <w:start w:val="1"/>
+      <w:numFmt w:val="bullet"/>
+      <w:lvlText w:val=""/>
+      <w:lvlJc w:val="left"/>
+      <w:pPr>
+        <w:tabs>
+          <w:tab w:val="num" w:pos="5040"/>
+        </w:tabs>
+        <w:ind w:left="5040" w:hanging="360"/>
+      </w:pPr>
+      <w:rPr>
+        <w:rFonts w:ascii="Wingdings" w:hAnsi="Wingdings" w:hint="default"/>
+        <w:sz w:val="20"/>
+      </w:rPr>
+    </w:lvl>
+    <w:lvl w:ilvl="7" w:tentative="1">
+      <w:start w:val="1"/>
+      <w:numFmt w:val="bullet"/>
+      <w:lvlText w:val=""/>
+      <w:lvlJc w:val="left"/>
+      <w:pPr>
+        <w:tabs>
+          <w:tab w:val="num" w:pos="5760"/>
+        </w:tabs>
+        <w:ind w:left="5760" w:hanging="360"/>
+      </w:pPr>
+      <w:rPr>
+        <w:rFonts w:ascii="Wingdings" w:hAnsi="Wingdings" w:hint="default"/>
+        <w:sz w:val="20"/>
+      </w:rPr>
+    </w:lvl>
+    <w:lvl w:ilvl="8" w:tentative="1">
+      <w:start w:val="1"/>
+      <w:numFmt w:val="bullet"/>
+      <w:lvlText w:val=""/>
+      <w:lvlJc w:val="left"/>
+      <w:pPr>
+        <w:tabs>
+          <w:tab w:val="num" w:pos="6480"/>
+        </w:tabs>
+        <w:ind w:left="6480" w:hanging="360"/>
+      </w:pPr>
+      <w:rPr>
+        <w:rFonts w:ascii="Wingdings" w:hAnsi="Wingdings" w:hint="default"/>
+        <w:sz w:val="20"/>
+      </w:rPr>
+    </w:lvl>
+  </w:abstractNum>
+  <w:abstractNum w:abstractNumId="2" w15:restartNumberingAfterBreak="0">
+    <w:nsid w:val="15FC0842"/>
+    <w:multiLevelType w:val="multilevel"/>
+    <w:tmpl w:val="D62ABDD6"/>
+    <w:lvl w:ilvl="0">
+      <w:start w:val="1"/>
+      <w:numFmt w:val="bullet"/>
+      <w:lvlText w:val=""/>
+      <w:lvlJc w:val="left"/>
+      <w:pPr>
+        <w:tabs>
+          <w:tab w:val="num" w:pos="720"/>
+        </w:tabs>
+        <w:ind w:left="720" w:hanging="360"/>
+      </w:pPr>
+      <w:rPr>
+        <w:rFonts w:ascii="Symbol" w:hAnsi="Symbol" w:hint="default"/>
+        <w:sz w:val="20"/>
+      </w:rPr>
+    </w:lvl>
+    <w:lvl w:ilvl="1" w:tentative="1">
+      <w:start w:val="1"/>
+      <w:numFmt w:val="bullet"/>
+      <w:lvlText w:val="o"/>
+      <w:lvlJc w:val="left"/>
+      <w:pPr>
+        <w:tabs>
+          <w:tab w:val="num" w:pos="1440"/>
+        </w:tabs>
+        <w:ind w:left="1440" w:hanging="360"/>
+      </w:pPr>
+      <w:rPr>
+        <w:rFonts w:ascii="Courier New" w:hAnsi="Courier New" w:hint="default"/>
+        <w:sz w:val="20"/>
+      </w:rPr>
+    </w:lvl>
+    <w:lvl w:ilvl="2" w:tentative="1">
+      <w:start w:val="1"/>
+      <w:numFmt w:val="bullet"/>
+      <w:lvlText w:val=""/>
+      <w:lvlJc w:val="left"/>
+      <w:pPr>
+        <w:tabs>
+          <w:tab w:val="num" w:pos="2160"/>
+        </w:tabs>
+        <w:ind w:left="2160" w:hanging="360"/>
+      </w:pPr>
+      <w:rPr>
+        <w:rFonts w:ascii="Wingdings" w:hAnsi="Wingdings" w:hint="default"/>
+        <w:sz w:val="20"/>
+      </w:rPr>
+    </w:lvl>
+    <w:lvl w:ilvl="3" w:tentative="1">
+      <w:start w:val="1"/>
+      <w:numFmt w:val="bullet"/>
+      <w:lvlText w:val=""/>
+      <w:lvlJc w:val="left"/>
+      <w:pPr>
+        <w:tabs>
+          <w:tab w:val="num" w:pos="2880"/>
+        </w:tabs>
+        <w:ind w:left="2880" w:hanging="360"/>
+      </w:pPr>
+      <w:rPr>
+        <w:rFonts w:ascii="Wingdings" w:hAnsi="Wingdings" w:hint="default"/>
+        <w:sz w:val="20"/>
+      </w:rPr>
+    </w:lvl>
+    <w:lvl w:ilvl="4" w:tentative="1">
+      <w:start w:val="1"/>
+      <w:numFmt w:val="bullet"/>
+      <w:lvlText w:val=""/>
+      <w:lvlJc w:val="left"/>
+      <w:pPr>
+        <w:tabs>
+          <w:tab w:val="num" w:pos="3600"/>
+        </w:tabs>
+        <w:ind w:left="3600" w:hanging="360"/>
+      </w:pPr>
+      <w:rPr>
+        <w:rFonts w:ascii="Wingdings" w:hAnsi="Wingdings" w:hint="default"/>
+        <w:sz w:val="20"/>
+      </w:rPr>
+    </w:lvl>
+    <w:lvl w:ilvl="5" w:tentative="1">
+      <w:start w:val="1"/>
+      <w:numFmt w:val="bullet"/>
+      <w:lvlText w:val=""/>
+      <w:lvlJc w:val="left"/>
+      <w:pPr>
+        <w:tabs>
+          <w:tab w:val="num" w:pos="4320"/>
+        </w:tabs>
+        <w:ind w:left="4320" w:hanging="360"/>
+      </w:pPr>
+      <w:rPr>
+        <w:rFonts w:ascii="Wingdings" w:hAnsi="Wingdings" w:hint="default"/>
+        <w:sz w:val="20"/>
+      </w:rPr>
+    </w:lvl>
+    <w:lvl w:ilvl="6" w:tentative="1">
+      <w:start w:val="1"/>
+      <w:numFmt w:val="bullet"/>
+      <w:lvlText w:val=""/>
+      <w:lvlJc w:val="left"/>
+      <w:pPr>
+        <w:tabs>
+          <w:tab w:val="num" w:pos="5040"/>
+        </w:tabs>
+        <w:ind w:left="5040" w:hanging="360"/>
+      </w:pPr>
+      <w:rPr>
+        <w:rFonts w:ascii="Wingdings" w:hAnsi="Wingdings" w:hint="default"/>
+        <w:sz w:val="20"/>
+      </w:rPr>
+    </w:lvl>
+    <w:lvl w:ilvl="7" w:tentative="1">
+      <w:start w:val="1"/>
+      <w:numFmt w:val="bullet"/>
+      <w:lvlText w:val=""/>
+      <w:lvlJc w:val="left"/>
+      <w:pPr>
+        <w:tabs>
+          <w:tab w:val="num" w:pos="5760"/>
+        </w:tabs>
+        <w:ind w:left="5760" w:hanging="360"/>
+      </w:pPr>
+      <w:rPr>
+        <w:rFonts w:ascii="Wingdings" w:hAnsi="Wingdings" w:hint="default"/>
+        <w:sz w:val="20"/>
+      </w:rPr>
+    </w:lvl>
+    <w:lvl w:ilvl="8" w:tentative="1">
+      <w:start w:val="1"/>
+      <w:numFmt w:val="bullet"/>
+      <w:lvlText w:val=""/>
+      <w:lvlJc w:val="left"/>
+      <w:pPr>
+        <w:tabs>
+          <w:tab w:val="num" w:pos="6480"/>
+        </w:tabs>
+        <w:ind w:left="6480" w:hanging="360"/>
+      </w:pPr>
+      <w:rPr>
+        <w:rFonts w:ascii="Wingdings" w:hAnsi="Wingdings" w:hint="default"/>
+        <w:sz w:val="20"/>
+      </w:rPr>
+    </w:lvl>
+  </w:abstractNum>
+  <w:abstractNum w:abstractNumId="3" w15:restartNumberingAfterBreak="0">
+    <w:nsid w:val="199B73F8"/>
+    <w:multiLevelType w:val="multilevel"/>
+    <w:tmpl w:val="95F2EE72"/>
+    <w:lvl w:ilvl="0">
+      <w:start w:val="1"/>
+      <w:numFmt w:val="bullet"/>
+      <w:lvlText w:val=""/>
+      <w:lvlJc w:val="left"/>
+      <w:pPr>
+        <w:tabs>
+          <w:tab w:val="num" w:pos="720"/>
+        </w:tabs>
+        <w:ind w:left="720" w:hanging="360"/>
+      </w:pPr>
+      <w:rPr>
+        <w:rFonts w:ascii="Symbol" w:hAnsi="Symbol" w:hint="default"/>
+        <w:sz w:val="20"/>
+      </w:rPr>
+    </w:lvl>
+    <w:lvl w:ilvl="1" w:tentative="1">
+      <w:start w:val="1"/>
+      <w:numFmt w:val="bullet"/>
+      <w:lvlText w:val="o"/>
+      <w:lvlJc w:val="left"/>
+      <w:pPr>
+        <w:tabs>
+          <w:tab w:val="num" w:pos="1440"/>
+        </w:tabs>
+        <w:ind w:left="1440" w:hanging="360"/>
+      </w:pPr>
+      <w:rPr>
+        <w:rFonts w:ascii="Courier New" w:hAnsi="Courier New" w:hint="default"/>
+        <w:sz w:val="20"/>
+      </w:rPr>
+    </w:lvl>
+    <w:lvl w:ilvl="2" w:tentative="1">
+      <w:start w:val="1"/>
+      <w:numFmt w:val="bullet"/>
+      <w:lvlText w:val=""/>
+      <w:lvlJc w:val="left"/>
+      <w:pPr>
+        <w:tabs>
+          <w:tab w:val="num" w:pos="2160"/>
+        </w:tabs>
+        <w:ind w:left="2160" w:hanging="360"/>
+      </w:pPr>
+      <w:rPr>
+        <w:rFonts w:ascii="Wingdings" w:hAnsi="Wingdings" w:hint="default"/>
+        <w:sz w:val="20"/>
+      </w:rPr>
+    </w:lvl>
+    <w:lvl w:ilvl="3" w:tentative="1">
+      <w:start w:val="1"/>
+      <w:numFmt w:val="bullet"/>
+      <w:lvlText w:val=""/>
+      <w:lvlJc w:val="left"/>
+      <w:pPr>
+        <w:tabs>
+          <w:tab w:val="num" w:pos="2880"/>
+        </w:tabs>
+        <w:ind w:left="2880" w:hanging="360"/>
+      </w:pPr>
+      <w:rPr>
+        <w:rFonts w:ascii="Wingdings" w:hAnsi="Wingdings" w:hint="default"/>
+        <w:sz w:val="20"/>
+      </w:rPr>
+    </w:lvl>
+    <w:lvl w:ilvl="4" w:tentative="1">
+      <w:start w:val="1"/>
+      <w:numFmt w:val="bullet"/>
+      <w:lvlText w:val=""/>
+      <w:lvlJc w:val="left"/>
+      <w:pPr>
+        <w:tabs>
+          <w:tab w:val="num" w:pos="3600"/>
+        </w:tabs>
+        <w:ind w:left="3600" w:hanging="360"/>
+      </w:pPr>
+      <w:rPr>
+        <w:rFonts w:ascii="Wingdings" w:hAnsi="Wingdings" w:hint="default"/>
+        <w:sz w:val="20"/>
+      </w:rPr>
+    </w:lvl>
+    <w:lvl w:ilvl="5" w:tentative="1">
+      <w:start w:val="1"/>
+      <w:numFmt w:val="bullet"/>
+      <w:lvlText w:val=""/>
+      <w:lvlJc w:val="left"/>
+      <w:pPr>
+        <w:tabs>
+          <w:tab w:val="num" w:pos="4320"/>
+        </w:tabs>
+        <w:ind w:left="4320" w:hanging="360"/>
+      </w:pPr>
+      <w:rPr>
+        <w:rFonts w:ascii="Wingdings" w:hAnsi="Wingdings" w:hint="default"/>
+        <w:sz w:val="20"/>
+      </w:rPr>
+    </w:lvl>
+    <w:lvl w:ilvl="6" w:tentative="1">
+      <w:start w:val="1"/>
+      <w:numFmt w:val="bullet"/>
+      <w:lvlText w:val=""/>
+      <w:lvlJc w:val="left"/>
+      <w:pPr>
+        <w:tabs>
+          <w:tab w:val="num" w:pos="5040"/>
+        </w:tabs>
+        <w:ind w:left="5040" w:hanging="360"/>
+      </w:pPr>
+      <w:rPr>
+        <w:rFonts w:ascii="Wingdings" w:hAnsi="Wingdings" w:hint="default"/>
+        <w:sz w:val="20"/>
+      </w:rPr>
+    </w:lvl>
+    <w:lvl w:ilvl="7" w:tentative="1">
+      <w:start w:val="1"/>
+      <w:numFmt w:val="bullet"/>
+      <w:lvlText w:val=""/>
+      <w:lvlJc w:val="left"/>
+      <w:pPr>
+        <w:tabs>
+          <w:tab w:val="num" w:pos="5760"/>
+        </w:tabs>
+        <w:ind w:left="5760" w:hanging="360"/>
+      </w:pPr>
+      <w:rPr>
+        <w:rFonts w:ascii="Wingdings" w:hAnsi="Wingdings" w:hint="default"/>
+        <w:sz w:val="20"/>
+      </w:rPr>
+    </w:lvl>
+    <w:lvl w:ilvl="8" w:tentative="1">
+      <w:start w:val="1"/>
+      <w:numFmt w:val="bullet"/>
+      <w:lvlText w:val=""/>
+      <w:lvlJc w:val="left"/>
+      <w:pPr>
+        <w:tabs>
+          <w:tab w:val="num" w:pos="6480"/>
+        </w:tabs>
+        <w:ind w:left="6480" w:hanging="360"/>
+      </w:pPr>
+      <w:rPr>
+        <w:rFonts w:ascii="Wingdings" w:hAnsi="Wingdings" w:hint="default"/>
+        <w:sz w:val="20"/>
+      </w:rPr>
+    </w:lvl>
+  </w:abstractNum>
+  <w:abstractNum w:abstractNumId="4" w15:restartNumberingAfterBreak="0">
+    <w:nsid w:val="1D601C94"/>
+    <w:multiLevelType w:val="multilevel"/>
+    <w:tmpl w:val="01F21A0E"/>
+    <w:lvl w:ilvl="0">
+      <w:start w:val="1"/>
+      <w:numFmt w:val="bullet"/>
+      <w:lvlText w:val=""/>
+      <w:lvlJc w:val="left"/>
+      <w:pPr>
+        <w:tabs>
+          <w:tab w:val="num" w:pos="720"/>
+        </w:tabs>
+        <w:ind w:left="720" w:hanging="360"/>
+      </w:pPr>
+      <w:rPr>
+        <w:rFonts w:ascii="Symbol" w:hAnsi="Symbol" w:hint="default"/>
+        <w:sz w:val="20"/>
+      </w:rPr>
+    </w:lvl>
+    <w:lvl w:ilvl="1" w:tentative="1">
+      <w:start w:val="1"/>
+      <w:numFmt w:val="bullet"/>
+      <w:lvlText w:val="o"/>
+      <w:lvlJc w:val="left"/>
+      <w:pPr>
+        <w:tabs>
+          <w:tab w:val="num" w:pos="1440"/>
+        </w:tabs>
+        <w:ind w:left="1440" w:hanging="360"/>
+      </w:pPr>
+      <w:rPr>
+        <w:rFonts w:ascii="Courier New" w:hAnsi="Courier New" w:hint="default"/>
+        <w:sz w:val="20"/>
+      </w:rPr>
+    </w:lvl>
+    <w:lvl w:ilvl="2" w:tentative="1">
+      <w:start w:val="1"/>
+      <w:numFmt w:val="bullet"/>
+      <w:lvlText w:val=""/>
+      <w:lvlJc w:val="left"/>
+      <w:pPr>
+        <w:tabs>
+          <w:tab w:val="num" w:pos="2160"/>
+        </w:tabs>
+        <w:ind w:left="2160" w:hanging="360"/>
+      </w:pPr>
+      <w:rPr>
+        <w:rFonts w:ascii="Wingdings" w:hAnsi="Wingdings" w:hint="default"/>
+        <w:sz w:val="20"/>
+      </w:rPr>
+    </w:lvl>
+    <w:lvl w:ilvl="3" w:tentative="1">
+      <w:start w:val="1"/>
+      <w:numFmt w:val="bullet"/>
+      <w:lvlText w:val=""/>
+      <w:lvlJc w:val="left"/>
+      <w:pPr>
+        <w:tabs>
+          <w:tab w:val="num" w:pos="2880"/>
+        </w:tabs>
+        <w:ind w:left="2880" w:hanging="360"/>
+      </w:pPr>
+      <w:rPr>
+        <w:rFonts w:ascii="Wingdings" w:hAnsi="Wingdings" w:hint="default"/>
+        <w:sz w:val="20"/>
+      </w:rPr>
+    </w:lvl>
+    <w:lvl w:ilvl="4" w:tentative="1">
+      <w:start w:val="1"/>
+      <w:numFmt w:val="bullet"/>
+      <w:lvlText w:val=""/>
+      <w:lvlJc w:val="left"/>
+      <w:pPr>
+        <w:tabs>
+          <w:tab w:val="num" w:pos="3600"/>
+        </w:tabs>
+        <w:ind w:left="3600" w:hanging="360"/>
+      </w:pPr>
+      <w:rPr>
+        <w:rFonts w:ascii="Wingdings" w:hAnsi="Wingdings" w:hint="default"/>
+        <w:sz w:val="20"/>
+      </w:rPr>
+    </w:lvl>
+    <w:lvl w:ilvl="5" w:tentative="1">
+      <w:start w:val="1"/>
+      <w:numFmt w:val="bullet"/>
+      <w:lvlText w:val=""/>
+      <w:lvlJc w:val="left"/>
+      <w:pPr>
+        <w:tabs>
+          <w:tab w:val="num" w:pos="4320"/>
+        </w:tabs>
+        <w:ind w:left="4320" w:hanging="360"/>
+      </w:pPr>
+      <w:rPr>
+        <w:rFonts w:ascii="Wingdings" w:hAnsi="Wingdings" w:hint="default"/>
+        <w:sz w:val="20"/>
+      </w:rPr>
+    </w:lvl>
+    <w:lvl w:ilvl="6" w:tentative="1">
+      <w:start w:val="1"/>
+      <w:numFmt w:val="bullet"/>
+      <w:lvlText w:val=""/>
+      <w:lvlJc w:val="left"/>
+      <w:pPr>
+        <w:tabs>
+          <w:tab w:val="num" w:pos="5040"/>
+        </w:tabs>
+        <w:ind w:left="5040" w:hanging="360"/>
+      </w:pPr>
+      <w:rPr>
+        <w:rFonts w:ascii="Wingdings" w:hAnsi="Wingdings" w:hint="default"/>
+        <w:sz w:val="20"/>
+      </w:rPr>
+    </w:lvl>
+    <w:lvl w:ilvl="7" w:tentative="1">
+      <w:start w:val="1"/>
+      <w:numFmt w:val="bullet"/>
+      <w:lvlText w:val=""/>
+      <w:lvlJc w:val="left"/>
+      <w:pPr>
+        <w:tabs>
+          <w:tab w:val="num" w:pos="5760"/>
+        </w:tabs>
+        <w:ind w:left="5760" w:hanging="360"/>
+      </w:pPr>
+      <w:rPr>
+        <w:rFonts w:ascii="Wingdings" w:hAnsi="Wingdings" w:hint="default"/>
+        <w:sz w:val="20"/>
+      </w:rPr>
+    </w:lvl>
+    <w:lvl w:ilvl="8" w:tentative="1">
+      <w:start w:val="1"/>
+      <w:numFmt w:val="bullet"/>
+      <w:lvlText w:val=""/>
+      <w:lvlJc w:val="left"/>
+      <w:pPr>
+        <w:tabs>
+          <w:tab w:val="num" w:pos="6480"/>
+        </w:tabs>
+        <w:ind w:left="6480" w:hanging="360"/>
+      </w:pPr>
+      <w:rPr>
+        <w:rFonts w:ascii="Wingdings" w:hAnsi="Wingdings" w:hint="default"/>
+        <w:sz w:val="20"/>
+      </w:rPr>
+    </w:lvl>
+  </w:abstractNum>
+  <w:abstractNum w:abstractNumId="5" w15:restartNumberingAfterBreak="0">
+    <w:nsid w:val="1DE2115F"/>
+    <w:multiLevelType w:val="multilevel"/>
+    <w:tmpl w:val="3EDAA4C6"/>
+    <w:lvl w:ilvl="0">
+      <w:start w:val="1"/>
+      <w:numFmt w:val="bullet"/>
+      <w:lvlText w:val=""/>
+      <w:lvlJc w:val="left"/>
+      <w:pPr>
+        <w:tabs>
+          <w:tab w:val="num" w:pos="720"/>
+        </w:tabs>
+        <w:ind w:left="720" w:hanging="360"/>
+      </w:pPr>
+      <w:rPr>
+        <w:rFonts w:ascii="Symbol" w:hAnsi="Symbol" w:hint="default"/>
+        <w:sz w:val="20"/>
+      </w:rPr>
+    </w:lvl>
+    <w:lvl w:ilvl="1" w:tentative="1">
+      <w:start w:val="1"/>
+      <w:numFmt w:val="bullet"/>
+      <w:lvlText w:val="o"/>
+      <w:lvlJc w:val="left"/>
+      <w:pPr>
+        <w:tabs>
+          <w:tab w:val="num" w:pos="1440"/>
+        </w:tabs>
+        <w:ind w:left="1440" w:hanging="360"/>
+      </w:pPr>
+      <w:rPr>
+        <w:rFonts w:ascii="Courier New" w:hAnsi="Courier New" w:hint="default"/>
+        <w:sz w:val="20"/>
+      </w:rPr>
+    </w:lvl>
+    <w:lvl w:ilvl="2" w:tentative="1">
+      <w:start w:val="1"/>
+      <w:numFmt w:val="bullet"/>
+      <w:lvlText w:val=""/>
+      <w:lvlJc w:val="left"/>
+      <w:pPr>
+        <w:tabs>
+          <w:tab w:val="num" w:pos="2160"/>
+        </w:tabs>
+        <w:ind w:left="2160" w:hanging="360"/>
+      </w:pPr>
+      <w:rPr>
+        <w:rFonts w:ascii="Wingdings" w:hAnsi="Wingdings" w:hint="default"/>
+        <w:sz w:val="20"/>
+      </w:rPr>
+    </w:lvl>
+    <w:lvl w:ilvl="3" w:tentative="1">
+      <w:start w:val="1"/>
+      <w:numFmt w:val="bullet"/>
+      <w:lvlText w:val=""/>
+      <w:lvlJc w:val="left"/>
+      <w:pPr>
+        <w:tabs>
+          <w:tab w:val="num" w:pos="2880"/>
+        </w:tabs>
+        <w:ind w:left="2880" w:hanging="360"/>
+      </w:pPr>
+      <w:rPr>
+        <w:rFonts w:ascii="Wingdings" w:hAnsi="Wingdings" w:hint="default"/>
+        <w:sz w:val="20"/>
+      </w:rPr>
+    </w:lvl>
+    <w:lvl w:ilvl="4" w:tentative="1">
+      <w:start w:val="1"/>
+      <w:numFmt w:val="bullet"/>
+      <w:lvlText w:val=""/>
+      <w:lvlJc w:val="left"/>
+      <w:pPr>
+        <w:tabs>
+          <w:tab w:val="num" w:pos="3600"/>
+        </w:tabs>
+        <w:ind w:left="3600" w:hanging="360"/>
+      </w:pPr>
+      <w:rPr>
+        <w:rFonts w:ascii="Wingdings" w:hAnsi="Wingdings" w:hint="default"/>
+        <w:sz w:val="20"/>
+      </w:rPr>
+    </w:lvl>
+    <w:lvl w:ilvl="5" w:tentative="1">
+      <w:start w:val="1"/>
+      <w:numFmt w:val="bullet"/>
+      <w:lvlText w:val=""/>
+      <w:lvlJc w:val="left"/>
+      <w:pPr>
+        <w:tabs>
+          <w:tab w:val="num" w:pos="4320"/>
+        </w:tabs>
+        <w:ind w:left="4320" w:hanging="360"/>
+      </w:pPr>
+      <w:rPr>
+        <w:rFonts w:ascii="Wingdings" w:hAnsi="Wingdings" w:hint="default"/>
+        <w:sz w:val="20"/>
+      </w:rPr>
+    </w:lvl>
+    <w:lvl w:ilvl="6" w:tentative="1">
+      <w:start w:val="1"/>
+      <w:numFmt w:val="bullet"/>
+      <w:lvlText w:val=""/>
+      <w:lvlJc w:val="left"/>
+      <w:pPr>
+        <w:tabs>
+          <w:tab w:val="num" w:pos="5040"/>
+        </w:tabs>
+        <w:ind w:left="5040" w:hanging="360"/>
+      </w:pPr>
+      <w:rPr>
+        <w:rFonts w:ascii="Wingdings" w:hAnsi="Wingdings" w:hint="default"/>
+        <w:sz w:val="20"/>
+      </w:rPr>
+    </w:lvl>
+    <w:lvl w:ilvl="7" w:tentative="1">
+      <w:start w:val="1"/>
+      <w:numFmt w:val="bullet"/>
+      <w:lvlText w:val=""/>
+      <w:lvlJc w:val="left"/>
+      <w:pPr>
+        <w:tabs>
+          <w:tab w:val="num" w:pos="5760"/>
+        </w:tabs>
+        <w:ind w:left="5760" w:hanging="360"/>
+      </w:pPr>
+      <w:rPr>
+        <w:rFonts w:ascii="Wingdings" w:hAnsi="Wingdings" w:hint="default"/>
+        <w:sz w:val="20"/>
+      </w:rPr>
+    </w:lvl>
+    <w:lvl w:ilvl="8" w:tentative="1">
+      <w:start w:val="1"/>
+      <w:numFmt w:val="bullet"/>
+      <w:lvlText w:val=""/>
+      <w:lvlJc w:val="left"/>
+      <w:pPr>
+        <w:tabs>
+          <w:tab w:val="num" w:pos="6480"/>
+        </w:tabs>
+        <w:ind w:left="6480" w:hanging="360"/>
+      </w:pPr>
+      <w:rPr>
+        <w:rFonts w:ascii="Wingdings" w:hAnsi="Wingdings" w:hint="default"/>
+        <w:sz w:val="20"/>
+      </w:rPr>
+    </w:lvl>
+  </w:abstractNum>
+  <w:abstractNum w:abstractNumId="6" w15:restartNumberingAfterBreak="0">
+    <w:nsid w:val="28AC774A"/>
+    <w:multiLevelType w:val="multilevel"/>
+    <w:tmpl w:val="4BC2D02A"/>
+    <w:lvl w:ilvl="0">
+      <w:start w:val="1"/>
+      <w:numFmt w:val="decimal"/>
+      <w:lvlText w:val="%1."/>
+      <w:lvlJc w:val="left"/>
+      <w:pPr>
+        <w:tabs>
+          <w:tab w:val="num" w:pos="720"/>
+        </w:tabs>
+        <w:ind w:left="720" w:hanging="360"/>
+      </w:pPr>
+    </w:lvl>
+    <w:lvl w:ilvl="1" w:tentative="1">
+      <w:start w:val="1"/>
+      <w:numFmt w:val="decimal"/>
+      <w:lvlText w:val="%2."/>
+      <w:lvlJc w:val="left"/>
+      <w:pPr>
+        <w:tabs>
+          <w:tab w:val="num" w:pos="1440"/>
+        </w:tabs>
+        <w:ind w:left="1440" w:hanging="360"/>
+      </w:pPr>
+    </w:lvl>
+    <w:lvl w:ilvl="2" w:tentative="1">
+      <w:start w:val="1"/>
+      <w:numFmt w:val="decimal"/>
+      <w:lvlText w:val="%3."/>
+      <w:lvlJc w:val="left"/>
+      <w:pPr>
+        <w:tabs>
+          <w:tab w:val="num" w:pos="2160"/>
+        </w:tabs>
+        <w:ind w:left="2160" w:hanging="360"/>
+      </w:pPr>
+    </w:lvl>
+    <w:lvl w:ilvl="3" w:tentative="1">
+      <w:start w:val="1"/>
+      <w:numFmt w:val="decimal"/>
+      <w:lvlText w:val="%4."/>
+      <w:lvlJc w:val="left"/>
+      <w:pPr>
+        <w:tabs>
+          <w:tab w:val="num" w:pos="2880"/>
+        </w:tabs>
+        <w:ind w:left="2880" w:hanging="360"/>
+      </w:pPr>
+    </w:lvl>
+    <w:lvl w:ilvl="4" w:tentative="1">
+      <w:start w:val="1"/>
+      <w:numFmt w:val="decimal"/>
+      <w:lvlText w:val="%5."/>
+      <w:lvlJc w:val="left"/>
+      <w:pPr>
+        <w:tabs>
+          <w:tab w:val="num" w:pos="3600"/>
+        </w:tabs>
+        <w:ind w:left="3600" w:hanging="360"/>
+      </w:pPr>
+    </w:lvl>
+    <w:lvl w:ilvl="5" w:tentative="1">
+      <w:start w:val="1"/>
+      <w:numFmt w:val="decimal"/>
+      <w:lvlText w:val="%6."/>
+      <w:lvlJc w:val="left"/>
+      <w:pPr>
+        <w:tabs>
+          <w:tab w:val="num" w:pos="4320"/>
+        </w:tabs>
+        <w:ind w:left="4320" w:hanging="360"/>
+      </w:pPr>
+    </w:lvl>
+    <w:lvl w:ilvl="6" w:tentative="1">
+      <w:start w:val="1"/>
+      <w:numFmt w:val="decimal"/>
+      <w:lvlText w:val="%7."/>
+      <w:lvlJc w:val="left"/>
+      <w:pPr>
+        <w:tabs>
+          <w:tab w:val="num" w:pos="5040"/>
+        </w:tabs>
+        <w:ind w:left="5040" w:hanging="360"/>
+      </w:pPr>
+    </w:lvl>
+    <w:lvl w:ilvl="7" w:tentative="1">
+      <w:start w:val="1"/>
+      <w:numFmt w:val="decimal"/>
+      <w:lvlText w:val="%8."/>
+      <w:lvlJc w:val="left"/>
+      <w:pPr>
+        <w:tabs>
+          <w:tab w:val="num" w:pos="5760"/>
+        </w:tabs>
+        <w:ind w:left="5760" w:hanging="360"/>
+      </w:pPr>
+    </w:lvl>
+    <w:lvl w:ilvl="8" w:tentative="1">
+      <w:start w:val="1"/>
+      <w:numFmt w:val="decimal"/>
+      <w:lvlText w:val="%9."/>
+      <w:lvlJc w:val="left"/>
+      <w:pPr>
+        <w:tabs>
+          <w:tab w:val="num" w:pos="6480"/>
+        </w:tabs>
+        <w:ind w:left="6480" w:hanging="360"/>
+      </w:pPr>
+    </w:lvl>
+  </w:abstractNum>
+  <w:abstractNum w:abstractNumId="7" w15:restartNumberingAfterBreak="0">
+    <w:nsid w:val="2B8B3D56"/>
+    <w:multiLevelType w:val="multilevel"/>
+    <w:tmpl w:val="98E28CFE"/>
+    <w:lvl w:ilvl="0">
+      <w:start w:val="1"/>
+      <w:numFmt w:val="bullet"/>
+      <w:lvlText w:val=""/>
+      <w:lvlJc w:val="left"/>
+      <w:pPr>
+        <w:tabs>
+          <w:tab w:val="num" w:pos="720"/>
+        </w:tabs>
+        <w:ind w:left="720" w:hanging="360"/>
+      </w:pPr>
+      <w:rPr>
+        <w:rFonts w:ascii="Symbol" w:hAnsi="Symbol" w:hint="default"/>
+        <w:sz w:val="20"/>
+      </w:rPr>
+    </w:lvl>
+    <w:lvl w:ilvl="1" w:tentative="1">
+      <w:start w:val="1"/>
+      <w:numFmt w:val="bullet"/>
+      <w:lvlText w:val="o"/>
+      <w:lvlJc w:val="left"/>
+      <w:pPr>
+        <w:tabs>
+          <w:tab w:val="num" w:pos="1440"/>
+        </w:tabs>
+        <w:ind w:left="1440" w:hanging="360"/>
+      </w:pPr>
+      <w:rPr>
+        <w:rFonts w:ascii="Courier New" w:hAnsi="Courier New" w:hint="default"/>
+        <w:sz w:val="20"/>
+      </w:rPr>
+    </w:lvl>
+    <w:lvl w:ilvl="2" w:tentative="1">
+      <w:start w:val="1"/>
+      <w:numFmt w:val="bullet"/>
+      <w:lvlText w:val=""/>
+      <w:lvlJc w:val="left"/>
+      <w:pPr>
+        <w:tabs>
+          <w:tab w:val="num" w:pos="2160"/>
+        </w:tabs>
+        <w:ind w:left="2160" w:hanging="360"/>
+      </w:pPr>
+      <w:rPr>
+        <w:rFonts w:ascii="Wingdings" w:hAnsi="Wingdings" w:hint="default"/>
+        <w:sz w:val="20"/>
+      </w:rPr>
+    </w:lvl>
+    <w:lvl w:ilvl="3" w:tentative="1">
+      <w:start w:val="1"/>
+      <w:numFmt w:val="bullet"/>
+      <w:lvlText w:val=""/>
+      <w:lvlJc w:val="left"/>
+      <w:pPr>
+        <w:tabs>
+          <w:tab w:val="num" w:pos="2880"/>
+        </w:tabs>
+        <w:ind w:left="2880" w:hanging="360"/>
+      </w:pPr>
+      <w:rPr>
+        <w:rFonts w:ascii="Wingdings" w:hAnsi="Wingdings" w:hint="default"/>
+        <w:sz w:val="20"/>
+      </w:rPr>
+    </w:lvl>
+    <w:lvl w:ilvl="4" w:tentative="1">
+      <w:start w:val="1"/>
+      <w:numFmt w:val="bullet"/>
+      <w:lvlText w:val=""/>
+      <w:lvlJc w:val="left"/>
+      <w:pPr>
+        <w:tabs>
+          <w:tab w:val="num" w:pos="3600"/>
+        </w:tabs>
+        <w:ind w:left="3600" w:hanging="360"/>
+      </w:pPr>
+      <w:rPr>
+        <w:rFonts w:ascii="Wingdings" w:hAnsi="Wingdings" w:hint="default"/>
+        <w:sz w:val="20"/>
+      </w:rPr>
+    </w:lvl>
+    <w:lvl w:ilvl="5" w:tentative="1">
+      <w:start w:val="1"/>
+      <w:numFmt w:val="bullet"/>
+      <w:lvlText w:val=""/>
+      <w:lvlJc w:val="left"/>
+      <w:pPr>
+        <w:tabs>
+          <w:tab w:val="num" w:pos="4320"/>
+        </w:tabs>
+        <w:ind w:left="4320" w:hanging="360"/>
+      </w:pPr>
+      <w:rPr>
+        <w:rFonts w:ascii="Wingdings" w:hAnsi="Wingdings" w:hint="default"/>
+        <w:sz w:val="20"/>
+      </w:rPr>
+    </w:lvl>
+    <w:lvl w:ilvl="6" w:tentative="1">
+      <w:start w:val="1"/>
+      <w:numFmt w:val="bullet"/>
+      <w:lvlText w:val=""/>
+      <w:lvlJc w:val="left"/>
+      <w:pPr>
+        <w:tabs>
+          <w:tab w:val="num" w:pos="5040"/>
+        </w:tabs>
+        <w:ind w:left="5040" w:hanging="360"/>
+      </w:pPr>
+      <w:rPr>
+        <w:rFonts w:ascii="Wingdings" w:hAnsi="Wingdings" w:hint="default"/>
+        <w:sz w:val="20"/>
+      </w:rPr>
+    </w:lvl>
+    <w:lvl w:ilvl="7" w:tentative="1">
+      <w:start w:val="1"/>
+      <w:numFmt w:val="bullet"/>
+      <w:lvlText w:val=""/>
+      <w:lvlJc w:val="left"/>
+      <w:pPr>
+        <w:tabs>
+          <w:tab w:val="num" w:pos="5760"/>
+        </w:tabs>
+        <w:ind w:left="5760" w:hanging="360"/>
+      </w:pPr>
+      <w:rPr>
+        <w:rFonts w:ascii="Wingdings" w:hAnsi="Wingdings" w:hint="default"/>
+        <w:sz w:val="20"/>
+      </w:rPr>
+    </w:lvl>
+    <w:lvl w:ilvl="8" w:tentative="1">
+      <w:start w:val="1"/>
+      <w:numFmt w:val="bullet"/>
+      <w:lvlText w:val=""/>
+      <w:lvlJc w:val="left"/>
+      <w:pPr>
+        <w:tabs>
+          <w:tab w:val="num" w:pos="6480"/>
+        </w:tabs>
+        <w:ind w:left="6480" w:hanging="360"/>
+      </w:pPr>
+      <w:rPr>
+        <w:rFonts w:ascii="Wingdings" w:hAnsi="Wingdings" w:hint="default"/>
+        <w:sz w:val="20"/>
+      </w:rPr>
+    </w:lvl>
+  </w:abstractNum>
+  <w:abstractNum w:abstractNumId="8" w15:restartNumberingAfterBreak="0">
+    <w:nsid w:val="2BB44403"/>
+    <w:multiLevelType w:val="multilevel"/>
+    <w:tmpl w:val="E8965D08"/>
+    <w:lvl w:ilvl="0">
+      <w:start w:val="1"/>
+      <w:numFmt w:val="bullet"/>
+      <w:lvlText w:val=""/>
+      <w:lvlJc w:val="left"/>
+      <w:pPr>
+        <w:tabs>
+          <w:tab w:val="num" w:pos="720"/>
+        </w:tabs>
+        <w:ind w:left="720" w:hanging="360"/>
+      </w:pPr>
+      <w:rPr>
+        <w:rFonts w:ascii="Symbol" w:hAnsi="Symbol" w:hint="default"/>
+        <w:sz w:val="20"/>
+      </w:rPr>
+    </w:lvl>
+    <w:lvl w:ilvl="1" w:tentative="1">
+      <w:start w:val="1"/>
+      <w:numFmt w:val="bullet"/>
+      <w:lvlText w:val="o"/>
+      <w:lvlJc w:val="left"/>
+      <w:pPr>
+        <w:tabs>
+          <w:tab w:val="num" w:pos="1440"/>
+        </w:tabs>
+        <w:ind w:left="1440" w:hanging="360"/>
+      </w:pPr>
+      <w:rPr>
+        <w:rFonts w:ascii="Courier New" w:hAnsi="Courier New" w:hint="default"/>
+        <w:sz w:val="20"/>
+      </w:rPr>
+    </w:lvl>
+    <w:lvl w:ilvl="2" w:tentative="1">
+      <w:start w:val="1"/>
+      <w:numFmt w:val="bullet"/>
+      <w:lvlText w:val=""/>
+      <w:lvlJc w:val="left"/>
+      <w:pPr>
+        <w:tabs>
+          <w:tab w:val="num" w:pos="2160"/>
+        </w:tabs>
+        <w:ind w:left="2160" w:hanging="360"/>
+      </w:pPr>
+      <w:rPr>
+        <w:rFonts w:ascii="Wingdings" w:hAnsi="Wingdings" w:hint="default"/>
+        <w:sz w:val="20"/>
+      </w:rPr>
+    </w:lvl>
+    <w:lvl w:ilvl="3" w:tentative="1">
+      <w:start w:val="1"/>
+      <w:numFmt w:val="bullet"/>
+      <w:lvlText w:val=""/>
+      <w:lvlJc w:val="left"/>
+      <w:pPr>
+        <w:tabs>
+          <w:tab w:val="num" w:pos="2880"/>
+        </w:tabs>
+        <w:ind w:left="2880" w:hanging="360"/>
+      </w:pPr>
+      <w:rPr>
+        <w:rFonts w:ascii="Wingdings" w:hAnsi="Wingdings" w:hint="default"/>
+        <w:sz w:val="20"/>
+      </w:rPr>
+    </w:lvl>
+    <w:lvl w:ilvl="4" w:tentative="1">
+      <w:start w:val="1"/>
+      <w:numFmt w:val="bullet"/>
+      <w:lvlText w:val=""/>
+      <w:lvlJc w:val="left"/>
+      <w:pPr>
+        <w:tabs>
+          <w:tab w:val="num" w:pos="3600"/>
+        </w:tabs>
+        <w:ind w:left="3600" w:hanging="360"/>
+      </w:pPr>
+      <w:rPr>
+        <w:rFonts w:ascii="Wingdings" w:hAnsi="Wingdings" w:hint="default"/>
+        <w:sz w:val="20"/>
+      </w:rPr>
+    </w:lvl>
+    <w:lvl w:ilvl="5" w:tentative="1">
+      <w:start w:val="1"/>
+      <w:numFmt w:val="bullet"/>
+      <w:lvlText w:val=""/>
+      <w:lvlJc w:val="left"/>
+      <w:pPr>
+        <w:tabs>
+          <w:tab w:val="num" w:pos="4320"/>
+        </w:tabs>
+        <w:ind w:left="4320" w:hanging="360"/>
+      </w:pPr>
+      <w:rPr>
+        <w:rFonts w:ascii="Wingdings" w:hAnsi="Wingdings" w:hint="default"/>
+        <w:sz w:val="20"/>
+      </w:rPr>
+    </w:lvl>
+    <w:lvl w:ilvl="6" w:tentative="1">
+      <w:start w:val="1"/>
+      <w:numFmt w:val="bullet"/>
+      <w:lvlText w:val=""/>
+      <w:lvlJc w:val="left"/>
+      <w:pPr>
+        <w:tabs>
+          <w:tab w:val="num" w:pos="5040"/>
+        </w:tabs>
+        <w:ind w:left="5040" w:hanging="360"/>
+      </w:pPr>
+      <w:rPr>
+        <w:rFonts w:ascii="Wingdings" w:hAnsi="Wingdings" w:hint="default"/>
+        <w:sz w:val="20"/>
+      </w:rPr>
+    </w:lvl>
+    <w:lvl w:ilvl="7" w:tentative="1">
+      <w:start w:val="1"/>
+      <w:numFmt w:val="bullet"/>
+      <w:lvlText w:val=""/>
+      <w:lvlJc w:val="left"/>
+      <w:pPr>
+        <w:tabs>
+          <w:tab w:val="num" w:pos="5760"/>
+        </w:tabs>
+        <w:ind w:left="5760" w:hanging="360"/>
+      </w:pPr>
+      <w:rPr>
+        <w:rFonts w:ascii="Wingdings" w:hAnsi="Wingdings" w:hint="default"/>
+        <w:sz w:val="20"/>
+      </w:rPr>
+    </w:lvl>
+    <w:lvl w:ilvl="8" w:tentative="1">
+      <w:start w:val="1"/>
+      <w:numFmt w:val="bullet"/>
+      <w:lvlText w:val=""/>
+      <w:lvlJc w:val="left"/>
+      <w:pPr>
+        <w:tabs>
+          <w:tab w:val="num" w:pos="6480"/>
+        </w:tabs>
+        <w:ind w:left="6480" w:hanging="360"/>
+      </w:pPr>
+      <w:rPr>
+        <w:rFonts w:ascii="Wingdings" w:hAnsi="Wingdings" w:hint="default"/>
+        <w:sz w:val="20"/>
+      </w:rPr>
+    </w:lvl>
+  </w:abstractNum>
+  <w:abstractNum w:abstractNumId="9" w15:restartNumberingAfterBreak="0">
+    <w:nsid w:val="3B321B6E"/>
+    <w:multiLevelType w:val="multilevel"/>
+    <w:tmpl w:val="F8EAE024"/>
+    <w:lvl w:ilvl="0">
+      <w:start w:val="1"/>
+      <w:numFmt w:val="bullet"/>
+      <w:lvlText w:val=""/>
+      <w:lvlJc w:val="left"/>
+      <w:pPr>
+        <w:tabs>
+          <w:tab w:val="num" w:pos="720"/>
+        </w:tabs>
+        <w:ind w:left="720" w:hanging="360"/>
+      </w:pPr>
+      <w:rPr>
+        <w:rFonts w:ascii="Symbol" w:hAnsi="Symbol" w:hint="default"/>
+        <w:sz w:val="20"/>
+      </w:rPr>
+    </w:lvl>
+    <w:lvl w:ilvl="1" w:tentative="1">
+      <w:start w:val="1"/>
+      <w:numFmt w:val="bullet"/>
+      <w:lvlText w:val="o"/>
+      <w:lvlJc w:val="left"/>
+      <w:pPr>
+        <w:tabs>
+          <w:tab w:val="num" w:pos="1440"/>
+        </w:tabs>
+        <w:ind w:left="1440" w:hanging="360"/>
+      </w:pPr>
+      <w:rPr>
+        <w:rFonts w:ascii="Courier New" w:hAnsi="Courier New" w:hint="default"/>
+        <w:sz w:val="20"/>
+      </w:rPr>
+    </w:lvl>
+    <w:lvl w:ilvl="2" w:tentative="1">
+      <w:start w:val="1"/>
+      <w:numFmt w:val="bullet"/>
+      <w:lvlText w:val=""/>
+      <w:lvlJc w:val="left"/>
+      <w:pPr>
+        <w:tabs>
+          <w:tab w:val="num" w:pos="2160"/>
+        </w:tabs>
+        <w:ind w:left="2160" w:hanging="360"/>
+      </w:pPr>
+      <w:rPr>
+        <w:rFonts w:ascii="Wingdings" w:hAnsi="Wingdings" w:hint="default"/>
+        <w:sz w:val="20"/>
+      </w:rPr>
+    </w:lvl>
+    <w:lvl w:ilvl="3" w:tentative="1">
+      <w:start w:val="1"/>
+      <w:numFmt w:val="bullet"/>
+      <w:lvlText w:val=""/>
+      <w:lvlJc w:val="left"/>
+      <w:pPr>
+        <w:tabs>
+          <w:tab w:val="num" w:pos="2880"/>
+        </w:tabs>
+        <w:ind w:left="2880" w:hanging="360"/>
+      </w:pPr>
+      <w:rPr>
+        <w:rFonts w:ascii="Wingdings" w:hAnsi="Wingdings" w:hint="default"/>
+        <w:sz w:val="20"/>
+      </w:rPr>
+    </w:lvl>
+    <w:lvl w:ilvl="4" w:tentative="1">
+      <w:start w:val="1"/>
+      <w:numFmt w:val="bullet"/>
+      <w:lvlText w:val=""/>
+      <w:lvlJc w:val="left"/>
+      <w:pPr>
+        <w:tabs>
+          <w:tab w:val="num" w:pos="3600"/>
+        </w:tabs>
+        <w:ind w:left="3600" w:hanging="360"/>
+      </w:pPr>
+      <w:rPr>
+        <w:rFonts w:ascii="Wingdings" w:hAnsi="Wingdings" w:hint="default"/>
+        <w:sz w:val="20"/>
+      </w:rPr>
+    </w:lvl>
+    <w:lvl w:ilvl="5" w:tentative="1">
+      <w:start w:val="1"/>
+      <w:numFmt w:val="bullet"/>
+      <w:lvlText w:val=""/>
+      <w:lvlJc w:val="left"/>
+      <w:pPr>
+        <w:tabs>
+          <w:tab w:val="num" w:pos="4320"/>
+        </w:tabs>
+        <w:ind w:left="4320" w:hanging="360"/>
+      </w:pPr>
+      <w:rPr>
+        <w:rFonts w:ascii="Wingdings" w:hAnsi="Wingdings" w:hint="default"/>
+        <w:sz w:val="20"/>
+      </w:rPr>
+    </w:lvl>
+    <w:lvl w:ilvl="6" w:tentative="1">
+      <w:start w:val="1"/>
+      <w:numFmt w:val="bullet"/>
+      <w:lvlText w:val=""/>
+      <w:lvlJc w:val="left"/>
+      <w:pPr>
+        <w:tabs>
+          <w:tab w:val="num" w:pos="5040"/>
+        </w:tabs>
+        <w:ind w:left="5040" w:hanging="360"/>
+      </w:pPr>
+      <w:rPr>
+        <w:rFonts w:ascii="Wingdings" w:hAnsi="Wingdings" w:hint="default"/>
+        <w:sz w:val="20"/>
+      </w:rPr>
+    </w:lvl>
+    <w:lvl w:ilvl="7" w:tentative="1">
+      <w:start w:val="1"/>
+      <w:numFmt w:val="bullet"/>
+      <w:lvlText w:val=""/>
+      <w:lvlJc w:val="left"/>
+      <w:pPr>
+        <w:tabs>
+          <w:tab w:val="num" w:pos="5760"/>
+        </w:tabs>
+        <w:ind w:left="5760" w:hanging="360"/>
+      </w:pPr>
+      <w:rPr>
+        <w:rFonts w:ascii="Wingdings" w:hAnsi="Wingdings" w:hint="default"/>
+        <w:sz w:val="20"/>
+      </w:rPr>
+    </w:lvl>
+    <w:lvl w:ilvl="8" w:tentative="1">
+      <w:start w:val="1"/>
+      <w:numFmt w:val="bullet"/>
+      <w:lvlText w:val=""/>
+      <w:lvlJc w:val="left"/>
+      <w:pPr>
+        <w:tabs>
+          <w:tab w:val="num" w:pos="6480"/>
+        </w:tabs>
+        <w:ind w:left="6480" w:hanging="360"/>
+      </w:pPr>
+      <w:rPr>
+        <w:rFonts w:ascii="Wingdings" w:hAnsi="Wingdings" w:hint="default"/>
+        <w:sz w:val="20"/>
+      </w:rPr>
+    </w:lvl>
+  </w:abstractNum>
+  <w:abstractNum w:abstractNumId="10" w15:restartNumberingAfterBreak="0">
+    <w:nsid w:val="5F366212"/>
+    <w:multiLevelType w:val="multilevel"/>
+    <w:tmpl w:val="5380D81E"/>
+    <w:lvl w:ilvl="0">
+      <w:start w:val="1"/>
+      <w:numFmt w:val="bullet"/>
+      <w:lvlText w:val=""/>
+      <w:lvlJc w:val="left"/>
+      <w:pPr>
+        <w:tabs>
+          <w:tab w:val="num" w:pos="720"/>
+        </w:tabs>
+        <w:ind w:left="720" w:hanging="360"/>
+      </w:pPr>
+      <w:rPr>
+        <w:rFonts w:ascii="Symbol" w:hAnsi="Symbol" w:hint="default"/>
+        <w:sz w:val="20"/>
+      </w:rPr>
+    </w:lvl>
+    <w:lvl w:ilvl="1" w:tentative="1">
+      <w:start w:val="1"/>
+      <w:numFmt w:val="bullet"/>
+      <w:lvlText w:val="o"/>
+      <w:lvlJc w:val="left"/>
+      <w:pPr>
+        <w:tabs>
+          <w:tab w:val="num" w:pos="1440"/>
+        </w:tabs>
+        <w:ind w:left="1440" w:hanging="360"/>
+      </w:pPr>
+      <w:rPr>
+        <w:rFonts w:ascii="Courier New" w:hAnsi="Courier New" w:hint="default"/>
+        <w:sz w:val="20"/>
+      </w:rPr>
+    </w:lvl>
+    <w:lvl w:ilvl="2" w:tentative="1">
+      <w:start w:val="1"/>
+      <w:numFmt w:val="bullet"/>
+      <w:lvlText w:val=""/>
+      <w:lvlJc w:val="left"/>
+      <w:pPr>
+        <w:tabs>
+          <w:tab w:val="num" w:pos="2160"/>
+        </w:tabs>
+        <w:ind w:left="2160" w:hanging="360"/>
+      </w:pPr>
+      <w:rPr>
+        <w:rFonts w:ascii="Wingdings" w:hAnsi="Wingdings" w:hint="default"/>
+        <w:sz w:val="20"/>
+      </w:rPr>
+    </w:lvl>
+    <w:lvl w:ilvl="3" w:tentative="1">
+      <w:start w:val="1"/>
+      <w:numFmt w:val="bullet"/>
+      <w:lvlText w:val=""/>
+      <w:lvlJc w:val="left"/>
+      <w:pPr>
+        <w:tabs>
+          <w:tab w:val="num" w:pos="2880"/>
+        </w:tabs>
+        <w:ind w:left="2880" w:hanging="360"/>
+      </w:pPr>
+      <w:rPr>
+        <w:rFonts w:ascii="Wingdings" w:hAnsi="Wingdings" w:hint="default"/>
+        <w:sz w:val="20"/>
+      </w:rPr>
+    </w:lvl>
+    <w:lvl w:ilvl="4" w:tentative="1">
+      <w:start w:val="1"/>
+      <w:numFmt w:val="bullet"/>
+      <w:lvlText w:val=""/>
+      <w:lvlJc w:val="left"/>
+      <w:pPr>
+        <w:tabs>
+          <w:tab w:val="num" w:pos="3600"/>
+        </w:tabs>
+        <w:ind w:left="3600" w:hanging="360"/>
+      </w:pPr>
+      <w:rPr>
+        <w:rFonts w:ascii="Wingdings" w:hAnsi="Wingdings" w:hint="default"/>
+        <w:sz w:val="20"/>
+      </w:rPr>
+    </w:lvl>
+    <w:lvl w:ilvl="5" w:tentative="1">
+      <w:start w:val="1"/>
+      <w:numFmt w:val="bullet"/>
+      <w:lvlText w:val=""/>
+      <w:lvlJc w:val="left"/>
+      <w:pPr>
+        <w:tabs>
+          <w:tab w:val="num" w:pos="4320"/>
+        </w:tabs>
+        <w:ind w:left="4320" w:hanging="360"/>
+      </w:pPr>
+      <w:rPr>
+        <w:rFonts w:ascii="Wingdings" w:hAnsi="Wingdings" w:hint="default"/>
+        <w:sz w:val="20"/>
+      </w:rPr>
+    </w:lvl>
+    <w:lvl w:ilvl="6" w:tentative="1">
+      <w:start w:val="1"/>
+      <w:numFmt w:val="bullet"/>
+      <w:lvlText w:val=""/>
+      <w:lvlJc w:val="left"/>
+      <w:pPr>
+        <w:tabs>
+          <w:tab w:val="num" w:pos="5040"/>
+        </w:tabs>
+        <w:ind w:left="5040" w:hanging="360"/>
+      </w:pPr>
+      <w:rPr>
+        <w:rFonts w:ascii="Wingdings" w:hAnsi="Wingdings" w:hint="default"/>
+        <w:sz w:val="20"/>
+      </w:rPr>
+    </w:lvl>
+    <w:lvl w:ilvl="7" w:tentative="1">
+      <w:start w:val="1"/>
+      <w:numFmt w:val="bullet"/>
+      <w:lvlText w:val=""/>
+      <w:lvlJc w:val="left"/>
+      <w:pPr>
+        <w:tabs>
+          <w:tab w:val="num" w:pos="5760"/>
+        </w:tabs>
+        <w:ind w:left="5760" w:hanging="360"/>
+      </w:pPr>
+      <w:rPr>
+        <w:rFonts w:ascii="Wingdings" w:hAnsi="Wingdings" w:hint="default"/>
+        <w:sz w:val="20"/>
+      </w:rPr>
+    </w:lvl>
+    <w:lvl w:ilvl="8" w:tentative="1">
+      <w:start w:val="1"/>
+      <w:numFmt w:val="bullet"/>
+      <w:lvlText w:val=""/>
+      <w:lvlJc w:val="left"/>
+      <w:pPr>
+        <w:tabs>
+          <w:tab w:val="num" w:pos="6480"/>
+        </w:tabs>
+        <w:ind w:left="6480" w:hanging="360"/>
+      </w:pPr>
+      <w:rPr>
+        <w:rFonts w:ascii="Wingdings" w:hAnsi="Wingdings" w:hint="default"/>
+        <w:sz w:val="20"/>
+      </w:rPr>
+    </w:lvl>
+  </w:abstractNum>
+  <w:abstractNum w:abstractNumId="11" w15:restartNumberingAfterBreak="0">
+    <w:nsid w:val="69134C47"/>
+    <w:multiLevelType w:val="multilevel"/>
+    <w:tmpl w:val="1A42D8A2"/>
+    <w:lvl w:ilvl="0">
+      <w:start w:val="1"/>
+      <w:numFmt w:val="bullet"/>
+      <w:lvlText w:val=""/>
+      <w:lvlJc w:val="left"/>
+      <w:pPr>
+        <w:tabs>
+          <w:tab w:val="num" w:pos="720"/>
+        </w:tabs>
+        <w:ind w:left="720" w:hanging="360"/>
+      </w:pPr>
+      <w:rPr>
+        <w:rFonts w:ascii="Symbol" w:hAnsi="Symbol" w:hint="default"/>
+        <w:sz w:val="20"/>
+      </w:rPr>
+    </w:lvl>
+    <w:lvl w:ilvl="1" w:tentative="1">
+      <w:start w:val="1"/>
+      <w:numFmt w:val="bullet"/>
+      <w:lvlText w:val="o"/>
+      <w:lvlJc w:val="left"/>
+      <w:pPr>
+        <w:tabs>
+          <w:tab w:val="num" w:pos="1440"/>
+        </w:tabs>
+        <w:ind w:left="1440" w:hanging="360"/>
+      </w:pPr>
+      <w:rPr>
+        <w:rFonts w:ascii="Courier New" w:hAnsi="Courier New" w:hint="default"/>
+        <w:sz w:val="20"/>
+      </w:rPr>
+    </w:lvl>
+    <w:lvl w:ilvl="2" w:tentative="1">
+      <w:start w:val="1"/>
+      <w:numFmt w:val="bullet"/>
+      <w:lvlText w:val=""/>
+      <w:lvlJc w:val="left"/>
+      <w:pPr>
+        <w:tabs>
+          <w:tab w:val="num" w:pos="2160"/>
+        </w:tabs>
+        <w:ind w:left="2160" w:hanging="360"/>
+      </w:pPr>
+      <w:rPr>
+        <w:rFonts w:ascii="Wingdings" w:hAnsi="Wingdings" w:hint="default"/>
+        <w:sz w:val="20"/>
+      </w:rPr>
+    </w:lvl>
+    <w:lvl w:ilvl="3" w:tentative="1">
+      <w:start w:val="1"/>
+      <w:numFmt w:val="bullet"/>
+      <w:lvlText w:val=""/>
+      <w:lvlJc w:val="left"/>
+      <w:pPr>
+        <w:tabs>
+          <w:tab w:val="num" w:pos="2880"/>
+        </w:tabs>
+        <w:ind w:left="2880" w:hanging="360"/>
+      </w:pPr>
+      <w:rPr>
+        <w:rFonts w:ascii="Wingdings" w:hAnsi="Wingdings" w:hint="default"/>
+        <w:sz w:val="20"/>
+      </w:rPr>
+    </w:lvl>
+    <w:lvl w:ilvl="4" w:tentative="1">
+      <w:start w:val="1"/>
+      <w:numFmt w:val="bullet"/>
+      <w:lvlText w:val=""/>
+      <w:lvlJc w:val="left"/>
+      <w:pPr>
+        <w:tabs>
+          <w:tab w:val="num" w:pos="3600"/>
+        </w:tabs>
+        <w:ind w:left="3600" w:hanging="360"/>
+      </w:pPr>
+      <w:rPr>
+        <w:rFonts w:ascii="Wingdings" w:hAnsi="Wingdings" w:hint="default"/>
+        <w:sz w:val="20"/>
+      </w:rPr>
+    </w:lvl>
+    <w:lvl w:ilvl="5" w:tentative="1">
+      <w:start w:val="1"/>
+      <w:numFmt w:val="bullet"/>
+      <w:lvlText w:val=""/>
+      <w:lvlJc w:val="left"/>
+      <w:pPr>
+        <w:tabs>
+          <w:tab w:val="num" w:pos="4320"/>
+        </w:tabs>
+        <w:ind w:left="4320" w:hanging="360"/>
+      </w:pPr>
+      <w:rPr>
+        <w:rFonts w:ascii="Wingdings" w:hAnsi="Wingdings" w:hint="default"/>
+        <w:sz w:val="20"/>
+      </w:rPr>
+    </w:lvl>
+    <w:lvl w:ilvl="6" w:tentative="1">
+      <w:start w:val="1"/>
+      <w:numFmt w:val="bullet"/>
+      <w:lvlText w:val=""/>
+      <w:lvlJc w:val="left"/>
+      <w:pPr>
+        <w:tabs>
+          <w:tab w:val="num" w:pos="5040"/>
+        </w:tabs>
+        <w:ind w:left="5040" w:hanging="360"/>
+      </w:pPr>
+      <w:rPr>
+        <w:rFonts w:ascii="Wingdings" w:hAnsi="Wingdings" w:hint="default"/>
+        <w:sz w:val="20"/>
+      </w:rPr>
+    </w:lvl>
+    <w:lvl w:ilvl="7" w:tentative="1">
+      <w:start w:val="1"/>
+      <w:numFmt w:val="bullet"/>
+      <w:lvlText w:val=""/>
+      <w:lvlJc w:val="left"/>
+      <w:pPr>
+        <w:tabs>
+          <w:tab w:val="num" w:pos="5760"/>
+        </w:tabs>
+        <w:ind w:left="5760" w:hanging="360"/>
+      </w:pPr>
+      <w:rPr>
+        <w:rFonts w:ascii="Wingdings" w:hAnsi="Wingdings" w:hint="default"/>
+        <w:sz w:val="20"/>
+      </w:rPr>
+    </w:lvl>
+    <w:lvl w:ilvl="8" w:tentative="1">
+      <w:start w:val="1"/>
+      <w:numFmt w:val="bullet"/>
+      <w:lvlText w:val=""/>
+      <w:lvlJc w:val="left"/>
+      <w:pPr>
+        <w:tabs>
+          <w:tab w:val="num" w:pos="6480"/>
+        </w:tabs>
+        <w:ind w:left="6480" w:hanging="360"/>
+      </w:pPr>
+      <w:rPr>
+        <w:rFonts w:ascii="Wingdings" w:hAnsi="Wingdings" w:hint="default"/>
+        <w:sz w:val="20"/>
+      </w:rPr>
+    </w:lvl>
+  </w:abstractNum>
+  <w:abstractNum w:abstractNumId="12" w15:restartNumberingAfterBreak="0">
+    <w:nsid w:val="70CE6E4F"/>
+    <w:multiLevelType w:val="multilevel"/>
+    <w:tmpl w:val="272AF7AC"/>
+    <w:lvl w:ilvl="0">
+      <w:start w:val="1"/>
+      <w:numFmt w:val="bullet"/>
+      <w:lvlText w:val=""/>
+      <w:lvlJc w:val="left"/>
+      <w:pPr>
+        <w:tabs>
+          <w:tab w:val="num" w:pos="720"/>
+        </w:tabs>
+        <w:ind w:left="720" w:hanging="360"/>
+      </w:pPr>
+      <w:rPr>
+        <w:rFonts w:ascii="Symbol" w:hAnsi="Symbol" w:hint="default"/>
+        <w:sz w:val="20"/>
+      </w:rPr>
+    </w:lvl>
+    <w:lvl w:ilvl="1" w:tentative="1">
+      <w:start w:val="1"/>
+      <w:numFmt w:val="bullet"/>
+      <w:lvlText w:val="o"/>
+      <w:lvlJc w:val="left"/>
+      <w:pPr>
+        <w:tabs>
+          <w:tab w:val="num" w:pos="1440"/>
+        </w:tabs>
+        <w:ind w:left="1440" w:hanging="360"/>
+      </w:pPr>
+      <w:rPr>
+        <w:rFonts w:ascii="Courier New" w:hAnsi="Courier New" w:hint="default"/>
+        <w:sz w:val="20"/>
+      </w:rPr>
+    </w:lvl>
+    <w:lvl w:ilvl="2" w:tentative="1">
+      <w:start w:val="1"/>
+      <w:numFmt w:val="bullet"/>
+      <w:lvlText w:val=""/>
+      <w:lvlJc w:val="left"/>
+      <w:pPr>
+        <w:tabs>
+          <w:tab w:val="num" w:pos="2160"/>
+        </w:tabs>
+        <w:ind w:left="2160" w:hanging="360"/>
+      </w:pPr>
+      <w:rPr>
+        <w:rFonts w:ascii="Wingdings" w:hAnsi="Wingdings" w:hint="default"/>
+        <w:sz w:val="20"/>
+      </w:rPr>
+    </w:lvl>
+    <w:lvl w:ilvl="3" w:tentative="1">
+      <w:start w:val="1"/>
+      <w:numFmt w:val="bullet"/>
+      <w:lvlText w:val=""/>
+      <w:lvlJc w:val="left"/>
+      <w:pPr>
+        <w:tabs>
+          <w:tab w:val="num" w:pos="2880"/>
+        </w:tabs>
+        <w:ind w:left="2880" w:hanging="360"/>
+      </w:pPr>
+      <w:rPr>
+        <w:rFonts w:ascii="Wingdings" w:hAnsi="Wingdings" w:hint="default"/>
+        <w:sz w:val="20"/>
+      </w:rPr>
+    </w:lvl>
+    <w:lvl w:ilvl="4" w:tentative="1">
+      <w:start w:val="1"/>
+      <w:numFmt w:val="bullet"/>
+      <w:lvlText w:val=""/>
+      <w:lvlJc w:val="left"/>
+      <w:pPr>
+        <w:tabs>
+          <w:tab w:val="num" w:pos="3600"/>
+        </w:tabs>
+        <w:ind w:left="3600" w:hanging="360"/>
+      </w:pPr>
+      <w:rPr>
+        <w:rFonts w:ascii="Wingdings" w:hAnsi="Wingdings" w:hint="default"/>
+        <w:sz w:val="20"/>
+      </w:rPr>
+    </w:lvl>
+    <w:lvl w:ilvl="5" w:tentative="1">
+      <w:start w:val="1"/>
+      <w:numFmt w:val="bullet"/>
+      <w:lvlText w:val=""/>
+      <w:lvlJc w:val="left"/>
+      <w:pPr>
+        <w:tabs>
+          <w:tab w:val="num" w:pos="4320"/>
+        </w:tabs>
+        <w:ind w:left="4320" w:hanging="360"/>
+      </w:pPr>
+      <w:rPr>
+        <w:rFonts w:ascii="Wingdings" w:hAnsi="Wingdings" w:hint="default"/>
+        <w:sz w:val="20"/>
+      </w:rPr>
+    </w:lvl>
+    <w:lvl w:ilvl="6" w:tentative="1">
+      <w:start w:val="1"/>
+      <w:numFmt w:val="bullet"/>
+      <w:lvlText w:val=""/>
+      <w:lvlJc w:val="left"/>
+      <w:pPr>
+        <w:tabs>
+          <w:tab w:val="num" w:pos="5040"/>
+        </w:tabs>
+        <w:ind w:left="5040" w:hanging="360"/>
+      </w:pPr>
+      <w:rPr>
+        <w:rFonts w:ascii="Wingdings" w:hAnsi="Wingdings" w:hint="default"/>
+        <w:sz w:val="20"/>
+      </w:rPr>
+    </w:lvl>
+    <w:lvl w:ilvl="7" w:tentative="1">
+      <w:start w:val="1"/>
+      <w:numFmt w:val="bullet"/>
+      <w:lvlText w:val=""/>
+      <w:lvlJc w:val="left"/>
+      <w:pPr>
+        <w:tabs>
+          <w:tab w:val="num" w:pos="5760"/>
+        </w:tabs>
+        <w:ind w:left="5760" w:hanging="360"/>
+      </w:pPr>
+      <w:rPr>
+        <w:rFonts w:ascii="Wingdings" w:hAnsi="Wingdings" w:hint="default"/>
+        <w:sz w:val="20"/>
+      </w:rPr>
+    </w:lvl>
+    <w:lvl w:ilvl="8" w:tentative="1">
+      <w:start w:val="1"/>
+      <w:numFmt w:val="bullet"/>
+      <w:lvlText w:val=""/>
+      <w:lvlJc w:val="left"/>
+      <w:pPr>
+        <w:tabs>
+          <w:tab w:val="num" w:pos="6480"/>
+        </w:tabs>
+        <w:ind w:left="6480" w:hanging="360"/>
+      </w:pPr>
+      <w:rPr>
+        <w:rFonts w:ascii="Wingdings" w:hAnsi="Wingdings" w:hint="default"/>
+        <w:sz w:val="20"/>
+      </w:rPr>
+    </w:lvl>
+  </w:abstractNum>
+  <w:abstractNum w:abstractNumId="13" w15:restartNumberingAfterBreak="0">
+    <w:nsid w:val="7E886DEE"/>
+    <w:multiLevelType w:val="multilevel"/>
+    <w:tmpl w:val="3FD0A04A"/>
+    <w:lvl w:ilvl="0">
+      <w:start w:val="1"/>
+      <w:numFmt w:val="bullet"/>
+      <w:lvlText w:val=""/>
+      <w:lvlJc w:val="left"/>
+      <w:pPr>
+        <w:tabs>
+          <w:tab w:val="num" w:pos="720"/>
+        </w:tabs>
+        <w:ind w:left="720" w:hanging="360"/>
+      </w:pPr>
+      <w:rPr>
+        <w:rFonts w:ascii="Symbol" w:hAnsi="Symbol" w:hint="default"/>
+        <w:sz w:val="20"/>
+      </w:rPr>
+    </w:lvl>
+    <w:lvl w:ilvl="1" w:tentative="1">
+      <w:start w:val="1"/>
+      <w:numFmt w:val="bullet"/>
+      <w:lvlText w:val="o"/>
+      <w:lvlJc w:val="left"/>
+      <w:pPr>
+        <w:tabs>
+          <w:tab w:val="num" w:pos="1440"/>
+        </w:tabs>
+        <w:ind w:left="1440" w:hanging="360"/>
+      </w:pPr>
+      <w:rPr>
+        <w:rFonts w:ascii="Courier New" w:hAnsi="Courier New" w:hint="default"/>
+        <w:sz w:val="20"/>
+      </w:rPr>
+    </w:lvl>
+    <w:lvl w:ilvl="2" w:tentative="1">
+      <w:start w:val="1"/>
+      <w:numFmt w:val="bullet"/>
+      <w:lvlText w:val=""/>
+      <w:lvlJc w:val="left"/>
+      <w:pPr>
+        <w:tabs>
+          <w:tab w:val="num" w:pos="2160"/>
+        </w:tabs>
+        <w:ind w:left="2160" w:hanging="360"/>
+      </w:pPr>
+      <w:rPr>
+        <w:rFonts w:ascii="Wingdings" w:hAnsi="Wingdings" w:hint="default"/>
+        <w:sz w:val="20"/>
+      </w:rPr>
+    </w:lvl>
+    <w:lvl w:ilvl="3" w:tentative="1">
+      <w:start w:val="1"/>
+      <w:numFmt w:val="bullet"/>
+      <w:lvlText w:val=""/>
+      <w:lvlJc w:val="left"/>
+      <w:pPr>
+        <w:tabs>
+          <w:tab w:val="num" w:pos="2880"/>
+        </w:tabs>
+        <w:ind w:left="2880" w:hanging="360"/>
+      </w:pPr>
+      <w:rPr>
+        <w:rFonts w:ascii="Wingdings" w:hAnsi="Wingdings" w:hint="default"/>
+        <w:sz w:val="20"/>
+      </w:rPr>
+    </w:lvl>
+    <w:lvl w:ilvl="4" w:tentative="1">
+      <w:start w:val="1"/>
+      <w:numFmt w:val="bullet"/>
+      <w:lvlText w:val=""/>
+      <w:lvlJc w:val="left"/>
+      <w:pPr>
+        <w:tabs>
+          <w:tab w:val="num" w:pos="3600"/>
+        </w:tabs>
+        <w:ind w:left="3600" w:hanging="360"/>
+      </w:pPr>
+      <w:rPr>
+        <w:rFonts w:ascii="Wingdings" w:hAnsi="Wingdings" w:hint="default"/>
+        <w:sz w:val="20"/>
+      </w:rPr>
+    </w:lvl>
+    <w:lvl w:ilvl="5" w:tentative="1">
+      <w:start w:val="1"/>
+      <w:numFmt w:val="bullet"/>
+      <w:lvlText w:val=""/>
+      <w:lvlJc w:val="left"/>
+      <w:pPr>
+        <w:tabs>
+          <w:tab w:val="num" w:pos="4320"/>
+        </w:tabs>
+        <w:ind w:left="4320" w:hanging="360"/>
+      </w:pPr>
+      <w:rPr>
+        <w:rFonts w:ascii="Wingdings" w:hAnsi="Wingdings" w:hint="default"/>
+        <w:sz w:val="20"/>
+      </w:rPr>
+    </w:lvl>
+    <w:lvl w:ilvl="6" w:tentative="1">
+      <w:start w:val="1"/>
+      <w:numFmt w:val="bullet"/>
+      <w:lvlText w:val=""/>
+      <w:lvlJc w:val="left"/>
+      <w:pPr>
+        <w:tabs>
+          <w:tab w:val="num" w:pos="5040"/>
+        </w:tabs>
+        <w:ind w:left="5040" w:hanging="360"/>
+      </w:pPr>
+      <w:rPr>
+        <w:rFonts w:ascii="Wingdings" w:hAnsi="Wingdings" w:hint="default"/>
+        <w:sz w:val="20"/>
+      </w:rPr>
+    </w:lvl>
+    <w:lvl w:ilvl="7" w:tentative="1">
+      <w:start w:val="1"/>
+      <w:numFmt w:val="bullet"/>
+      <w:lvlText w:val=""/>
+      <w:lvlJc w:val="left"/>
+      <w:pPr>
+        <w:tabs>
+          <w:tab w:val="num" w:pos="5760"/>
+        </w:tabs>
+        <w:ind w:left="5760" w:hanging="360"/>
+      </w:pPr>
+      <w:rPr>
+        <w:rFonts w:ascii="Wingdings" w:hAnsi="Wingdings" w:hint="default"/>
+        <w:sz w:val="20"/>
+      </w:rPr>
+    </w:lvl>
+    <w:lvl w:ilvl="8" w:tentative="1">
+      <w:start w:val="1"/>
+      <w:numFmt w:val="bullet"/>
+      <w:lvlText w:val=""/>
+      <w:lvlJc w:val="left"/>
+      <w:pPr>
+        <w:tabs>
+          <w:tab w:val="num" w:pos="6480"/>
+        </w:tabs>
+        <w:ind w:left="6480" w:hanging="360"/>
+      </w:pPr>
+      <w:rPr>
+        <w:rFonts w:ascii="Wingdings" w:hAnsi="Wingdings" w:hint="default"/>
+        <w:sz w:val="20"/>
+      </w:rPr>
+    </w:lvl>
+  </w:abstractNum>
+  <w:num w:numId="1" w16cid:durableId="1094934614">
+    <w:abstractNumId w:val="8"/>
+  </w:num>
+  <w:num w:numId="2" w16cid:durableId="1994024195">
+    <w:abstractNumId w:val="5"/>
+  </w:num>
+  <w:num w:numId="3" w16cid:durableId="1341741001">
+    <w:abstractNumId w:val="13"/>
+  </w:num>
+  <w:num w:numId="4" w16cid:durableId="404962632">
+    <w:abstractNumId w:val="1"/>
+  </w:num>
+  <w:num w:numId="5" w16cid:durableId="613512712">
+    <w:abstractNumId w:val="9"/>
+  </w:num>
+  <w:num w:numId="6" w16cid:durableId="729766483">
+    <w:abstractNumId w:val="11"/>
+  </w:num>
+  <w:num w:numId="7" w16cid:durableId="1075008597">
+    <w:abstractNumId w:val="10"/>
+  </w:num>
+  <w:num w:numId="8" w16cid:durableId="876434547">
+    <w:abstractNumId w:val="2"/>
+  </w:num>
+  <w:num w:numId="9" w16cid:durableId="1137185285">
+    <w:abstractNumId w:val="0"/>
+  </w:num>
+  <w:num w:numId="10" w16cid:durableId="374238041">
+    <w:abstractNumId w:val="12"/>
+  </w:num>
+  <w:num w:numId="11" w16cid:durableId="893199396">
+    <w:abstractNumId w:val="7"/>
+  </w:num>
+  <w:num w:numId="12" w16cid:durableId="1220632422">
+    <w:abstractNumId w:val="6"/>
+  </w:num>
+  <w:num w:numId="13" w16cid:durableId="571354038">
+    <w:abstractNumId w:val="3"/>
+  </w:num>
+  <w:num w:numId="14" w16cid:durableId="1898710794">
+    <w:abstractNumId w:val="4"/>
+  </w:num>
+</w:numbering>
 </file>
 
 <file path=word/styles.xml><?xml version="1.0" encoding="utf-8"?>
@@ -2579,7 +7642,7 @@
   <w:style w:type="paragraph" w:default="1" w:styleId="Normal">
     <w:name w:val="Normal"/>
     <w:qFormat/>
-    <w:rsid w:val="0038518E"/>
+    <w:rsid w:val="00B074D9"/>
   </w:style>
   <w:style w:type="paragraph" w:styleId="Heading1">
     <w:name w:val="heading 1"/>
@@ -2630,7 +7693,6 @@
     <w:next w:val="Normal"/>
     <w:link w:val="Heading3Char"/>
     <w:uiPriority w:val="9"/>
-    <w:semiHidden/>
     <w:unhideWhenUsed/>
     <w:qFormat/>
     <w:rsid w:val="001E05E2"/>
@@ -2836,7 +7898,6 @@
     <w:basedOn w:val="DefaultParagraphFont"/>
     <w:link w:val="Heading3"/>
     <w:uiPriority w:val="9"/>
-    <w:semiHidden/>
     <w:rsid w:val="001E05E2"/>
     <w:rPr>
       <w:rFonts w:eastAsiaTheme="majorEastAsia" w:cstheme="majorBidi"/>
